--- a/26-27-1科研方法概论/2351610105方泽宇.docx
+++ b/26-27-1科研方法概论/2351610105方泽宇.docx
@@ -1316,6 +1316,7 @@
         </w:rPr>
         <w:t>条款，最终导致了</w:t>
       </w:r>
+      <w:proofErr w:type="spellStart"/>
       <w:r>
         <w:rPr>
           <w:rFonts w:hint="eastAsia"/>
@@ -1323,6 +1324,7 @@
         </w:rPr>
         <w:t>sk</w:t>
       </w:r>
+      <w:proofErr w:type="spellEnd"/>
       <w:r>
         <w:rPr>
           <w:rFonts w:hint="eastAsia"/>
@@ -1439,6 +1441,7 @@
           <w:numId w:val="10"/>
         </w:numPr>
         <w:rPr>
+          <w:rFonts w:hint="eastAsia"/>
           <w:lang w:val="en-US"/>
         </w:rPr>
       </w:pPr>
@@ -1455,6 +1458,41 @@
           <w:lang w:val="en-US"/>
         </w:rPr>
         <w:t>起来</w:t>
+      </w:r>
+      <w:r>
+        <w:rPr>
+          <w:rFonts w:hint="eastAsia"/>
+          <w:lang w:val="en-US"/>
+        </w:rPr>
+        <w:t>。</w:t>
+      </w:r>
+      <w:r>
+        <w:rPr>
+          <w:rFonts w:hint="eastAsia"/>
+          <w:lang w:val="en-US"/>
+        </w:rPr>
+        <w:t>本科生的主要任务是学习课也只是，在课业知识不全棉的情况下我们</w:t>
+      </w:r>
+      <w:r>
+        <w:rPr>
+          <w:rFonts w:hint="eastAsia"/>
+          <w:lang w:val="en-US"/>
+        </w:rPr>
+        <w:t>只能在老师的带领下完成数据收集、基本程序的编写和简单的实验操作，进行文献整理，打好基础，而不是独立的去完成科研项目</w:t>
+      </w:r>
+      <w:r>
+        <w:rPr>
+          <w:rFonts w:hint="eastAsia"/>
+          <w:lang w:val="en-US"/>
+        </w:rPr>
+        <w:t>。在这个阶段最重要的一件事是</w:t>
+      </w:r>
+      <w:r>
+        <w:rPr>
+          <w:rFonts w:hint="eastAsia"/>
+          <w:lang w:val="en-US"/>
+        </w:rPr>
+        <w:t>打好基础和培养对科研的兴趣，培养发现问题的能力</w:t>
       </w:r>
       <w:r>
         <w:rPr>
@@ -1472,10 +1510,161 @@
           <w:numId w:val="10"/>
         </w:numPr>
         <w:rPr>
-          <w:rFonts w:hint="eastAsia"/>
-          <w:lang w:val="en-US"/>
-        </w:rPr>
-      </w:pPr>
+          <w:lang w:val="en-US"/>
+        </w:rPr>
+      </w:pPr>
+      <w:r>
+        <w:rPr>
+          <w:rFonts w:hint="eastAsia"/>
+          <w:lang w:val="en-US"/>
+        </w:rPr>
+        <w:t>硕士生的科研会</w:t>
+      </w:r>
+      <w:r>
+        <w:rPr>
+          <w:rFonts w:hint="eastAsia"/>
+          <w:lang w:val="en-US"/>
+        </w:rPr>
+        <w:t>比本科生更上一个台阶，在有基本的基础知识的情况下，硕士生可以进行系统性的科研工作，具有一定的独立的研究能力。</w:t>
+      </w:r>
+      <w:r>
+        <w:rPr>
+          <w:rFonts w:hint="eastAsia"/>
+          <w:lang w:val="en-US"/>
+        </w:rPr>
+        <w:t>硕士生往往有更加</w:t>
+      </w:r>
+      <w:r>
+        <w:rPr>
+          <w:rFonts w:hint="eastAsia"/>
+          <w:lang w:val="en-US"/>
+        </w:rPr>
+        <w:t>优秀的科研能力，有明确的研究方向，阅读了大量的文献对比了国内外的研究现状，然后提出可能改进的</w:t>
+      </w:r>
+      <w:r>
+        <w:rPr>
+          <w:rFonts w:hint="eastAsia"/>
+          <w:lang w:val="en-US"/>
+        </w:rPr>
+        <w:t>点，选择合适的研究方法，开展实现并提供分析</w:t>
+      </w:r>
+      <w:r>
+        <w:rPr>
+          <w:rFonts w:hint="eastAsia"/>
+          <w:lang w:val="en-US"/>
+        </w:rPr>
+        <w:t>结果。</w:t>
+      </w:r>
+    </w:p>
+    <w:p>
+      <w:pPr>
+        <w:pStyle w:val="ListParagraph"/>
+        <w:numPr>
+          <w:ilvl w:val="0"/>
+          <w:numId w:val="10"/>
+        </w:numPr>
+        <w:rPr>
+          <w:lang w:val="en-US"/>
+        </w:rPr>
+      </w:pPr>
+      <w:r>
+        <w:rPr>
+          <w:rFonts w:hint="eastAsia"/>
+          <w:lang w:val="en-US"/>
+        </w:rPr>
+        <w:t>博士研究生拥有更加有优秀的原创能力和科研能力。</w:t>
+      </w:r>
+      <w:r>
+        <w:rPr>
+          <w:rFonts w:hint="eastAsia"/>
+          <w:lang w:val="en-US"/>
+        </w:rPr>
+        <w:t>能够独立自主地解决问题，</w:t>
+      </w:r>
+      <w:r>
+        <w:rPr>
+          <w:rFonts w:hint="eastAsia"/>
+          <w:lang w:val="en-US"/>
+        </w:rPr>
+        <w:t>提出创新性的理论，完成创新性的实验</w:t>
+      </w:r>
+      <w:r>
+        <w:rPr>
+          <w:rFonts w:hint="eastAsia"/>
+          <w:lang w:val="en-US"/>
+        </w:rPr>
+        <w:t>。博士研究需要在</w:t>
+      </w:r>
+      <w:r>
+        <w:rPr>
+          <w:rFonts w:hint="eastAsia"/>
+          <w:lang w:val="en-US"/>
+        </w:rPr>
+        <w:t>一个</w:t>
+      </w:r>
+      <w:r>
+        <w:rPr>
+          <w:rFonts w:hint="eastAsia"/>
+          <w:lang w:val="en-US"/>
+        </w:rPr>
+        <w:t>非常小的细分的领域，</w:t>
+      </w:r>
+      <w:r>
+        <w:rPr>
+          <w:rFonts w:hint="eastAsia"/>
+          <w:lang w:val="en-US"/>
+        </w:rPr>
+        <w:t>进行深入的研究</w:t>
+      </w:r>
+      <w:r>
+        <w:rPr>
+          <w:rFonts w:hint="eastAsia"/>
+          <w:lang w:val="en-US"/>
+        </w:rPr>
+        <w:t>。</w:t>
+      </w:r>
+      <w:r>
+        <w:rPr>
+          <w:rFonts w:hint="eastAsia"/>
+          <w:lang w:val="en-US"/>
+        </w:rPr>
+        <w:t>这个时间是很长期性的，</w:t>
+      </w:r>
+      <w:r>
+        <w:rPr>
+          <w:rFonts w:hint="eastAsia"/>
+          <w:lang w:val="en-US"/>
+        </w:rPr>
+        <w:t>所做出的成果</w:t>
+      </w:r>
+      <w:r>
+        <w:rPr>
+          <w:rFonts w:hint="eastAsia"/>
+          <w:lang w:val="en-US"/>
+        </w:rPr>
+        <w:t>也是具有深远的影响力的。</w:t>
+      </w:r>
+    </w:p>
+    <w:p>
+      <w:pPr>
+        <w:pStyle w:val="ListParagraph"/>
+        <w:numPr>
+          <w:ilvl w:val="0"/>
+          <w:numId w:val="10"/>
+        </w:numPr>
+        <w:rPr>
+          <w:rFonts w:hint="eastAsia"/>
+          <w:lang w:val="en-US"/>
+        </w:rPr>
+      </w:pPr>
+      <w:r>
+        <w:rPr>
+          <w:rFonts w:hint="eastAsia"/>
+          <w:lang w:val="en-US"/>
+        </w:rPr>
+        <w:lastRenderedPageBreak/>
+        <w:t>综上所述，学历层次与科研能力之间呈现出明显的递进关系。从本科生到硕士生再到博士研究生，随着学历的提升，总结能力、文献检索能力以及独立研究能力逐步增强。本科生阶段以打好基础、培养兴趣和发现问题的能力为主，在教师指导下进行文献整理和基础性科研训练；硕士生阶段则具备系统性科研能力和一定的独立性，能够在明确研究方向的基础上提出改进思路并开展研究；博士生阶段更强调原创性和独立解决问题的能力，要求在细分领域进行长期深入的探索，其成果往往具有深远影响。因此，不同学历阶段对应着不同层次和深度的科研训练，体现了科研能力从基础积累到独立创新、从广泛学习到深入钻研的逐步跃升。</w:t>
+      </w:r>
     </w:p>
     <w:p>
       <w:pPr>
@@ -1546,10 +1735,147 @@
     </w:p>
     <w:p>
       <w:pPr>
-        <w:rPr>
-          <w:lang w:val="en-US"/>
-        </w:rPr>
-      </w:pPr>
+        <w:pStyle w:val="ListParagraph"/>
+        <w:numPr>
+          <w:ilvl w:val="0"/>
+          <w:numId w:val="11"/>
+        </w:numPr>
+        <w:rPr>
+          <w:lang w:val="en-US"/>
+        </w:rPr>
+      </w:pPr>
+      <w:r>
+        <w:rPr>
+          <w:rFonts w:hint="eastAsia"/>
+          <w:lang w:val="en-US"/>
+        </w:rPr>
+        <w:t>题目：</w:t>
+      </w:r>
+      <w:r>
+        <w:rPr>
+          <w:rFonts w:hint="eastAsia"/>
+          <w:lang w:val="en-US"/>
+        </w:rPr>
+        <w:t>题目是论文给读者的第一印象，准确反映论文研究的主要内容。题目</w:t>
+      </w:r>
+      <w:r>
+        <w:rPr>
+          <w:rFonts w:hint="eastAsia"/>
+          <w:lang w:val="en-US"/>
+        </w:rPr>
+        <w:t>不能</w:t>
+      </w:r>
+      <w:r>
+        <w:rPr>
+          <w:rFonts w:hint="eastAsia"/>
+          <w:lang w:val="en-US"/>
+        </w:rPr>
+        <w:t>宽泛，也不能为了吸引眼球而使用与论文内容不符的表达。一个好的题目通常能够体现研究对象、研究方法或主要问题，使读者通过题目就能大致了解论文研究什么。</w:t>
+      </w:r>
+    </w:p>
+    <w:p>
+      <w:pPr>
+        <w:pStyle w:val="ListParagraph"/>
+        <w:numPr>
+          <w:ilvl w:val="0"/>
+          <w:numId w:val="11"/>
+        </w:numPr>
+        <w:rPr>
+          <w:lang w:val="en-US"/>
+        </w:rPr>
+      </w:pPr>
+      <w:r>
+        <w:rPr>
+          <w:rFonts w:hint="eastAsia"/>
+          <w:lang w:val="en-US"/>
+        </w:rPr>
+        <w:t>摘要：</w:t>
+      </w:r>
+      <w:r>
+        <w:rPr>
+          <w:rFonts w:hint="eastAsia"/>
+          <w:lang w:val="en-US"/>
+        </w:rPr>
+        <w:t>摘要是对整篇论文内容的概括，一般包括研究背景或问题、研究方法、主要结果和研究结论等内容。摘要应该具有独立性，即读者只看摘要也能够基本了解论文研究了什么、采用了什么方法以及取得了什么结果。摘要应尽量避免大量背景介绍和没有实际意义的套话，也不应加入正文中没有出现的重要结论。</w:t>
+      </w:r>
+    </w:p>
+    <w:p>
+      <w:pPr>
+        <w:pStyle w:val="ListParagraph"/>
+        <w:numPr>
+          <w:ilvl w:val="0"/>
+          <w:numId w:val="11"/>
+        </w:numPr>
+        <w:rPr>
+          <w:lang w:val="en-US"/>
+        </w:rPr>
+      </w:pPr>
+      <w:r>
+        <w:rPr>
+          <w:rFonts w:hint="eastAsia"/>
+          <w:lang w:val="en-US"/>
+        </w:rPr>
+        <w:t>引言：</w:t>
+      </w:r>
+      <w:r>
+        <w:rPr>
+          <w:rFonts w:hint="eastAsia"/>
+          <w:lang w:val="en-US"/>
+        </w:rPr>
+        <w:t>主要回答“为什么要开展这项研究”。引言首先可以介绍研究领域的背景和研究意义，然后提出当前研究中存在的问题，说明为什么这个问题值得研究，最后介绍本文的研究目标、主要方法以及论文的主要贡献。引言不能只是简单罗列背景知识，而应该逐渐把研究范围缩小到本文真正要解决的问题。</w:t>
+      </w:r>
+    </w:p>
+    <w:p>
+      <w:pPr>
+        <w:pStyle w:val="ListParagraph"/>
+        <w:numPr>
+          <w:ilvl w:val="0"/>
+          <w:numId w:val="11"/>
+        </w:numPr>
+        <w:rPr>
+          <w:lang w:val="en-US"/>
+        </w:rPr>
+      </w:pPr>
+      <w:r>
+        <w:rPr>
+          <w:rFonts w:hint="eastAsia"/>
+          <w:lang w:val="en-US"/>
+        </w:rPr>
+        <w:t>相关工作：</w:t>
+      </w:r>
+      <w:r>
+        <w:rPr>
+          <w:rFonts w:hint="eastAsia"/>
+          <w:lang w:val="en-US"/>
+        </w:rPr>
+        <w:t>主要介绍与本文研究内容有关的已有研究成果。撰写相关工作时不能简单地把大量论文逐篇罗列，而应该按照研究方法、研究方向或者发展过程进行分类和总结。通过比较不同研究工作的优点和不足，进一步说明现有研究还存在哪些问题，从而自然引出本文工作的必要性。因此，相关工作实际上承担着连接“已有研究”和“本文研究”的作用。</w:t>
+      </w:r>
+    </w:p>
+    <w:p>
+      <w:pPr>
+        <w:pStyle w:val="ListParagraph"/>
+        <w:numPr>
+          <w:ilvl w:val="0"/>
+          <w:numId w:val="11"/>
+        </w:numPr>
+        <w:rPr>
+          <w:lang w:val="en-US"/>
+        </w:rPr>
+      </w:pPr>
+      <w:r>
+        <w:rPr>
+          <w:rFonts w:hint="eastAsia"/>
+          <w:lang w:val="en-US"/>
+        </w:rPr>
+        <w:t>实验结果分析：</w:t>
+      </w:r>
+      <w:r>
+        <w:rPr>
+          <w:rFonts w:hint="eastAsia"/>
+          <w:lang w:val="en-US"/>
+        </w:rPr>
+        <w:t>主要用于验证提出的方法是否有效。首先应介绍实验环境、数据集、评价指标和实验设置，然后展示实验结果，并与基准方法或已有方法进行比较。不能只是给出一张数据表后直接说“实验结果很好”，而应该分析数据变化的原因，并说明实验结果能够证明什么。如果实验结果与预期不一致，也应该客观分析原因。</w:t>
+      </w:r>
     </w:p>
     <w:p>
       <w:pPr>
@@ -1589,31 +1915,2964 @@
           <w:rFonts w:hint="eastAsia"/>
           <w:lang w:val="en-US"/>
         </w:rPr>
+        <w:t>以计算机课程报告或自己撰写或发表的学术论文为例，按照学术论文的撰写要求对其进行排版重组，形成一篇规范的学术论文。（</w:t>
+      </w:r>
+      <w:r>
+        <w:rPr>
+          <w:rFonts w:hint="eastAsia"/>
+          <w:lang w:val="en-US"/>
+        </w:rPr>
+        <w:t>4</w:t>
+      </w:r>
+      <w:r>
+        <w:rPr>
+          <w:lang w:val="en-US"/>
+        </w:rPr>
+        <w:t>0</w:t>
+      </w:r>
+      <w:r>
+        <w:rPr>
+          <w:rFonts w:hint="eastAsia"/>
+          <w:lang w:val="en-US"/>
+        </w:rPr>
+        <w:t>分）</w:t>
+      </w:r>
+    </w:p>
+    <w:p>
+      <w:pPr>
+        <w:rPr>
+          <w:lang w:val="en-US"/>
+        </w:rPr>
+      </w:pPr>
+    </w:p>
+    <w:p>
+      <w:pPr>
+        <w:spacing w:line="360" w:lineRule="auto"/>
+        <w:rPr>
+          <w:rFonts w:hint="eastAsia"/>
+          <w:lang w:val="en-US"/>
+        </w:rPr>
+      </w:pPr>
+    </w:p>
+    <w:p>
+      <w:pPr>
+        <w:spacing w:line="360" w:lineRule="auto"/>
+        <w:jc w:val="center"/>
+        <w:rPr>
+          <w:rFonts w:ascii="Heiti TC Medium" w:eastAsia="Heiti TC Medium" w:hAnsi="Heiti TC Medium"/>
+          <w:bCs/>
+          <w:color w:val="000000" w:themeColor="text1"/>
+          <w:sz w:val="44"/>
+          <w:szCs w:val="44"/>
+        </w:rPr>
+      </w:pPr>
+      <w:r>
+        <w:rPr>
+          <w:rFonts w:ascii="Heiti TC Medium" w:eastAsia="Heiti TC Medium" w:hAnsi="Heiti TC Medium" w:hint="eastAsia"/>
+          <w:bCs/>
+          <w:color w:val="000000" w:themeColor="text1"/>
+          <w:sz w:val="44"/>
+          <w:szCs w:val="44"/>
+        </w:rPr>
+        <w:t>杨树基因组WRKY转录因子基因家族鉴定及其生物信息学分析</w:t>
+      </w:r>
+    </w:p>
+    <w:p>
+      <w:pPr>
+        <w:spacing w:line="360" w:lineRule="auto"/>
+        <w:jc w:val="center"/>
+        <w:rPr>
+          <w:rFonts w:hint="eastAsia"/>
+          <w:bCs/>
+          <w:sz w:val="40"/>
+          <w:szCs w:val="44"/>
+        </w:rPr>
+      </w:pPr>
+      <w:r>
+        <w:rPr>
+          <w:rFonts w:ascii="FangSong_GB2312" w:eastAsia="FangSong_GB2312" w:hAnsi="SimHei" w:hint="eastAsia"/>
+          <w:bCs/>
+          <w:color w:val="000000" w:themeColor="text1"/>
+          <w:sz w:val="24"/>
+        </w:rPr>
         <w:lastRenderedPageBreak/>
-        <w:t>以计算机课程报告或自己撰写或发表的学术论文为例，按照学术论文的撰写要求对其进行排版重组，形成一篇规范的学术论文。（</w:t>
-      </w:r>
-      <w:r>
-        <w:rPr>
-          <w:rFonts w:hint="eastAsia"/>
-          <w:lang w:val="en-US"/>
-        </w:rPr>
-        <w:t>4</w:t>
-      </w:r>
-      <w:r>
-        <w:rPr>
-          <w:lang w:val="en-US"/>
-        </w:rPr>
-        <w:t>0</w:t>
-      </w:r>
-      <w:r>
-        <w:rPr>
-          <w:rFonts w:hint="eastAsia"/>
-          <w:lang w:val="en-US"/>
-        </w:rPr>
-        <w:t>分）</w:t>
-      </w:r>
-    </w:p>
-    <w:p/>
+        <w:t>方泽宇 南京林业大学·2</w:t>
+      </w:r>
+      <w:r>
+        <w:rPr>
+          <w:rFonts w:ascii="FangSong_GB2312" w:eastAsia="FangSong_GB2312" w:hAnsi="SimHei"/>
+          <w:bCs/>
+          <w:color w:val="000000" w:themeColor="text1"/>
+          <w:sz w:val="24"/>
+        </w:rPr>
+        <w:t>10000</w:t>
+      </w:r>
+    </w:p>
+    <w:p>
+      <w:pPr>
+        <w:pStyle w:val="Heading2"/>
+        <w:spacing w:line="360" w:lineRule="auto"/>
+      </w:pPr>
+      <w:bookmarkStart w:id="0" w:name="_Toc231412723"/>
+      <w:r>
+        <w:rPr>
+          <w:rFonts w:hint="eastAsia"/>
+        </w:rPr>
+        <w:t>摘要</w:t>
+      </w:r>
+      <w:bookmarkEnd w:id="0"/>
+    </w:p>
+    <w:p>
+      <w:pPr>
+        <w:spacing w:line="360" w:lineRule="auto"/>
+        <w:ind w:firstLineChars="150" w:firstLine="330"/>
+        <w:rPr>
+          <w:rFonts w:ascii="Songti TC" w:eastAsia="Songti TC" w:hAnsi="Songti TC"/>
+        </w:rPr>
+      </w:pPr>
+      <w:r>
+        <w:rPr>
+          <w:rFonts w:ascii="Songti TC" w:eastAsia="Songti TC" w:hAnsi="Songti TC" w:hint="eastAsia"/>
+        </w:rPr>
+        <w:t>WRKY转录因子作为植物中最大的转录因子家族之一，在调控植物生长发育、激素信号转导及逆境胁迫响应中发挥着关键作用。本研究以毛果杨（Populus trichocarpa）为对象，利用生物信息学方法对其WRKY基因家族进行了全基因组鉴定与系统分析。通过BLAST同源搜索和HMMER结构域验证，共鉴定出149个PtrWRKY基因家族成员。理化性质分析表明，这些蛋白的氨基酸长度为186~731 aa，分子量为21~79 kDa，理论等电点介于5.71~9.51，且均表现为亲水性蛋白。MEME保守基序分析共识别出10个保守基序（Motif），所有成员均包含典型的WRKY结构域（含WRKYGQK七肽核心序列）。系统发育分析将这149个成员分为Group I、II和III三大类（含相应亚组），其分类体系与拟南芥高度一致。选择压力分析显示，代表性基因对的平均Ka/Ks比值为0.928（均小于1），表明该家族在进化过程中主要受到强烈的纯化选择作用，功能高度保守。本研究为深入解析杨树WRKY基因家族的进化机制及其在林木生长与抗逆中的生物学功能提供了理论依据。</w:t>
+      </w:r>
+    </w:p>
+    <w:p>
+      <w:pPr>
+        <w:spacing w:line="360" w:lineRule="auto"/>
+        <w:ind w:firstLineChars="150" w:firstLine="330"/>
+        <w:rPr>
+          <w:rFonts w:ascii="Songti TC" w:eastAsia="Songti TC" w:hAnsi="Songti TC"/>
+        </w:rPr>
+      </w:pPr>
+    </w:p>
+    <w:p>
+      <w:pPr>
+        <w:spacing w:line="360" w:lineRule="auto"/>
+        <w:ind w:firstLineChars="150" w:firstLine="330"/>
+        <w:rPr>
+          <w:rFonts w:ascii="Songti TC" w:eastAsia="Songti TC" w:hAnsi="Songti TC"/>
+        </w:rPr>
+      </w:pPr>
+      <w:r>
+        <w:rPr>
+          <w:rFonts w:ascii="Songti TC" w:eastAsia="Songti TC" w:hAnsi="Songti TC"/>
+        </w:rPr>
+        <w:t xml:space="preserve">Abstract: WRKY transcription factors constitute one of the largest families of gene regulators in plants, playing pivotal roles in growth, development, hormone signaling transduction, and stress responses. In this study, a genome-wide identification and systematic analysis of the WRKY gene family in poplar (Populus trichocarpa) were performed using bioinformatic approaches. A total of 149 PtrWRKY family members were identified through BLAST homologous alignment and HMMER domain verification. Physicochemical analysis revealed that the lengths of these WRKY proteins ranged from 186 to 731 amino acids, with molecular weights of 21–79 kDa and theoretical isoelectric points spanning 5.71 to 9.51, all exhibiting hydrophilic properties. MEME motif analysis identified 10 conserved motifs, and all members harbored the typical WRKY domain containing the heptapeptide core sequence WRKYGQK. Phylogenetic analysis clustered the 149 members into Group I, II, and III (including respective subgroups), consistent with the classification system of Arabidopsis thaliana. Selective pressure analysis showed that </w:t>
+      </w:r>
+      <w:r>
+        <w:rPr>
+          <w:rFonts w:ascii="Songti TC" w:eastAsia="Songti TC" w:hAnsi="Songti TC"/>
+        </w:rPr>
+        <w:lastRenderedPageBreak/>
+        <w:t>the average Ka/Ks ratio of representative gene pairs was 0.928 (all &lt; 1), indicating that this family has predominantly undergone strong purifying selection during evolution and remains highly conserved functionally. This study provides a theoretical foundation for further elucidating the evolutionary mechanisms and biological functions of the WRKY gene family in poplar.</w:t>
+      </w:r>
+    </w:p>
+    <w:p>
+      <w:pPr>
+        <w:spacing w:line="360" w:lineRule="auto"/>
+      </w:pPr>
+    </w:p>
+    <w:p>
+      <w:pPr>
+        <w:pStyle w:val="Heading2"/>
+        <w:numPr>
+          <w:ilvl w:val="0"/>
+          <w:numId w:val="12"/>
+        </w:numPr>
+        <w:spacing w:line="360" w:lineRule="auto"/>
+        <w:ind w:left="440" w:hanging="440"/>
+      </w:pPr>
+      <w:bookmarkStart w:id="1" w:name="_Toc231412724"/>
+      <w:r>
+        <w:rPr>
+          <w:rFonts w:hint="eastAsia"/>
+        </w:rPr>
+        <w:t>关键词、</w:t>
+      </w:r>
+      <w:bookmarkEnd w:id="1"/>
+    </w:p>
+    <w:p>
+      <w:pPr>
+        <w:spacing w:line="360" w:lineRule="auto"/>
+        <w:ind w:firstLineChars="150" w:firstLine="330"/>
+        <w:rPr>
+          <w:rFonts w:ascii="Songti TC" w:eastAsia="Songti TC" w:hAnsi="Songti TC"/>
+        </w:rPr>
+      </w:pPr>
+      <w:r>
+        <w:rPr>
+          <w:rFonts w:ascii="Songti TC" w:eastAsia="Songti TC" w:hAnsi="Songti TC" w:hint="eastAsia"/>
+        </w:rPr>
+        <w:t>杨树；WRKY转录因子；基因家族鉴定；系统发育分析；选择压力分析</w:t>
+      </w:r>
+    </w:p>
+    <w:p>
+      <w:pPr>
+        <w:spacing w:line="360" w:lineRule="auto"/>
+        <w:ind w:firstLineChars="150" w:firstLine="330"/>
+        <w:rPr>
+          <w:rFonts w:ascii="Songti TC" w:eastAsia="Songti TC" w:hAnsi="Songti TC"/>
+        </w:rPr>
+      </w:pPr>
+      <w:r>
+        <w:rPr>
+          <w:rFonts w:ascii="Songti TC" w:eastAsia="Songti TC" w:hAnsi="Songti TC"/>
+        </w:rPr>
+        <w:t>Keywords: poplar (Populus trichocarpa); WRKY transcription factors; genome-wide identification; phylogenetic analysis; selective pressure analysis</w:t>
+      </w:r>
+    </w:p>
+    <w:p>
+      <w:pPr>
+        <w:spacing w:line="360" w:lineRule="auto"/>
+      </w:pPr>
+    </w:p>
+    <w:p>
+      <w:pPr>
+        <w:pStyle w:val="Heading2"/>
+        <w:numPr>
+          <w:ilvl w:val="0"/>
+          <w:numId w:val="12"/>
+        </w:numPr>
+        <w:spacing w:line="360" w:lineRule="auto"/>
+        <w:ind w:left="440" w:hanging="440"/>
+      </w:pPr>
+      <w:bookmarkStart w:id="2" w:name="_Toc231412725"/>
+      <w:r>
+        <w:rPr>
+          <w:rFonts w:hint="eastAsia"/>
+        </w:rPr>
+        <w:t>研究背景</w:t>
+      </w:r>
+      <w:bookmarkEnd w:id="2"/>
+    </w:p>
+    <w:p>
+      <w:pPr>
+        <w:spacing w:line="360" w:lineRule="auto"/>
+        <w:ind w:firstLineChars="150" w:firstLine="330"/>
+        <w:rPr>
+          <w:rFonts w:ascii="Songti TC" w:eastAsia="Songti TC" w:hAnsi="Songti TC"/>
+        </w:rPr>
+      </w:pPr>
+      <w:r>
+        <w:rPr>
+          <w:rFonts w:ascii="Songti TC" w:eastAsia="Songti TC" w:hAnsi="Songti TC" w:hint="eastAsia"/>
+        </w:rPr>
+        <w:t>植物在长期的进化过程中，形成了复杂的转录调控网络以应对各种内源信号和环境胁迫。转录因子作为这一调控网络的核心组分，通过识别靶基因启动子区的顺式作用元件，精确调控下游基因的表达。WRKY转录因子是植物中最大的转录因子家族之一，其名称来源于家族成员N端高度保守的WRKYGQK七肽序列。该家族首次在甘薯中被发现，随后在拟南芥、水稻、杨树等多种植物中被广泛鉴定和研究（Rushton et al., 2010）。</w:t>
+      </w:r>
+    </w:p>
+    <w:p>
+      <w:pPr>
+        <w:spacing w:line="360" w:lineRule="auto"/>
+        <w:ind w:firstLineChars="150" w:firstLine="330"/>
+        <w:rPr>
+          <w:rFonts w:ascii="Songti TC" w:eastAsia="Songti TC" w:hAnsi="Songti TC"/>
+        </w:rPr>
+      </w:pPr>
+      <w:r>
+        <w:rPr>
+          <w:rFonts w:ascii="Songti TC" w:eastAsia="Songti TC" w:hAnsi="Songti TC" w:hint="eastAsia"/>
+        </w:rPr>
+        <w:t>WRKY转录因子通过其保守的WRKY结构域与靶基因启动子中的W-box元件（核心序列为TTGACC/T）特异性结合，从而激活或抑制下游基因的表达。大量研究表明，WRKY家族成员广泛参与植物生长发育的多个方面，包括种子萌发、根系发育、开花时间调控、叶片衰老等。此外，WRKY转录因子在植物响应生物胁迫（病原菌侵染、虫害）和非生物胁迫（干旱、盐碱、低温、高温）中发挥重要作用（Chen et al., 2012）。在拟南芥中，AtWRKY25、AtWRKY33和AtWRKY40参与调控植物对盐胁迫和热胁迫的响应；AtWRKY6和AtWRKY42则参与磷酸饥饿响应。</w:t>
+      </w:r>
+    </w:p>
+    <w:p>
+      <w:pPr>
+        <w:spacing w:line="360" w:lineRule="auto"/>
+        <w:ind w:firstLineChars="150" w:firstLine="330"/>
+        <w:rPr>
+          <w:rFonts w:ascii="Songti TC" w:eastAsia="Songti TC" w:hAnsi="Songti TC"/>
+        </w:rPr>
+      </w:pPr>
+      <w:r>
+        <w:rPr>
+          <w:rFonts w:ascii="Songti TC" w:eastAsia="Songti TC" w:hAnsi="Songti TC" w:hint="eastAsia"/>
+        </w:rPr>
+        <w:t>杨树（Populus trichocarpa）作为杨属植物的模式物种，具有生长速度快、基因组较小（约485 Mb）、遗传</w:t>
+      </w:r>
+      <w:r>
+        <w:rPr>
+          <w:rFonts w:ascii="Songti TC" w:eastAsia="Songti TC" w:hAnsi="Songti TC" w:hint="eastAsia"/>
+        </w:rPr>
+        <w:lastRenderedPageBreak/>
+        <w:t>转化体系成熟等优点，是研究林木生长发育、木材形成及环境适应的理想材料。杨树基因组于2006年首次公布（Tuskan et al., 2006），经过多次更新和完善，为全基因组水平的基因家族分析提供了基础数据。与拟南芥等草本植物相比，杨树在进化过程中经历了杨柳科特有的全基因组复制事件，这可能导致转录因子家族的显著扩增。</w:t>
+      </w:r>
+    </w:p>
+    <w:p>
+      <w:pPr>
+        <w:spacing w:line="360" w:lineRule="auto"/>
+        <w:ind w:firstLineChars="150" w:firstLine="330"/>
+        <w:rPr>
+          <w:rFonts w:ascii="Songti TC" w:eastAsia="Songti TC" w:hAnsi="Songti TC"/>
+        </w:rPr>
+      </w:pPr>
+      <w:r>
+        <w:rPr>
+          <w:rFonts w:ascii="Songti TC" w:eastAsia="Songti TC" w:hAnsi="Songti TC" w:hint="eastAsia"/>
+        </w:rPr>
+        <w:t>尽管WRKY家族在拟南芥、水稻等物种中已有较为系统的研究，但在杨树中的全基因组鉴定和分析仍不够深入。现有的杨树WRKY研究多集中于特定亚家族或特定胁迫条件下的表达分析，缺乏对整个家族的系统性认识。因此，本研究利用生物信息学方法，对杨树WRKY基因家族进行全基因组鉴定，并从理化性质、保守基序、系统发育和选择压力等多个角度进行系统分析，旨在为后续的功能研究提供理论依据。</w:t>
+      </w:r>
+    </w:p>
+    <w:p>
+      <w:pPr>
+        <w:spacing w:line="360" w:lineRule="auto"/>
+      </w:pPr>
+    </w:p>
+    <w:p>
+      <w:pPr>
+        <w:spacing w:line="360" w:lineRule="auto"/>
+      </w:pPr>
+    </w:p>
+    <w:p>
+      <w:pPr>
+        <w:pStyle w:val="Heading2"/>
+        <w:numPr>
+          <w:ilvl w:val="0"/>
+          <w:numId w:val="12"/>
+        </w:numPr>
+        <w:spacing w:line="360" w:lineRule="auto"/>
+        <w:ind w:left="440" w:hanging="440"/>
+      </w:pPr>
+      <w:bookmarkStart w:id="3" w:name="_Toc231412726"/>
+      <w:r>
+        <w:rPr>
+          <w:rFonts w:hint="eastAsia"/>
+        </w:rPr>
+        <w:t>材料与方法</w:t>
+      </w:r>
+      <w:bookmarkEnd w:id="3"/>
+    </w:p>
+    <w:p>
+      <w:pPr>
+        <w:pStyle w:val="Heading3"/>
+        <w:spacing w:line="360" w:lineRule="auto"/>
+      </w:pPr>
+      <w:r>
+        <w:rPr>
+          <w:rFonts w:hint="eastAsia"/>
+        </w:rPr>
+        <w:t>材料：基因组数据来源</w:t>
+      </w:r>
+    </w:p>
+    <w:p>
+      <w:pPr>
+        <w:spacing w:line="360" w:lineRule="auto"/>
+        <w:ind w:firstLineChars="150" w:firstLine="330"/>
+        <w:rPr>
+          <w:rFonts w:ascii="Songti TC" w:eastAsia="Songti TC" w:hAnsi="Songti TC"/>
+        </w:rPr>
+      </w:pPr>
+      <w:r>
+        <w:rPr>
+          <w:rFonts w:ascii="Songti TC" w:eastAsia="Songti TC" w:hAnsi="Songti TC" w:hint="eastAsia"/>
+        </w:rPr>
+        <w:t>杨树基因组序列、蛋白序列及注释文件（GFF格式）下载自NCBI数据库（https://www.ncbi.nlm.nih.gov/）。具体文件包括：蛋白序列文件（GCF_000002775.5_protein.faa）、CDS序列文件（GCF_000002775.5_cds_from_genomic.fna）和基因组注释文件（GCA_000002775.4_genomic.gff）。拟南芥WRKY参考序列下载自TAIR数据库（https://www.arabidopsis.org/），用于同源搜索的参考查询。</w:t>
+      </w:r>
+    </w:p>
+    <w:p>
+      <w:pPr>
+        <w:spacing w:line="360" w:lineRule="auto"/>
+        <w:ind w:firstLineChars="150" w:firstLine="330"/>
+        <w:rPr>
+          <w:rFonts w:ascii="Songti TC" w:eastAsia="Songti TC" w:hAnsi="Songti TC"/>
+        </w:rPr>
+      </w:pPr>
+      <w:r>
+        <w:rPr>
+          <w:rFonts w:ascii="Songti TC" w:eastAsia="Songti TC" w:hAnsi="Songti TC"/>
+        </w:rPr>
+        <w:t>杨树（Populus trichocarpa）</w:t>
+      </w:r>
+      <w:r>
+        <w:rPr>
+          <w:rFonts w:ascii="Songti TC" w:eastAsia="Songti TC" w:hAnsi="Songti TC" w:hint="eastAsia"/>
+        </w:rPr>
+        <w:t>：</w:t>
+      </w:r>
+    </w:p>
+    <w:p>
+      <w:pPr>
+        <w:spacing w:line="360" w:lineRule="auto"/>
+        <w:ind w:firstLineChars="150" w:firstLine="330"/>
+        <w:jc w:val="center"/>
+        <w:rPr>
+          <w:rFonts w:ascii="Songti TC" w:eastAsia="Songti TC" w:hAnsi="Songti TC"/>
+        </w:rPr>
+      </w:pPr>
+      <w:r>
+        <w:rPr>
+          <w:rFonts w:ascii="Songti TC" w:eastAsia="Songti TC" w:hAnsi="Songti TC"/>
+        </w:rPr>
+        <w:drawing>
+          <wp:inline distT="0" distB="0" distL="0" distR="0" wp14:anchorId="0DDAE941" wp14:editId="223329F2">
+            <wp:extent cx="3123590" cy="1096718"/>
+            <wp:effectExtent l="0" t="0" r="635" b="0"/>
+            <wp:docPr id="1962789849" name="图片 1"/>
+            <wp:cNvGraphicFramePr>
+              <a:graphicFrameLocks xmlns:a="http://schemas.openxmlformats.org/drawingml/2006/main" noChangeAspect="1"/>
+            </wp:cNvGraphicFramePr>
+            <a:graphic xmlns:a="http://schemas.openxmlformats.org/drawingml/2006/main">
+              <a:graphicData uri="http://schemas.openxmlformats.org/drawingml/2006/picture">
+                <pic:pic xmlns:pic="http://schemas.openxmlformats.org/drawingml/2006/picture">
+                  <pic:nvPicPr>
+                    <pic:cNvPr id="2112721509" name=""/>
+                    <pic:cNvPicPr/>
+                  </pic:nvPicPr>
+                  <pic:blipFill>
+                    <a:blip r:embed="rId6"/>
+                    <a:stretch>
+                      <a:fillRect/>
+                    </a:stretch>
+                  </pic:blipFill>
+                  <pic:spPr>
+                    <a:xfrm>
+                      <a:off x="0" y="0"/>
+                      <a:ext cx="3186187" cy="1118696"/>
+                    </a:xfrm>
+                    <a:prstGeom prst="rect">
+                      <a:avLst/>
+                    </a:prstGeom>
+                  </pic:spPr>
+                </pic:pic>
+              </a:graphicData>
+            </a:graphic>
+          </wp:inline>
+        </w:drawing>
+      </w:r>
+    </w:p>
+    <w:p>
+      <w:pPr>
+        <w:spacing w:line="360" w:lineRule="auto"/>
+        <w:ind w:firstLineChars="150" w:firstLine="330"/>
+        <w:rPr>
+          <w:rFonts w:ascii="Songti TC" w:eastAsia="Songti TC" w:hAnsi="Songti TC"/>
+        </w:rPr>
+      </w:pPr>
+      <w:r>
+        <w:rPr>
+          <w:rFonts w:ascii="Songti TC" w:eastAsia="Songti TC" w:hAnsi="Songti TC"/>
+        </w:rPr>
+        <w:t>拟南芥（Arabidopsis thaliana）</w:t>
+      </w:r>
+      <w:r>
+        <w:rPr>
+          <w:rFonts w:ascii="Songti TC" w:eastAsia="Songti TC" w:hAnsi="Songti TC" w:hint="eastAsia"/>
+        </w:rPr>
+        <w:t>：</w:t>
+      </w:r>
+    </w:p>
+    <w:p>
+      <w:pPr>
+        <w:spacing w:line="360" w:lineRule="auto"/>
+        <w:ind w:firstLineChars="150" w:firstLine="330"/>
+        <w:jc w:val="center"/>
+        <w:rPr>
+          <w:rFonts w:ascii="Songti TC" w:eastAsia="Songti TC" w:hAnsi="Songti TC"/>
+        </w:rPr>
+      </w:pPr>
+      <w:r>
+        <w:rPr>
+          <w:rFonts w:ascii="Songti TC" w:eastAsia="Songti TC" w:hAnsi="Songti TC"/>
+        </w:rPr>
+        <w:lastRenderedPageBreak/>
+        <w:drawing>
+          <wp:inline distT="0" distB="0" distL="0" distR="0" wp14:anchorId="1FDCFFC2" wp14:editId="7C4C7CF4">
+            <wp:extent cx="3108440" cy="1060704"/>
+            <wp:effectExtent l="0" t="0" r="3175" b="6350"/>
+            <wp:docPr id="1685965853" name="图片 1"/>
+            <wp:cNvGraphicFramePr>
+              <a:graphicFrameLocks xmlns:a="http://schemas.openxmlformats.org/drawingml/2006/main" noChangeAspect="1"/>
+            </wp:cNvGraphicFramePr>
+            <a:graphic xmlns:a="http://schemas.openxmlformats.org/drawingml/2006/main">
+              <a:graphicData uri="http://schemas.openxmlformats.org/drawingml/2006/picture">
+                <pic:pic xmlns:pic="http://schemas.openxmlformats.org/drawingml/2006/picture">
+                  <pic:nvPicPr>
+                    <pic:cNvPr id="1152127970" name=""/>
+                    <pic:cNvPicPr/>
+                  </pic:nvPicPr>
+                  <pic:blipFill>
+                    <a:blip r:embed="rId7"/>
+                    <a:stretch>
+                      <a:fillRect/>
+                    </a:stretch>
+                  </pic:blipFill>
+                  <pic:spPr>
+                    <a:xfrm>
+                      <a:off x="0" y="0"/>
+                      <a:ext cx="3186974" cy="1087502"/>
+                    </a:xfrm>
+                    <a:prstGeom prst="rect">
+                      <a:avLst/>
+                    </a:prstGeom>
+                  </pic:spPr>
+                </pic:pic>
+              </a:graphicData>
+            </a:graphic>
+          </wp:inline>
+        </w:drawing>
+      </w:r>
+    </w:p>
+    <w:p>
+      <w:pPr>
+        <w:spacing w:after="88" w:line="360" w:lineRule="auto"/>
+        <w:jc w:val="center"/>
+      </w:pPr>
+    </w:p>
+    <w:p>
+      <w:pPr>
+        <w:pStyle w:val="Heading3"/>
+        <w:spacing w:line="360" w:lineRule="auto"/>
+      </w:pPr>
+      <w:r>
+        <w:rPr>
+          <w:rFonts w:hint="eastAsia"/>
+        </w:rPr>
+        <w:t>实验方法：</w:t>
+      </w:r>
+    </w:p>
+    <w:p>
+      <w:pPr>
+        <w:pStyle w:val="Heading4"/>
+        <w:spacing w:line="360" w:lineRule="auto"/>
+      </w:pPr>
+      <w:r>
+        <w:rPr>
+          <w:rFonts w:hint="eastAsia"/>
+        </w:rPr>
+        <w:t>方法：</w:t>
+      </w:r>
+      <w:bookmarkStart w:id="4" w:name="OLE_LINK1"/>
+      <w:bookmarkStart w:id="5" w:name="OLE_LINK2"/>
+      <w:r>
+        <w:rPr>
+          <w:rFonts w:hint="eastAsia"/>
+        </w:rPr>
+        <w:t>基因家族成员鉴定</w:t>
+      </w:r>
+      <w:bookmarkEnd w:id="4"/>
+      <w:bookmarkEnd w:id="5"/>
+    </w:p>
+    <w:p>
+      <w:pPr>
+        <w:spacing w:line="360" w:lineRule="auto"/>
+        <w:ind w:firstLineChars="150" w:firstLine="330"/>
+        <w:rPr>
+          <w:rFonts w:ascii="Songti TC" w:eastAsia="Songti TC" w:hAnsi="Songti TC"/>
+        </w:rPr>
+      </w:pPr>
+      <w:r>
+        <w:rPr>
+          <w:rFonts w:ascii="Songti TC" w:eastAsia="Songti TC" w:hAnsi="Songti TC" w:hint="eastAsia"/>
+        </w:rPr>
+        <w:t>在本次试验中，我们采用“BLAST+HMMER”两阶段筛选策略鉴定杨树WRKY基因家族成员。</w:t>
+      </w:r>
+    </w:p>
+    <w:p>
+      <w:pPr>
+        <w:spacing w:line="360" w:lineRule="auto"/>
+        <w:ind w:firstLineChars="150" w:firstLine="330"/>
+        <w:rPr>
+          <w:rFonts w:ascii="Songti TC" w:eastAsia="Songti TC" w:hAnsi="Songti TC"/>
+        </w:rPr>
+      </w:pPr>
+      <w:r>
+        <w:rPr>
+          <w:rFonts w:ascii="Songti TC" w:eastAsia="Songti TC" w:hAnsi="Songti TC" w:hint="eastAsia"/>
+        </w:rPr>
+        <w:t>首先，以拟南芥WRKY蛋白序列为查询，使用TBtools软件内置的BLASTP程序对杨树蛋白数据库进行同源搜索，设置E-value阈值为1e-5。其次，从Pfam数据库（https://pfam.xfam.org/）下载WRKY结构域的隐马尔可夫模型（HMM，编号PF03106），使用HMMER软件对BLAST筛选出的候选序列进行结构域验证。仅保留同时满足BLAST同源性和包含完整WRKY结构域的序列作为最终家族成员。</w:t>
+      </w:r>
+    </w:p>
+    <w:p>
+      <w:pPr>
+        <w:spacing w:after="88" w:line="360" w:lineRule="auto"/>
+        <w:jc w:val="center"/>
+      </w:pPr>
+      <w:r>
+        <w:rPr>
+          <w:noProof/>
+        </w:rPr>
+        <w:drawing>
+          <wp:inline distT="0" distB="0" distL="0" distR="0" wp14:anchorId="1D62A7C9" wp14:editId="6CCB8955">
+            <wp:extent cx="3518611" cy="2792421"/>
+            <wp:effectExtent l="0" t="0" r="0" b="1905"/>
+            <wp:docPr id="205079987" name="图片 1"/>
+            <wp:cNvGraphicFramePr>
+              <a:graphicFrameLocks xmlns:a="http://schemas.openxmlformats.org/drawingml/2006/main" noChangeAspect="1"/>
+            </wp:cNvGraphicFramePr>
+            <a:graphic xmlns:a="http://schemas.openxmlformats.org/drawingml/2006/main">
+              <a:graphicData uri="http://schemas.openxmlformats.org/drawingml/2006/picture">
+                <pic:pic xmlns:pic="http://schemas.openxmlformats.org/drawingml/2006/picture">
+                  <pic:nvPicPr>
+                    <pic:cNvPr id="205079987" name=""/>
+                    <pic:cNvPicPr/>
+                  </pic:nvPicPr>
+                  <pic:blipFill>
+                    <a:blip r:embed="rId8"/>
+                    <a:stretch>
+                      <a:fillRect/>
+                    </a:stretch>
+                  </pic:blipFill>
+                  <pic:spPr>
+                    <a:xfrm>
+                      <a:off x="0" y="0"/>
+                      <a:ext cx="3546693" cy="2814708"/>
+                    </a:xfrm>
+                    <a:prstGeom prst="rect">
+                      <a:avLst/>
+                    </a:prstGeom>
+                  </pic:spPr>
+                </pic:pic>
+              </a:graphicData>
+            </a:graphic>
+          </wp:inline>
+        </w:drawing>
+      </w:r>
+    </w:p>
+    <w:p>
+      <w:pPr>
+        <w:spacing w:after="88" w:line="360" w:lineRule="auto"/>
+        <w:jc w:val="center"/>
+      </w:pPr>
+    </w:p>
+    <w:p>
+      <w:pPr>
+        <w:pStyle w:val="Heading4"/>
+        <w:spacing w:line="360" w:lineRule="auto"/>
+      </w:pPr>
+      <w:r>
+        <w:rPr>
+          <w:rFonts w:hint="eastAsia"/>
+        </w:rPr>
+        <w:t>理化性质分析</w:t>
+      </w:r>
+    </w:p>
+    <w:p>
+      <w:pPr>
+        <w:spacing w:line="360" w:lineRule="auto"/>
+        <w:ind w:firstLineChars="150" w:firstLine="330"/>
+        <w:rPr>
+          <w:rFonts w:ascii="Songti TC" w:eastAsia="Songti TC" w:hAnsi="Songti TC"/>
+        </w:rPr>
+      </w:pPr>
+      <w:r>
+        <w:rPr>
+          <w:rFonts w:ascii="Songti TC" w:eastAsia="Songti TC" w:hAnsi="Songti TC" w:hint="eastAsia"/>
+        </w:rPr>
+        <w:t>使用ExPASy-ProtParam在线工具（https://web.expasy.org/protparam/）计算每个WRKY成员的理化性质参数，包括氨基酸数目、分子量（kDa）、理论等电点（pI）和亲水性平均值（GRAVY）。对于批量数据，采用基于Biopython的本地脚本进行自动化计算。</w:t>
+      </w:r>
+    </w:p>
+    <w:p>
+      <w:pPr>
+        <w:spacing w:after="88" w:line="360" w:lineRule="auto"/>
+      </w:pPr>
+    </w:p>
+    <w:p>
+      <w:pPr>
+        <w:pStyle w:val="Heading4"/>
+        <w:spacing w:line="360" w:lineRule="auto"/>
+      </w:pPr>
+      <w:r>
+        <w:rPr>
+          <w:rFonts w:hint="eastAsia"/>
+        </w:rPr>
+        <w:t>多序列比对与保守基序分析</w:t>
+      </w:r>
+    </w:p>
+    <w:p>
+      <w:pPr>
+        <w:spacing w:line="360" w:lineRule="auto"/>
+        <w:ind w:firstLineChars="150" w:firstLine="330"/>
+        <w:rPr>
+          <w:rFonts w:ascii="Songti TC" w:eastAsia="Songti TC" w:hAnsi="Songti TC"/>
+        </w:rPr>
+      </w:pPr>
+      <w:r>
+        <w:rPr>
+          <w:rFonts w:ascii="Songti TC" w:eastAsia="Songti TC" w:hAnsi="Songti TC" w:hint="eastAsia"/>
+        </w:rPr>
+        <w:t>利用内置于 TBtools（v2.466）中的 MUSCLE 5.1 软件，对鉴定出的 149 条杨树 WRKY 蛋白氨基酸序列进行全局多序列比对（Multiple Sequence Alignment）。比对参数采用软件默认设置，算法运行基于 20 线程并行计算，经历后验概率计算（Calc posteriors）、一致性检测（Consistency）、UPGMA5 聚类及精细调整（Refining）等阶段。比对完成后，将生成的比对序列文件（WRKY_aligned.fasta）用于后续分析。</w:t>
+      </w:r>
+    </w:p>
+    <w:p>
+      <w:pPr>
+        <w:spacing w:after="88" w:line="360" w:lineRule="auto"/>
+      </w:pPr>
+    </w:p>
+    <w:p>
+      <w:pPr>
+        <w:pStyle w:val="Heading4"/>
+        <w:spacing w:line="360" w:lineRule="auto"/>
+      </w:pPr>
+      <w:r>
+        <w:rPr>
+          <w:rFonts w:hint="eastAsia"/>
+        </w:rPr>
+        <w:t>系统发育分析</w:t>
+      </w:r>
+    </w:p>
+    <w:p>
+      <w:pPr>
+        <w:spacing w:line="360" w:lineRule="auto"/>
+        <w:ind w:firstLineChars="150" w:firstLine="330"/>
+        <w:rPr>
+          <w:rFonts w:ascii="Songti TC" w:eastAsia="Songti TC" w:hAnsi="Songti TC"/>
+        </w:rPr>
+      </w:pPr>
+      <w:r>
+        <w:rPr>
+          <w:rFonts w:ascii="Songti TC" w:eastAsia="Songti TC" w:hAnsi="Songti TC" w:hint="eastAsia"/>
+        </w:rPr>
+        <w:t>基于MUSCLE比对结果，使用IQ-TREE软件（版本1.6.12）构建最大似然系统发育树。参数设置如下：自动检测最佳氨基酸替代模型（-m MFP），进行1000次ultrafast bootstrap评估分支可信度（-bb 1000），使用自动检测的CPU核心数（-nt AUTO）。生成的树文件使用iTOL在线工具（https://itol.embl.de/）进行美化和注释。</w:t>
+      </w:r>
+    </w:p>
+    <w:p>
+      <w:pPr>
+        <w:spacing w:after="88" w:line="360" w:lineRule="auto"/>
+        <w:jc w:val="center"/>
+      </w:pPr>
+      <w:r>
+        <w:rPr>
+          <w:noProof/>
+        </w:rPr>
+        <w:drawing>
+          <wp:inline distT="0" distB="0" distL="0" distR="0" wp14:anchorId="57606E60" wp14:editId="29773351">
+            <wp:extent cx="3891686" cy="2371134"/>
+            <wp:effectExtent l="0" t="0" r="0" b="3810"/>
+            <wp:docPr id="881855675" name="图片 1"/>
+            <wp:cNvGraphicFramePr>
+              <a:graphicFrameLocks xmlns:a="http://schemas.openxmlformats.org/drawingml/2006/main" noChangeAspect="1"/>
+            </wp:cNvGraphicFramePr>
+            <a:graphic xmlns:a="http://schemas.openxmlformats.org/drawingml/2006/main">
+              <a:graphicData uri="http://schemas.openxmlformats.org/drawingml/2006/picture">
+                <pic:pic xmlns:pic="http://schemas.openxmlformats.org/drawingml/2006/picture">
+                  <pic:nvPicPr>
+                    <pic:cNvPr id="426620684" name=""/>
+                    <pic:cNvPicPr/>
+                  </pic:nvPicPr>
+                  <pic:blipFill>
+                    <a:blip r:embed="rId9"/>
+                    <a:stretch>
+                      <a:fillRect/>
+                    </a:stretch>
+                  </pic:blipFill>
+                  <pic:spPr>
+                    <a:xfrm>
+                      <a:off x="0" y="0"/>
+                      <a:ext cx="3934728" cy="2397359"/>
+                    </a:xfrm>
+                    <a:prstGeom prst="rect">
+                      <a:avLst/>
+                    </a:prstGeom>
+                  </pic:spPr>
+                </pic:pic>
+              </a:graphicData>
+            </a:graphic>
+          </wp:inline>
+        </w:drawing>
+      </w:r>
+    </w:p>
+    <w:p>
+      <w:pPr>
+        <w:spacing w:after="88" w:line="360" w:lineRule="auto"/>
+      </w:pPr>
+    </w:p>
+    <w:p>
+      <w:pPr>
+        <w:pStyle w:val="Heading4"/>
+        <w:spacing w:line="360" w:lineRule="auto"/>
+      </w:pPr>
+      <w:r>
+        <w:rPr>
+          <w:rFonts w:hint="eastAsia"/>
+        </w:rPr>
+        <w:t>基因结构分析</w:t>
+      </w:r>
+    </w:p>
+    <w:p>
+      <w:pPr>
+        <w:spacing w:line="360" w:lineRule="auto"/>
+        <w:ind w:firstLineChars="150" w:firstLine="330"/>
+        <w:rPr>
+          <w:rFonts w:ascii="Songti TC" w:eastAsia="Songti TC" w:hAnsi="Songti TC"/>
+        </w:rPr>
+      </w:pPr>
+      <w:r>
+        <w:rPr>
+          <w:rFonts w:ascii="Songti TC" w:eastAsia="Songti TC" w:hAnsi="Songti TC" w:hint="eastAsia"/>
+        </w:rPr>
+        <w:t>基于基因组注释文件（GFF），使用TBtools软件的Gene Structure View功能对WRKY基因的外显子-内含子结构进行可视化。同时，以MEME识别的保守基序分布作为基因结构多样性的补充分析。</w:t>
+      </w:r>
+    </w:p>
+    <w:p>
+      <w:pPr>
+        <w:spacing w:after="88" w:line="360" w:lineRule="auto"/>
+      </w:pPr>
+    </w:p>
+    <w:p>
+      <w:pPr>
+        <w:pStyle w:val="Heading4"/>
+        <w:spacing w:line="360" w:lineRule="auto"/>
+      </w:pPr>
+      <w:r>
+        <w:rPr>
+          <w:rFonts w:hint="eastAsia"/>
+        </w:rPr>
+        <w:lastRenderedPageBreak/>
+        <w:t>选择压力分析</w:t>
+      </w:r>
+    </w:p>
+    <w:p>
+      <w:pPr>
+        <w:spacing w:line="360" w:lineRule="auto"/>
+        <w:ind w:firstLineChars="150" w:firstLine="330"/>
+        <w:rPr>
+          <w:rFonts w:ascii="Songti TC" w:eastAsia="Songti TC" w:hAnsi="Songti TC"/>
+        </w:rPr>
+      </w:pPr>
+      <w:r>
+        <w:rPr>
+          <w:rFonts w:ascii="Songti TC" w:eastAsia="Songti TC" w:hAnsi="Songti TC" w:hint="eastAsia"/>
+        </w:rPr>
+        <w:t>选择WRKY家族中的旁系同源基因对，使用KaKs_Calculator软件（版本2.0）计算非同义替换率（Ka）与同义替换率（Ks）的比值。采用NG（Nei-Gojobori）模型进行计算。Ka/Ks &gt; 1表示正选择，Ka/Ks &lt; 1表示纯化选择，Ka/Ks = 1表示中性进化。所有计算均基于CDS序列进行。</w:t>
+      </w:r>
+    </w:p>
+    <w:p>
+      <w:pPr>
+        <w:spacing w:line="360" w:lineRule="auto"/>
+      </w:pPr>
+    </w:p>
+    <w:p>
+      <w:pPr>
+        <w:spacing w:line="360" w:lineRule="auto"/>
+      </w:pPr>
+    </w:p>
+    <w:p>
+      <w:pPr>
+        <w:pStyle w:val="Heading2"/>
+        <w:numPr>
+          <w:ilvl w:val="0"/>
+          <w:numId w:val="12"/>
+        </w:numPr>
+        <w:spacing w:line="360" w:lineRule="auto"/>
+        <w:ind w:left="440" w:hanging="440"/>
+      </w:pPr>
+      <w:bookmarkStart w:id="6" w:name="_Toc231412727"/>
+      <w:r>
+        <w:rPr>
+          <w:rFonts w:hint="eastAsia"/>
+        </w:rPr>
+        <w:t>结果与讨论</w:t>
+      </w:r>
+      <w:bookmarkEnd w:id="6"/>
+    </w:p>
+    <w:p>
+      <w:pPr>
+        <w:pStyle w:val="Heading3"/>
+        <w:numPr>
+          <w:ilvl w:val="0"/>
+          <w:numId w:val="19"/>
+        </w:numPr>
+        <w:spacing w:line="360" w:lineRule="auto"/>
+      </w:pPr>
+      <w:r>
+        <w:rPr>
+          <w:rFonts w:hint="eastAsia"/>
+        </w:rPr>
+        <w:t>理化性质分析</w:t>
+      </w:r>
+    </w:p>
+    <w:p>
+      <w:pPr>
+        <w:spacing w:after="88" w:line="360" w:lineRule="auto"/>
+        <w:jc w:val="center"/>
+      </w:pPr>
+      <w:r>
+        <w:rPr>
+          <w:rFonts w:hint="eastAsia"/>
+        </w:rPr>
+        <w:t>表</w:t>
+      </w:r>
+      <w:r>
+        <w:rPr>
+          <w:rFonts w:hint="eastAsia"/>
+        </w:rPr>
+        <w:t xml:space="preserve">1 </w:t>
+      </w:r>
+      <w:r>
+        <w:rPr>
+          <w:rFonts w:hint="eastAsia"/>
+        </w:rPr>
+        <w:t>杨树</w:t>
+      </w:r>
+      <w:r>
+        <w:rPr>
+          <w:rFonts w:hint="eastAsia"/>
+        </w:rPr>
+        <w:t>WRKY</w:t>
+      </w:r>
+      <w:r>
+        <w:rPr>
+          <w:rFonts w:hint="eastAsia"/>
+        </w:rPr>
+        <w:t>蛋白理化性质分析（部分）</w:t>
+      </w:r>
+    </w:p>
+    <w:p>
+      <w:pPr>
+        <w:spacing w:after="88" w:line="360" w:lineRule="auto"/>
+        <w:jc w:val="center"/>
+      </w:pPr>
+      <w:r>
+        <w:t>Table 1 Physicochemical properties of representative PtrWRKY proteins in poplar</w:t>
+      </w:r>
+    </w:p>
+    <w:tbl>
+      <w:tblPr>
+        <w:tblStyle w:val="TableGrid"/>
+        <w:tblW w:w="0" w:type="auto"/>
+        <w:tblLook w:val="04A0" w:firstRow="1" w:lastRow="0" w:firstColumn="1" w:lastColumn="0" w:noHBand="0" w:noVBand="1"/>
+      </w:tblPr>
+      <w:tblGrid>
+        <w:gridCol w:w="1820"/>
+        <w:gridCol w:w="1821"/>
+        <w:gridCol w:w="2279"/>
+        <w:gridCol w:w="1701"/>
+        <w:gridCol w:w="1483"/>
+      </w:tblGrid>
+      <w:tr>
+        <w:tc>
+          <w:tcPr>
+            <w:tcW w:w="1820" w:type="dxa"/>
+            <w:vAlign w:val="center"/>
+          </w:tcPr>
+          <w:p>
+            <w:pPr>
+              <w:spacing w:after="88" w:line="360" w:lineRule="auto"/>
+              <w:jc w:val="center"/>
+            </w:pPr>
+            <w:r>
+              <w:rPr>
+                <w:rFonts w:hint="eastAsia"/>
+              </w:rPr>
+              <w:t>Gene ID</w:t>
+            </w:r>
+          </w:p>
+        </w:tc>
+        <w:tc>
+          <w:tcPr>
+            <w:tcW w:w="1821" w:type="dxa"/>
+            <w:vAlign w:val="center"/>
+          </w:tcPr>
+          <w:p>
+            <w:pPr>
+              <w:spacing w:after="88" w:line="360" w:lineRule="auto"/>
+              <w:jc w:val="center"/>
+            </w:pPr>
+            <w:r>
+              <w:rPr>
+                <w:rFonts w:hint="eastAsia"/>
+              </w:rPr>
+              <w:t>氨基酸数</w:t>
+            </w:r>
+          </w:p>
+          <w:p>
+            <w:pPr>
+              <w:spacing w:after="88" w:line="360" w:lineRule="auto"/>
+              <w:jc w:val="center"/>
+            </w:pPr>
+            <w:proofErr w:type="spellStart"/>
+            <w:r>
+              <w:t>Amino_Acids</w:t>
+            </w:r>
+            <w:proofErr w:type="spellEnd"/>
+          </w:p>
+        </w:tc>
+        <w:tc>
+          <w:tcPr>
+            <w:tcW w:w="2279" w:type="dxa"/>
+            <w:vAlign w:val="center"/>
+          </w:tcPr>
+          <w:p>
+            <w:pPr>
+              <w:spacing w:after="88" w:line="360" w:lineRule="auto"/>
+              <w:jc w:val="center"/>
+            </w:pPr>
+            <w:r>
+              <w:rPr>
+                <w:rFonts w:hint="eastAsia"/>
+              </w:rPr>
+              <w:t>分子量</w:t>
+            </w:r>
+            <w:r>
+              <w:rPr>
+                <w:rFonts w:hint="eastAsia"/>
+              </w:rPr>
+              <w:t>(</w:t>
+            </w:r>
+            <w:proofErr w:type="spellStart"/>
+            <w:r>
+              <w:rPr>
+                <w:rFonts w:hint="eastAsia"/>
+              </w:rPr>
+              <w:t>kDa</w:t>
+            </w:r>
+            <w:proofErr w:type="spellEnd"/>
+            <w:r>
+              <w:rPr>
+                <w:rFonts w:hint="eastAsia"/>
+              </w:rPr>
+              <w:t>)</w:t>
+            </w:r>
+          </w:p>
+          <w:p>
+            <w:pPr>
+              <w:spacing w:after="88" w:line="360" w:lineRule="auto"/>
+              <w:jc w:val="center"/>
+            </w:pPr>
+            <w:r>
+              <w:rPr>
+                <w:rFonts w:hint="eastAsia"/>
+              </w:rPr>
+              <w:t>Molecular</w:t>
+            </w:r>
+            <w:r>
+              <w:t xml:space="preserve"> Weight </w:t>
+            </w:r>
+            <w:proofErr w:type="spellStart"/>
+            <w:r>
+              <w:t>kDa</w:t>
+            </w:r>
+            <w:proofErr w:type="spellEnd"/>
+          </w:p>
+        </w:tc>
+        <w:tc>
+          <w:tcPr>
+            <w:tcW w:w="1701" w:type="dxa"/>
+            <w:vAlign w:val="center"/>
+          </w:tcPr>
+          <w:p>
+            <w:pPr>
+              <w:spacing w:after="88" w:line="360" w:lineRule="auto"/>
+              <w:jc w:val="center"/>
+            </w:pPr>
+            <w:r>
+              <w:rPr>
+                <w:rFonts w:hint="eastAsia"/>
+              </w:rPr>
+              <w:t>等电点</w:t>
+            </w:r>
+            <w:r>
+              <w:rPr>
+                <w:rFonts w:hint="eastAsia"/>
+              </w:rPr>
+              <w:t>(</w:t>
+            </w:r>
+            <w:proofErr w:type="spellStart"/>
+            <w:r>
+              <w:rPr>
+                <w:rFonts w:hint="eastAsia"/>
+              </w:rPr>
+              <w:t>pI</w:t>
+            </w:r>
+            <w:proofErr w:type="spellEnd"/>
+            <w:r>
+              <w:rPr>
+                <w:rFonts w:hint="eastAsia"/>
+              </w:rPr>
+              <w:t>)</w:t>
+            </w:r>
+          </w:p>
+          <w:p>
+            <w:pPr>
+              <w:spacing w:after="88" w:line="360" w:lineRule="auto"/>
+              <w:jc w:val="center"/>
+            </w:pPr>
+            <w:r>
+              <w:rPr>
+                <w:rFonts w:hint="eastAsia"/>
+              </w:rPr>
+              <w:t>T</w:t>
+            </w:r>
+            <w:r>
+              <w:t xml:space="preserve">heoretical </w:t>
+            </w:r>
+            <w:proofErr w:type="spellStart"/>
+            <w:r>
+              <w:t>pI</w:t>
+            </w:r>
+            <w:proofErr w:type="spellEnd"/>
+          </w:p>
+        </w:tc>
+        <w:tc>
+          <w:tcPr>
+            <w:tcW w:w="1483" w:type="dxa"/>
+            <w:vAlign w:val="center"/>
+          </w:tcPr>
+          <w:p>
+            <w:pPr>
+              <w:spacing w:after="88" w:line="360" w:lineRule="auto"/>
+              <w:jc w:val="center"/>
+            </w:pPr>
+            <w:r>
+              <w:rPr>
+                <w:rFonts w:hint="eastAsia"/>
+              </w:rPr>
+              <w:t>GRAVY</w:t>
+            </w:r>
+          </w:p>
+        </w:tc>
+      </w:tr>
+      <w:tr>
+        <w:tc>
+          <w:tcPr>
+            <w:tcW w:w="1820" w:type="dxa"/>
+            <w:vAlign w:val="center"/>
+          </w:tcPr>
+          <w:p>
+            <w:pPr>
+              <w:spacing w:after="88" w:line="360" w:lineRule="auto"/>
+              <w:jc w:val="center"/>
+            </w:pPr>
+            <w:r>
+              <w:rPr>
+                <w:rFonts w:hint="eastAsia"/>
+              </w:rPr>
+              <w:t>XP_002297623.3</w:t>
+            </w:r>
+          </w:p>
+        </w:tc>
+        <w:tc>
+          <w:tcPr>
+            <w:tcW w:w="1821" w:type="dxa"/>
+            <w:vAlign w:val="center"/>
+          </w:tcPr>
+          <w:p>
+            <w:pPr>
+              <w:spacing w:after="88" w:line="360" w:lineRule="auto"/>
+              <w:jc w:val="center"/>
+            </w:pPr>
+            <w:r>
+              <w:rPr>
+                <w:rFonts w:hint="eastAsia"/>
+              </w:rPr>
+              <w:t>314</w:t>
+            </w:r>
+          </w:p>
+        </w:tc>
+        <w:tc>
+          <w:tcPr>
+            <w:tcW w:w="2279" w:type="dxa"/>
+            <w:vAlign w:val="center"/>
+          </w:tcPr>
+          <w:p>
+            <w:pPr>
+              <w:spacing w:after="88" w:line="360" w:lineRule="auto"/>
+              <w:jc w:val="center"/>
+            </w:pPr>
+            <w:r>
+              <w:rPr>
+                <w:rFonts w:hint="eastAsia"/>
+              </w:rPr>
+              <w:t>35.19</w:t>
+            </w:r>
+          </w:p>
+        </w:tc>
+        <w:tc>
+          <w:tcPr>
+            <w:tcW w:w="1701" w:type="dxa"/>
+            <w:vAlign w:val="center"/>
+          </w:tcPr>
+          <w:p>
+            <w:pPr>
+              <w:spacing w:after="88" w:line="360" w:lineRule="auto"/>
+              <w:jc w:val="center"/>
+            </w:pPr>
+            <w:r>
+              <w:rPr>
+                <w:rFonts w:hint="eastAsia"/>
+              </w:rPr>
+              <w:t>9.45</w:t>
+            </w:r>
+          </w:p>
+        </w:tc>
+        <w:tc>
+          <w:tcPr>
+            <w:tcW w:w="1483" w:type="dxa"/>
+            <w:vAlign w:val="center"/>
+          </w:tcPr>
+          <w:p>
+            <w:pPr>
+              <w:spacing w:after="88" w:line="360" w:lineRule="auto"/>
+              <w:jc w:val="center"/>
+            </w:pPr>
+            <w:r>
+              <w:rPr>
+                <w:rFonts w:hint="eastAsia"/>
+              </w:rPr>
+              <w:t>-0.7099</w:t>
+            </w:r>
+          </w:p>
+        </w:tc>
+      </w:tr>
+      <w:tr>
+        <w:tc>
+          <w:tcPr>
+            <w:tcW w:w="1820" w:type="dxa"/>
+            <w:vAlign w:val="center"/>
+          </w:tcPr>
+          <w:p>
+            <w:pPr>
+              <w:spacing w:after="88" w:line="360" w:lineRule="auto"/>
+              <w:jc w:val="center"/>
+            </w:pPr>
+            <w:r>
+              <w:rPr>
+                <w:rFonts w:hint="eastAsia"/>
+              </w:rPr>
+              <w:t>XP_002297983.2</w:t>
+            </w:r>
+          </w:p>
+        </w:tc>
+        <w:tc>
+          <w:tcPr>
+            <w:tcW w:w="1821" w:type="dxa"/>
+            <w:vAlign w:val="center"/>
+          </w:tcPr>
+          <w:p>
+            <w:pPr>
+              <w:spacing w:after="88" w:line="360" w:lineRule="auto"/>
+              <w:jc w:val="center"/>
+            </w:pPr>
+            <w:r>
+              <w:rPr>
+                <w:rFonts w:hint="eastAsia"/>
+              </w:rPr>
+              <w:t>338</w:t>
+            </w:r>
+          </w:p>
+        </w:tc>
+        <w:tc>
+          <w:tcPr>
+            <w:tcW w:w="2279" w:type="dxa"/>
+            <w:vAlign w:val="center"/>
+          </w:tcPr>
+          <w:p>
+            <w:pPr>
+              <w:spacing w:after="88" w:line="360" w:lineRule="auto"/>
+              <w:jc w:val="center"/>
+            </w:pPr>
+            <w:r>
+              <w:rPr>
+                <w:rFonts w:hint="eastAsia"/>
+              </w:rPr>
+              <w:t>37.97</w:t>
+            </w:r>
+          </w:p>
+        </w:tc>
+        <w:tc>
+          <w:tcPr>
+            <w:tcW w:w="1701" w:type="dxa"/>
+            <w:vAlign w:val="center"/>
+          </w:tcPr>
+          <w:p>
+            <w:pPr>
+              <w:spacing w:after="88" w:line="360" w:lineRule="auto"/>
+              <w:jc w:val="center"/>
+            </w:pPr>
+            <w:r>
+              <w:rPr>
+                <w:rFonts w:hint="eastAsia"/>
+              </w:rPr>
+              <w:t>5.79</w:t>
+            </w:r>
+          </w:p>
+        </w:tc>
+        <w:tc>
+          <w:tcPr>
+            <w:tcW w:w="1483" w:type="dxa"/>
+            <w:vAlign w:val="center"/>
+          </w:tcPr>
+          <w:p>
+            <w:pPr>
+              <w:spacing w:after="88" w:line="360" w:lineRule="auto"/>
+              <w:jc w:val="center"/>
+            </w:pPr>
+            <w:r>
+              <w:rPr>
+                <w:rFonts w:hint="eastAsia"/>
+              </w:rPr>
+              <w:t>-0.8367</w:t>
+            </w:r>
+          </w:p>
+        </w:tc>
+      </w:tr>
+      <w:tr>
+        <w:tc>
+          <w:tcPr>
+            <w:tcW w:w="1820" w:type="dxa"/>
+            <w:vAlign w:val="center"/>
+          </w:tcPr>
+          <w:p>
+            <w:pPr>
+              <w:spacing w:after="88" w:line="360" w:lineRule="auto"/>
+              <w:jc w:val="center"/>
+            </w:pPr>
+            <w:r>
+              <w:rPr>
+                <w:rFonts w:hint="eastAsia"/>
+              </w:rPr>
+              <w:t>XP_002298853.1</w:t>
+            </w:r>
+          </w:p>
+        </w:tc>
+        <w:tc>
+          <w:tcPr>
+            <w:tcW w:w="1821" w:type="dxa"/>
+            <w:vAlign w:val="center"/>
+          </w:tcPr>
+          <w:p>
+            <w:pPr>
+              <w:spacing w:after="88" w:line="360" w:lineRule="auto"/>
+              <w:jc w:val="center"/>
+            </w:pPr>
+            <w:r>
+              <w:rPr>
+                <w:rFonts w:hint="eastAsia"/>
+              </w:rPr>
+              <w:t>557</w:t>
+            </w:r>
+          </w:p>
+        </w:tc>
+        <w:tc>
+          <w:tcPr>
+            <w:tcW w:w="2279" w:type="dxa"/>
+            <w:vAlign w:val="center"/>
+          </w:tcPr>
+          <w:p>
+            <w:pPr>
+              <w:spacing w:after="88" w:line="360" w:lineRule="auto"/>
+              <w:jc w:val="center"/>
+            </w:pPr>
+            <w:r>
+              <w:rPr>
+                <w:rFonts w:hint="eastAsia"/>
+              </w:rPr>
+              <w:t>60.42</w:t>
+            </w:r>
+          </w:p>
+        </w:tc>
+        <w:tc>
+          <w:tcPr>
+            <w:tcW w:w="1701" w:type="dxa"/>
+            <w:vAlign w:val="center"/>
+          </w:tcPr>
+          <w:p>
+            <w:pPr>
+              <w:spacing w:after="88" w:line="360" w:lineRule="auto"/>
+              <w:jc w:val="center"/>
+            </w:pPr>
+            <w:r>
+              <w:rPr>
+                <w:rFonts w:hint="eastAsia"/>
+              </w:rPr>
+              <w:t>6.53</w:t>
+            </w:r>
+          </w:p>
+        </w:tc>
+        <w:tc>
+          <w:tcPr>
+            <w:tcW w:w="1483" w:type="dxa"/>
+            <w:vAlign w:val="center"/>
+          </w:tcPr>
+          <w:p>
+            <w:pPr>
+              <w:spacing w:after="88" w:line="360" w:lineRule="auto"/>
+              <w:jc w:val="center"/>
+            </w:pPr>
+            <w:r>
+              <w:rPr>
+                <w:rFonts w:hint="eastAsia"/>
+              </w:rPr>
+              <w:t>-0.7648</w:t>
+            </w:r>
+          </w:p>
+        </w:tc>
+      </w:tr>
+      <w:tr>
+        <w:tc>
+          <w:tcPr>
+            <w:tcW w:w="1820" w:type="dxa"/>
+            <w:vAlign w:val="center"/>
+          </w:tcPr>
+          <w:p>
+            <w:pPr>
+              <w:spacing w:after="88" w:line="360" w:lineRule="auto"/>
+              <w:jc w:val="center"/>
+            </w:pPr>
+            <w:r>
+              <w:rPr>
+                <w:rFonts w:hint="eastAsia"/>
+              </w:rPr>
+              <w:t>XP_002300120.2</w:t>
+            </w:r>
+          </w:p>
+        </w:tc>
+        <w:tc>
+          <w:tcPr>
+            <w:tcW w:w="1821" w:type="dxa"/>
+            <w:vAlign w:val="center"/>
+          </w:tcPr>
+          <w:p>
+            <w:pPr>
+              <w:spacing w:after="88" w:line="360" w:lineRule="auto"/>
+              <w:jc w:val="center"/>
+            </w:pPr>
+            <w:r>
+              <w:rPr>
+                <w:rFonts w:hint="eastAsia"/>
+              </w:rPr>
+              <w:t>186</w:t>
+            </w:r>
+          </w:p>
+        </w:tc>
+        <w:tc>
+          <w:tcPr>
+            <w:tcW w:w="2279" w:type="dxa"/>
+            <w:vAlign w:val="center"/>
+          </w:tcPr>
+          <w:p>
+            <w:pPr>
+              <w:spacing w:after="88" w:line="360" w:lineRule="auto"/>
+              <w:jc w:val="center"/>
+            </w:pPr>
+            <w:r>
+              <w:rPr>
+                <w:rFonts w:hint="eastAsia"/>
+              </w:rPr>
+              <w:t>21.23</w:t>
+            </w:r>
+          </w:p>
+        </w:tc>
+        <w:tc>
+          <w:tcPr>
+            <w:tcW w:w="1701" w:type="dxa"/>
+            <w:vAlign w:val="center"/>
+          </w:tcPr>
+          <w:p>
+            <w:pPr>
+              <w:spacing w:after="88" w:line="360" w:lineRule="auto"/>
+              <w:jc w:val="center"/>
+            </w:pPr>
+            <w:r>
+              <w:rPr>
+                <w:rFonts w:hint="eastAsia"/>
+              </w:rPr>
+              <w:t>9.44</w:t>
+            </w:r>
+          </w:p>
+        </w:tc>
+        <w:tc>
+          <w:tcPr>
+            <w:tcW w:w="1483" w:type="dxa"/>
+            <w:vAlign w:val="center"/>
+          </w:tcPr>
+          <w:p>
+            <w:pPr>
+              <w:spacing w:after="88" w:line="360" w:lineRule="auto"/>
+              <w:jc w:val="center"/>
+            </w:pPr>
+            <w:r>
+              <w:rPr>
+                <w:rFonts w:hint="eastAsia"/>
+              </w:rPr>
+              <w:t>-0.9043</w:t>
+            </w:r>
+          </w:p>
+        </w:tc>
+      </w:tr>
+      <w:tr>
+        <w:tc>
+          <w:tcPr>
+            <w:tcW w:w="1820" w:type="dxa"/>
+            <w:vAlign w:val="center"/>
+          </w:tcPr>
+          <w:p>
+            <w:pPr>
+              <w:spacing w:after="88" w:line="360" w:lineRule="auto"/>
+              <w:jc w:val="center"/>
+            </w:pPr>
+            <w:r>
+              <w:rPr>
+                <w:rFonts w:hint="eastAsia"/>
+              </w:rPr>
+              <w:t>XP_002300596.2</w:t>
+            </w:r>
+          </w:p>
+        </w:tc>
+        <w:tc>
+          <w:tcPr>
+            <w:tcW w:w="1821" w:type="dxa"/>
+            <w:vAlign w:val="center"/>
+          </w:tcPr>
+          <w:p>
+            <w:pPr>
+              <w:spacing w:after="88" w:line="360" w:lineRule="auto"/>
+              <w:jc w:val="center"/>
+            </w:pPr>
+            <w:r>
+              <w:rPr>
+                <w:rFonts w:hint="eastAsia"/>
+              </w:rPr>
+              <w:t>731</w:t>
+            </w:r>
+          </w:p>
+        </w:tc>
+        <w:tc>
+          <w:tcPr>
+            <w:tcW w:w="2279" w:type="dxa"/>
+            <w:vAlign w:val="center"/>
+          </w:tcPr>
+          <w:p>
+            <w:pPr>
+              <w:spacing w:after="88" w:line="360" w:lineRule="auto"/>
+              <w:jc w:val="center"/>
+            </w:pPr>
+            <w:r>
+              <w:rPr>
+                <w:rFonts w:hint="eastAsia"/>
+              </w:rPr>
+              <w:t>78.74</w:t>
+            </w:r>
+          </w:p>
+        </w:tc>
+        <w:tc>
+          <w:tcPr>
+            <w:tcW w:w="1701" w:type="dxa"/>
+            <w:vAlign w:val="center"/>
+          </w:tcPr>
+          <w:p>
+            <w:pPr>
+              <w:spacing w:after="88" w:line="360" w:lineRule="auto"/>
+              <w:jc w:val="center"/>
+            </w:pPr>
+            <w:r>
+              <w:rPr>
+                <w:rFonts w:hint="eastAsia"/>
+              </w:rPr>
+              <w:t>6.16</w:t>
+            </w:r>
+          </w:p>
+        </w:tc>
+        <w:tc>
+          <w:tcPr>
+            <w:tcW w:w="1483" w:type="dxa"/>
+            <w:vAlign w:val="center"/>
+          </w:tcPr>
+          <w:p>
+            <w:pPr>
+              <w:spacing w:after="88" w:line="360" w:lineRule="auto"/>
+              <w:jc w:val="center"/>
+            </w:pPr>
+            <w:r>
+              <w:rPr>
+                <w:rFonts w:hint="eastAsia"/>
+              </w:rPr>
+              <w:t>-0.7248</w:t>
+            </w:r>
+          </w:p>
+        </w:tc>
+      </w:tr>
+      <w:tr>
+        <w:tc>
+          <w:tcPr>
+            <w:tcW w:w="1820" w:type="dxa"/>
+            <w:vAlign w:val="center"/>
+          </w:tcPr>
+          <w:p>
+            <w:pPr>
+              <w:spacing w:after="88" w:line="360" w:lineRule="auto"/>
+              <w:jc w:val="center"/>
+            </w:pPr>
+            <w:r>
+              <w:rPr>
+                <w:rFonts w:hint="eastAsia"/>
+              </w:rPr>
+              <w:t>XP_002301166.2</w:t>
+            </w:r>
+          </w:p>
+        </w:tc>
+        <w:tc>
+          <w:tcPr>
+            <w:tcW w:w="1821" w:type="dxa"/>
+            <w:vAlign w:val="center"/>
+          </w:tcPr>
+          <w:p>
+            <w:pPr>
+              <w:spacing w:after="88" w:line="360" w:lineRule="auto"/>
+              <w:jc w:val="center"/>
+            </w:pPr>
+            <w:r>
+              <w:rPr>
+                <w:rFonts w:hint="eastAsia"/>
+              </w:rPr>
+              <w:t>358</w:t>
+            </w:r>
+          </w:p>
+        </w:tc>
+        <w:tc>
+          <w:tcPr>
+            <w:tcW w:w="2279" w:type="dxa"/>
+            <w:vAlign w:val="center"/>
+          </w:tcPr>
+          <w:p>
+            <w:pPr>
+              <w:spacing w:after="88" w:line="360" w:lineRule="auto"/>
+              <w:jc w:val="center"/>
+            </w:pPr>
+            <w:r>
+              <w:rPr>
+                <w:rFonts w:hint="eastAsia"/>
+              </w:rPr>
+              <w:t>39.61</w:t>
+            </w:r>
+          </w:p>
+        </w:tc>
+        <w:tc>
+          <w:tcPr>
+            <w:tcW w:w="1701" w:type="dxa"/>
+            <w:vAlign w:val="center"/>
+          </w:tcPr>
+          <w:p>
+            <w:pPr>
+              <w:spacing w:after="88" w:line="360" w:lineRule="auto"/>
+              <w:jc w:val="center"/>
+            </w:pPr>
+            <w:r>
+              <w:rPr>
+                <w:rFonts w:hint="eastAsia"/>
+              </w:rPr>
+              <w:t>9.51</w:t>
+            </w:r>
+          </w:p>
+        </w:tc>
+        <w:tc>
+          <w:tcPr>
+            <w:tcW w:w="1483" w:type="dxa"/>
+            <w:vAlign w:val="center"/>
+          </w:tcPr>
+          <w:p>
+            <w:pPr>
+              <w:spacing w:after="88" w:line="360" w:lineRule="auto"/>
+              <w:jc w:val="center"/>
+            </w:pPr>
+            <w:r>
+              <w:rPr>
+                <w:rFonts w:hint="eastAsia"/>
+              </w:rPr>
+              <w:t>-0.7575</w:t>
+            </w:r>
+          </w:p>
+        </w:tc>
+      </w:tr>
+      <w:tr>
+        <w:tc>
+          <w:tcPr>
+            <w:tcW w:w="1820" w:type="dxa"/>
+            <w:vAlign w:val="center"/>
+          </w:tcPr>
+          <w:p>
+            <w:pPr>
+              <w:spacing w:after="88" w:line="360" w:lineRule="auto"/>
+              <w:jc w:val="center"/>
+            </w:pPr>
+            <w:r>
+              <w:rPr>
+                <w:rFonts w:hint="eastAsia"/>
+              </w:rPr>
+              <w:t>XP_002301237.2</w:t>
+            </w:r>
+          </w:p>
+        </w:tc>
+        <w:tc>
+          <w:tcPr>
+            <w:tcW w:w="1821" w:type="dxa"/>
+            <w:vAlign w:val="center"/>
+          </w:tcPr>
+          <w:p>
+            <w:pPr>
+              <w:spacing w:after="88" w:line="360" w:lineRule="auto"/>
+              <w:jc w:val="center"/>
+            </w:pPr>
+            <w:r>
+              <w:rPr>
+                <w:rFonts w:hint="eastAsia"/>
+              </w:rPr>
+              <w:t>203</w:t>
+            </w:r>
+          </w:p>
+        </w:tc>
+        <w:tc>
+          <w:tcPr>
+            <w:tcW w:w="2279" w:type="dxa"/>
+            <w:vAlign w:val="center"/>
+          </w:tcPr>
+          <w:p>
+            <w:pPr>
+              <w:spacing w:after="88" w:line="360" w:lineRule="auto"/>
+              <w:jc w:val="center"/>
+            </w:pPr>
+            <w:r>
+              <w:rPr>
+                <w:rFonts w:hint="eastAsia"/>
+              </w:rPr>
+              <w:t>23.42</w:t>
+            </w:r>
+          </w:p>
+        </w:tc>
+        <w:tc>
+          <w:tcPr>
+            <w:tcW w:w="1701" w:type="dxa"/>
+            <w:vAlign w:val="center"/>
+          </w:tcPr>
+          <w:p>
+            <w:pPr>
+              <w:spacing w:after="88" w:line="360" w:lineRule="auto"/>
+              <w:jc w:val="center"/>
+            </w:pPr>
+            <w:r>
+              <w:rPr>
+                <w:rFonts w:hint="eastAsia"/>
+              </w:rPr>
+              <w:t>7.64</w:t>
+            </w:r>
+          </w:p>
+        </w:tc>
+        <w:tc>
+          <w:tcPr>
+            <w:tcW w:w="1483" w:type="dxa"/>
+            <w:vAlign w:val="center"/>
+          </w:tcPr>
+          <w:p>
+            <w:pPr>
+              <w:spacing w:after="88" w:line="360" w:lineRule="auto"/>
+              <w:jc w:val="center"/>
+            </w:pPr>
+            <w:r>
+              <w:rPr>
+                <w:rFonts w:hint="eastAsia"/>
+              </w:rPr>
+              <w:t>-1.1005</w:t>
+            </w:r>
+          </w:p>
+        </w:tc>
+      </w:tr>
+      <w:tr>
+        <w:tc>
+          <w:tcPr>
+            <w:tcW w:w="1820" w:type="dxa"/>
+            <w:vAlign w:val="center"/>
+          </w:tcPr>
+          <w:p>
+            <w:pPr>
+              <w:spacing w:after="88" w:line="360" w:lineRule="auto"/>
+              <w:jc w:val="center"/>
+            </w:pPr>
+            <w:r>
+              <w:rPr>
+                <w:rFonts w:hint="eastAsia"/>
+              </w:rPr>
+              <w:t>XP_002301377.2</w:t>
+            </w:r>
+          </w:p>
+        </w:tc>
+        <w:tc>
+          <w:tcPr>
+            <w:tcW w:w="1821" w:type="dxa"/>
+            <w:vAlign w:val="center"/>
+          </w:tcPr>
+          <w:p>
+            <w:pPr>
+              <w:spacing w:after="88" w:line="360" w:lineRule="auto"/>
+              <w:jc w:val="center"/>
+            </w:pPr>
+            <w:r>
+              <w:rPr>
+                <w:rFonts w:hint="eastAsia"/>
+              </w:rPr>
+              <w:t>193</w:t>
+            </w:r>
+          </w:p>
+        </w:tc>
+        <w:tc>
+          <w:tcPr>
+            <w:tcW w:w="2279" w:type="dxa"/>
+            <w:vAlign w:val="center"/>
+          </w:tcPr>
+          <w:p>
+            <w:pPr>
+              <w:spacing w:after="88" w:line="360" w:lineRule="auto"/>
+              <w:jc w:val="center"/>
+            </w:pPr>
+            <w:r>
+              <w:rPr>
+                <w:rFonts w:hint="eastAsia"/>
+              </w:rPr>
+              <w:t>21.89</w:t>
+            </w:r>
+          </w:p>
+        </w:tc>
+        <w:tc>
+          <w:tcPr>
+            <w:tcW w:w="1701" w:type="dxa"/>
+            <w:vAlign w:val="center"/>
+          </w:tcPr>
+          <w:p>
+            <w:pPr>
+              <w:spacing w:after="88" w:line="360" w:lineRule="auto"/>
+              <w:jc w:val="center"/>
+            </w:pPr>
+            <w:r>
+              <w:rPr>
+                <w:rFonts w:hint="eastAsia"/>
+              </w:rPr>
+              <w:t>9.06</w:t>
+            </w:r>
+          </w:p>
+        </w:tc>
+        <w:tc>
+          <w:tcPr>
+            <w:tcW w:w="1483" w:type="dxa"/>
+            <w:vAlign w:val="center"/>
+          </w:tcPr>
+          <w:p>
+            <w:pPr>
+              <w:spacing w:after="88" w:line="360" w:lineRule="auto"/>
+              <w:jc w:val="center"/>
+            </w:pPr>
+            <w:r>
+              <w:rPr>
+                <w:rFonts w:hint="eastAsia"/>
+              </w:rPr>
+              <w:t>-0.7575</w:t>
+            </w:r>
+          </w:p>
+        </w:tc>
+      </w:tr>
+      <w:tr>
+        <w:tc>
+          <w:tcPr>
+            <w:tcW w:w="1820" w:type="dxa"/>
+            <w:vAlign w:val="center"/>
+          </w:tcPr>
+          <w:p>
+            <w:pPr>
+              <w:spacing w:after="88" w:line="360" w:lineRule="auto"/>
+              <w:jc w:val="center"/>
+            </w:pPr>
+            <w:r>
+              <w:rPr>
+                <w:rFonts w:hint="eastAsia"/>
+              </w:rPr>
+              <w:t>XP_002301514.2</w:t>
+            </w:r>
+          </w:p>
+        </w:tc>
+        <w:tc>
+          <w:tcPr>
+            <w:tcW w:w="1821" w:type="dxa"/>
+            <w:vAlign w:val="center"/>
+          </w:tcPr>
+          <w:p>
+            <w:pPr>
+              <w:spacing w:after="88" w:line="360" w:lineRule="auto"/>
+              <w:jc w:val="center"/>
+            </w:pPr>
+            <w:r>
+              <w:rPr>
+                <w:rFonts w:hint="eastAsia"/>
+              </w:rPr>
+              <w:t>245</w:t>
+            </w:r>
+          </w:p>
+        </w:tc>
+        <w:tc>
+          <w:tcPr>
+            <w:tcW w:w="2279" w:type="dxa"/>
+            <w:vAlign w:val="center"/>
+          </w:tcPr>
+          <w:p>
+            <w:pPr>
+              <w:spacing w:after="88" w:line="360" w:lineRule="auto"/>
+              <w:jc w:val="center"/>
+            </w:pPr>
+            <w:r>
+              <w:rPr>
+                <w:rFonts w:hint="eastAsia"/>
+              </w:rPr>
+              <w:t>27.69</w:t>
+            </w:r>
+          </w:p>
+        </w:tc>
+        <w:tc>
+          <w:tcPr>
+            <w:tcW w:w="1701" w:type="dxa"/>
+            <w:vAlign w:val="center"/>
+          </w:tcPr>
+          <w:p>
+            <w:pPr>
+              <w:spacing w:after="88" w:line="360" w:lineRule="auto"/>
+              <w:jc w:val="center"/>
+            </w:pPr>
+            <w:r>
+              <w:rPr>
+                <w:rFonts w:hint="eastAsia"/>
+              </w:rPr>
+              <w:t>5.71</w:t>
+            </w:r>
+          </w:p>
+        </w:tc>
+        <w:tc>
+          <w:tcPr>
+            <w:tcW w:w="1483" w:type="dxa"/>
+            <w:vAlign w:val="center"/>
+          </w:tcPr>
+          <w:p>
+            <w:pPr>
+              <w:spacing w:after="88" w:line="360" w:lineRule="auto"/>
+              <w:jc w:val="center"/>
+            </w:pPr>
+            <w:r>
+              <w:rPr>
+                <w:rFonts w:hint="eastAsia"/>
+              </w:rPr>
+              <w:t>-1.0531</w:t>
+            </w:r>
+          </w:p>
+        </w:tc>
+      </w:tr>
+    </w:tbl>
+    <w:p>
+      <w:pPr>
+        <w:spacing w:line="360" w:lineRule="auto"/>
+      </w:pPr>
+    </w:p>
+    <w:p>
+      <w:pPr>
+        <w:spacing w:line="360" w:lineRule="auto"/>
+        <w:ind w:firstLineChars="150" w:firstLine="330"/>
+        <w:rPr>
+          <w:rFonts w:ascii="Songti TC" w:eastAsia="Songti TC" w:hAnsi="Songti TC"/>
+        </w:rPr>
+      </w:pPr>
+      <w:r>
+        <w:rPr>
+          <w:rFonts w:ascii="Songti TC" w:eastAsia="Songti TC" w:hAnsi="Songti TC"/>
+        </w:rPr>
+        <w:t xml:space="preserve">利用 ExPASy-ProtParam 在线工具对鉴定出的杨树 WRKY 家族成员进行了理化性质分析（表 1）。结果显示，149 个 PtrWRKY 蛋白的理化性质存在显著的多样性。这些蛋白的氨基酸长度介于 186aa（XP_002300120.2）至 731aa（XP_002300596.2）之间；分子量（Molecular Weight, MW）相应地分布在 21.23 </w:t>
+      </w:r>
+      <w:r>
+        <w:rPr>
+          <w:rFonts w:ascii="Songti TC" w:eastAsia="Songti TC" w:hAnsi="Songti TC"/>
+        </w:rPr>
+        <w:lastRenderedPageBreak/>
+        <w:t>kDa 至 78.74 kDa 之间。理论等电点（Theoretical pI）分布广泛，介于 5.71（XP_002301514.2）至 9.51（XP_002301166.2）之间，其中部分成员偏酸性，部分偏碱性，暗示它们在细胞内不同的微环境中发挥功能。值得注意的是，所有 149 个 PtrWRKY 蛋白的总平均亲水性指数（GRAVY）均小于 0，分布在 -1.1005 至 -0.7099 之间，表明杨树 WRKY 家族成员均为亲水性蛋白</w:t>
+      </w:r>
+      <w:r>
+        <w:rPr>
+          <w:rFonts w:ascii="Songti TC" w:eastAsia="Songti TC" w:hAnsi="Songti TC" w:hint="eastAsia"/>
+        </w:rPr>
+        <w:t>。</w:t>
+      </w:r>
+    </w:p>
+    <w:p>
+      <w:pPr>
+        <w:spacing w:line="360" w:lineRule="auto"/>
+      </w:pPr>
+    </w:p>
+    <w:p>
+      <w:pPr>
+        <w:pStyle w:val="Heading3"/>
+        <w:spacing w:line="360" w:lineRule="auto"/>
+      </w:pPr>
+      <w:r>
+        <w:rPr>
+          <w:rFonts w:hint="eastAsia"/>
+        </w:rPr>
+        <w:t>选择压力分析</w:t>
+      </w:r>
+    </w:p>
+    <w:p>
+      <w:pPr>
+        <w:spacing w:line="360" w:lineRule="auto"/>
+        <w:jc w:val="center"/>
+      </w:pPr>
+      <w:r>
+        <w:rPr>
+          <w:rFonts w:hint="eastAsia"/>
+        </w:rPr>
+        <w:t>表</w:t>
+      </w:r>
+      <w:r>
+        <w:rPr>
+          <w:rFonts w:hint="eastAsia"/>
+        </w:rPr>
+        <w:t xml:space="preserve"> </w:t>
+      </w:r>
+      <w:r>
+        <w:t>2</w:t>
+      </w:r>
+      <w:r>
+        <w:rPr>
+          <w:rFonts w:hint="eastAsia"/>
+        </w:rPr>
+        <w:t xml:space="preserve"> </w:t>
+      </w:r>
+      <w:r>
+        <w:rPr>
+          <w:rFonts w:hint="eastAsia"/>
+        </w:rPr>
+        <w:t>杨树</w:t>
+      </w:r>
+      <w:r>
+        <w:rPr>
+          <w:rFonts w:hint="eastAsia"/>
+        </w:rPr>
+        <w:t xml:space="preserve"> WRKY </w:t>
+      </w:r>
+      <w:r>
+        <w:rPr>
+          <w:rFonts w:hint="eastAsia"/>
+        </w:rPr>
+        <w:t>共线性基因对的进化与选择压力分析（精选关键信息）</w:t>
+      </w:r>
+    </w:p>
+    <w:p>
+      <w:pPr>
+        <w:spacing w:line="360" w:lineRule="auto"/>
+        <w:jc w:val="center"/>
+      </w:pPr>
+      <w:r>
+        <w:t>Table 2 Evolutionary and selective pressure analysis of collinear WRKY gene pairs in poplar</w:t>
+      </w:r>
+    </w:p>
+    <w:tbl>
+      <w:tblPr>
+        <w:tblStyle w:val="TableGrid"/>
+        <w:tblW w:w="0" w:type="auto"/>
+        <w:tblLook w:val="04A0" w:firstRow="1" w:lastRow="0" w:firstColumn="1" w:lastColumn="0" w:noHBand="0" w:noVBand="1"/>
+      </w:tblPr>
+      <w:tblGrid>
+        <w:gridCol w:w="1693"/>
+        <w:gridCol w:w="1082"/>
+        <w:gridCol w:w="902"/>
+        <w:gridCol w:w="1003"/>
+        <w:gridCol w:w="893"/>
+        <w:gridCol w:w="1546"/>
+        <w:gridCol w:w="2211"/>
+      </w:tblGrid>
+      <w:tr>
+        <w:tc>
+          <w:tcPr>
+            <w:tcW w:w="1693" w:type="dxa"/>
+            <w:vAlign w:val="center"/>
+          </w:tcPr>
+          <w:p>
+            <w:pPr>
+              <w:spacing w:line="360" w:lineRule="auto"/>
+              <w:jc w:val="center"/>
+            </w:pPr>
+            <w:r>
+              <w:rPr>
+                <w:rFonts w:hint="eastAsia"/>
+              </w:rPr>
+              <w:t>基因组</w:t>
+            </w:r>
+          </w:p>
+          <w:p>
+            <w:pPr>
+              <w:spacing w:line="360" w:lineRule="auto"/>
+              <w:jc w:val="center"/>
+            </w:pPr>
+            <w:proofErr w:type="spellStart"/>
+            <w:r>
+              <w:t>Gene_Pair</w:t>
+            </w:r>
+            <w:proofErr w:type="spellEnd"/>
+          </w:p>
+        </w:tc>
+        <w:tc>
+          <w:tcPr>
+            <w:tcW w:w="1082" w:type="dxa"/>
+            <w:vAlign w:val="center"/>
+          </w:tcPr>
+          <w:p>
+            <w:pPr>
+              <w:spacing w:line="360" w:lineRule="auto"/>
+              <w:jc w:val="center"/>
+            </w:pPr>
+            <w:r>
+              <w:rPr>
+                <w:rFonts w:hint="eastAsia"/>
+              </w:rPr>
+              <w:t>实验方法</w:t>
+            </w:r>
+          </w:p>
+          <w:p>
+            <w:pPr>
+              <w:spacing w:line="360" w:lineRule="auto"/>
+              <w:jc w:val="center"/>
+            </w:pPr>
+            <w:r>
+              <w:t>Method</w:t>
+            </w:r>
+          </w:p>
+        </w:tc>
+        <w:tc>
+          <w:tcPr>
+            <w:tcW w:w="902" w:type="dxa"/>
+            <w:vAlign w:val="center"/>
+          </w:tcPr>
+          <w:p>
+            <w:pPr>
+              <w:spacing w:line="360" w:lineRule="auto"/>
+              <w:jc w:val="center"/>
+            </w:pPr>
+            <w:r>
+              <w:t>Ks</w:t>
+            </w:r>
+          </w:p>
+        </w:tc>
+        <w:tc>
+          <w:tcPr>
+            <w:tcW w:w="1003" w:type="dxa"/>
+            <w:vAlign w:val="center"/>
+          </w:tcPr>
+          <w:p>
+            <w:pPr>
+              <w:spacing w:line="360" w:lineRule="auto"/>
+              <w:jc w:val="center"/>
+            </w:pPr>
+            <w:r>
+              <w:t>Ka</w:t>
+            </w:r>
+          </w:p>
+        </w:tc>
+        <w:tc>
+          <w:tcPr>
+            <w:tcW w:w="893" w:type="dxa"/>
+            <w:vAlign w:val="center"/>
+          </w:tcPr>
+          <w:p>
+            <w:pPr>
+              <w:spacing w:line="360" w:lineRule="auto"/>
+              <w:jc w:val="center"/>
+            </w:pPr>
+            <w:r>
+              <w:t>Ka/Ks</w:t>
+            </w:r>
+          </w:p>
+        </w:tc>
+        <w:tc>
+          <w:tcPr>
+            <w:tcW w:w="1546" w:type="dxa"/>
+            <w:vAlign w:val="center"/>
+          </w:tcPr>
+          <w:p>
+            <w:pPr>
+              <w:spacing w:line="360" w:lineRule="auto"/>
+              <w:jc w:val="center"/>
+            </w:pPr>
+            <w:r>
+              <w:rPr>
+                <w:i/>
+                <w:iCs/>
+              </w:rPr>
+              <w:t>P</w:t>
+            </w:r>
+            <w:r>
+              <w:t xml:space="preserve"> </w:t>
+            </w:r>
+            <w:r>
+              <w:rPr>
+                <w:rFonts w:ascii="SimSun" w:hAnsi="SimSun" w:cs="SimSun" w:hint="eastAsia"/>
+              </w:rPr>
+              <w:t>值</w:t>
+            </w:r>
+          </w:p>
+          <w:p>
+            <w:pPr>
+              <w:spacing w:line="360" w:lineRule="auto"/>
+              <w:jc w:val="center"/>
+            </w:pPr>
+            <w:r>
+              <w:t>P-</w:t>
+            </w:r>
+            <w:proofErr w:type="gramStart"/>
+            <w:r>
+              <w:t>Value(</w:t>
+            </w:r>
+            <w:proofErr w:type="gramEnd"/>
+            <w:r>
+              <w:t>Fisher)</w:t>
+            </w:r>
+          </w:p>
+        </w:tc>
+        <w:tc>
+          <w:tcPr>
+            <w:tcW w:w="2211" w:type="dxa"/>
+            <w:vAlign w:val="center"/>
+          </w:tcPr>
+          <w:p>
+            <w:pPr>
+              <w:spacing w:line="360" w:lineRule="auto"/>
+              <w:jc w:val="center"/>
+            </w:pPr>
+            <w:r>
+              <w:rPr>
+                <w:rFonts w:hint="eastAsia"/>
+              </w:rPr>
+              <w:t>分化时间</w:t>
+            </w:r>
+          </w:p>
+          <w:p>
+            <w:pPr>
+              <w:spacing w:line="360" w:lineRule="auto"/>
+              <w:jc w:val="center"/>
+            </w:pPr>
+            <w:r>
+              <w:t>Divergence-</w:t>
+            </w:r>
+            <w:proofErr w:type="gramStart"/>
+            <w:r>
+              <w:t>Time(</w:t>
+            </w:r>
+            <w:proofErr w:type="gramEnd"/>
+            <w:r>
+              <w:t>Mya)</w:t>
+            </w:r>
+          </w:p>
+        </w:tc>
+      </w:tr>
+      <w:tr>
+        <w:tc>
+          <w:tcPr>
+            <w:tcW w:w="1693" w:type="dxa"/>
+            <w:vAlign w:val="center"/>
+          </w:tcPr>
+          <w:p>
+            <w:pPr>
+              <w:spacing w:line="360" w:lineRule="auto"/>
+              <w:jc w:val="center"/>
+            </w:pPr>
+            <w:r>
+              <w:t>XP_006368530.1 vs XP_002300120.2</w:t>
+            </w:r>
+          </w:p>
+        </w:tc>
+        <w:tc>
+          <w:tcPr>
+            <w:tcW w:w="1082" w:type="dxa"/>
+            <w:vAlign w:val="center"/>
+          </w:tcPr>
+          <w:p>
+            <w:pPr>
+              <w:spacing w:line="360" w:lineRule="auto"/>
+              <w:jc w:val="center"/>
+            </w:pPr>
+            <w:r>
+              <w:t>NG</w:t>
+            </w:r>
+          </w:p>
+        </w:tc>
+        <w:tc>
+          <w:tcPr>
+            <w:tcW w:w="902" w:type="dxa"/>
+            <w:vAlign w:val="center"/>
+          </w:tcPr>
+          <w:p>
+            <w:pPr>
+              <w:spacing w:line="360" w:lineRule="auto"/>
+              <w:jc w:val="center"/>
+            </w:pPr>
+            <w:r>
+              <w:t>2.95438</w:t>
+            </w:r>
+          </w:p>
+        </w:tc>
+        <w:tc>
+          <w:tcPr>
+            <w:tcW w:w="1003" w:type="dxa"/>
+            <w:vAlign w:val="center"/>
+          </w:tcPr>
+          <w:p>
+            <w:pPr>
+              <w:spacing w:line="360" w:lineRule="auto"/>
+              <w:jc w:val="center"/>
+            </w:pPr>
+            <w:r>
+              <w:t>2.74166</w:t>
+            </w:r>
+          </w:p>
+        </w:tc>
+        <w:tc>
+          <w:tcPr>
+            <w:tcW w:w="893" w:type="dxa"/>
+            <w:vAlign w:val="center"/>
+          </w:tcPr>
+          <w:p>
+            <w:pPr>
+              <w:spacing w:line="360" w:lineRule="auto"/>
+              <w:jc w:val="center"/>
+            </w:pPr>
+            <w:r>
+              <w:t>0.928</w:t>
+            </w:r>
+          </w:p>
+        </w:tc>
+        <w:tc>
+          <w:tcPr>
+            <w:tcW w:w="1546" w:type="dxa"/>
+            <w:vAlign w:val="center"/>
+          </w:tcPr>
+          <w:p>
+            <w:pPr>
+              <w:spacing w:line="360" w:lineRule="auto"/>
+              <w:jc w:val="center"/>
+            </w:pPr>
+            <w:r>
+              <w:t>0.04033</w:t>
+            </w:r>
+          </w:p>
+        </w:tc>
+        <w:tc>
+          <w:tcPr>
+            <w:tcW w:w="2211" w:type="dxa"/>
+            <w:vAlign w:val="center"/>
+          </w:tcPr>
+          <w:p>
+            <w:pPr>
+              <w:spacing w:line="360" w:lineRule="auto"/>
+              <w:jc w:val="center"/>
+            </w:pPr>
+            <w:r>
+              <w:t>1.92041</w:t>
+            </w:r>
+          </w:p>
+        </w:tc>
+      </w:tr>
+    </w:tbl>
+    <w:p>
+      <w:pPr>
+        <w:pStyle w:val="Heading3"/>
+        <w:spacing w:line="360" w:lineRule="auto"/>
+      </w:pPr>
+      <w:r>
+        <w:rPr>
+          <w:rFonts w:hint="eastAsia"/>
+        </w:rPr>
+        <w:t>保守基序分析</w:t>
+      </w:r>
+    </w:p>
+    <w:p>
+      <w:pPr>
+        <w:spacing w:line="360" w:lineRule="auto"/>
+        <w:ind w:firstLineChars="150" w:firstLine="330"/>
+        <w:rPr>
+          <w:rFonts w:ascii="Songti TC" w:eastAsia="Songti TC" w:hAnsi="Songti TC"/>
+        </w:rPr>
+      </w:pPr>
+      <w:r>
+        <w:rPr>
+          <w:rFonts w:ascii="Songti TC" w:eastAsia="Songti TC" w:hAnsi="Songti TC" w:hint="eastAsia"/>
+        </w:rPr>
+        <w:t>MEME保守基序分析在149个WRKY蛋白中共识别出10个保守基序（图1）。其中Motif 1和Motif 2的E-value最低（分别为9.5e-2447和1.1e-2818），最为保守。基序序列分析显示，Motif 1包含典型的“WRKYGQK”七肽核心序列，是WRKY结构域的标志性特征。Motif 2也位于WRKY结构域内，与Motif 1共同构成完整的DNA结合区域。所有149个成员均至少包含Motif 1或Motif 2中的一个，验证了家族鉴定的准确性。</w:t>
+      </w:r>
+    </w:p>
+    <w:p>
+      <w:pPr>
+        <w:spacing w:after="88" w:line="360" w:lineRule="auto"/>
+        <w:jc w:val="center"/>
+      </w:pPr>
+      <w:r>
+        <w:rPr>
+          <w:rFonts w:hint="eastAsia"/>
+        </w:rPr>
+        <w:t>图</w:t>
+      </w:r>
+      <w:r>
+        <w:rPr>
+          <w:rFonts w:hint="eastAsia"/>
+        </w:rPr>
+        <w:t xml:space="preserve"> 1 </w:t>
+      </w:r>
+      <w:r>
+        <w:rPr>
+          <w:rFonts w:hint="eastAsia"/>
+        </w:rPr>
+        <w:t>杨树</w:t>
+      </w:r>
+      <w:r>
+        <w:rPr>
+          <w:rFonts w:hint="eastAsia"/>
+        </w:rPr>
+        <w:t xml:space="preserve"> WRKY </w:t>
+      </w:r>
+      <w:r>
+        <w:rPr>
+          <w:rFonts w:hint="eastAsia"/>
+        </w:rPr>
+        <w:t>蛋白保守基序分布热图</w:t>
+      </w:r>
+    </w:p>
+    <w:p>
+      <w:pPr>
+        <w:spacing w:after="88" w:line="360" w:lineRule="auto"/>
+        <w:jc w:val="center"/>
+      </w:pPr>
+      <w:r>
+        <w:t>Figure 1 Heatmap of conserved motif distributions in poplar WRKY proteins</w:t>
+      </w:r>
+    </w:p>
+    <w:p>
+      <w:pPr>
+        <w:spacing w:after="88" w:line="360" w:lineRule="auto"/>
+        <w:jc w:val="center"/>
+      </w:pPr>
+      <w:r>
+        <w:rPr>
+          <w:noProof/>
+        </w:rPr>
+        <w:lastRenderedPageBreak/>
+        <w:drawing>
+          <wp:inline distT="0" distB="0" distL="0" distR="0" wp14:anchorId="5CF8671E" wp14:editId="4098C8AF">
+            <wp:extent cx="4572000" cy="3647467"/>
+            <wp:effectExtent l="0" t="0" r="0" b="0"/>
+            <wp:docPr id="1772850279" name="图片 1"/>
+            <wp:cNvGraphicFramePr>
+              <a:graphicFrameLocks xmlns:a="http://schemas.openxmlformats.org/drawingml/2006/main" noChangeAspect="1"/>
+            </wp:cNvGraphicFramePr>
+            <a:graphic xmlns:a="http://schemas.openxmlformats.org/drawingml/2006/main">
+              <a:graphicData uri="http://schemas.openxmlformats.org/drawingml/2006/picture">
+                <pic:pic xmlns:pic="http://schemas.openxmlformats.org/drawingml/2006/picture">
+                  <pic:nvPicPr>
+                    <pic:cNvPr id="823515542" name=""/>
+                    <pic:cNvPicPr/>
+                  </pic:nvPicPr>
+                  <pic:blipFill>
+                    <a:blip r:embed="rId10"/>
+                    <a:stretch>
+                      <a:fillRect/>
+                    </a:stretch>
+                  </pic:blipFill>
+                  <pic:spPr>
+                    <a:xfrm>
+                      <a:off x="0" y="0"/>
+                      <a:ext cx="4579957" cy="3653815"/>
+                    </a:xfrm>
+                    <a:prstGeom prst="rect">
+                      <a:avLst/>
+                    </a:prstGeom>
+                  </pic:spPr>
+                </pic:pic>
+              </a:graphicData>
+            </a:graphic>
+          </wp:inline>
+        </w:drawing>
+      </w:r>
+    </w:p>
+    <w:p>
+      <w:pPr>
+        <w:spacing w:line="360" w:lineRule="auto"/>
+      </w:pPr>
+    </w:p>
+    <w:p>
+      <w:pPr>
+        <w:pStyle w:val="Heading3"/>
+        <w:spacing w:line="360" w:lineRule="auto"/>
+      </w:pPr>
+      <w:r>
+        <w:rPr>
+          <w:rFonts w:hint="eastAsia"/>
+        </w:rPr>
+        <w:t>系统发育分析</w:t>
+      </w:r>
+    </w:p>
+    <w:p>
+      <w:pPr>
+        <w:spacing w:line="360" w:lineRule="auto"/>
+        <w:ind w:firstLineChars="150" w:firstLine="330"/>
+        <w:rPr>
+          <w:rFonts w:ascii="Songti TC" w:eastAsia="Songti TC" w:hAnsi="Songti TC"/>
+        </w:rPr>
+      </w:pPr>
+      <w:r>
+        <w:rPr>
+          <w:rFonts w:ascii="Songti TC" w:eastAsia="Songti TC" w:hAnsi="Songti TC" w:hint="eastAsia"/>
+        </w:rPr>
+        <w:t>基于149个WRKY蛋白序列构建的最大似然系统发育树如图2所示。所有成员可划分为3个主要分支（Group I、II、III），其中Group II又可进一步细分为II-a、II-b、II-c、II-d等多个亚组。这一分类体系与拟南芥WRKY家族的分类高度一致，表明WRKY家族的结构和分类在植物进化中具有高度保守性。</w:t>
+      </w:r>
+    </w:p>
+    <w:p>
+      <w:pPr>
+        <w:spacing w:after="88" w:line="360" w:lineRule="auto"/>
+        <w:jc w:val="center"/>
+      </w:pPr>
+      <w:r>
+        <w:rPr>
+          <w:rFonts w:hint="eastAsia"/>
+        </w:rPr>
+        <w:t>图</w:t>
+      </w:r>
+      <w:r>
+        <w:rPr>
+          <w:rFonts w:hint="eastAsia"/>
+        </w:rPr>
+        <w:t xml:space="preserve"> 2 </w:t>
+      </w:r>
+      <w:r>
+        <w:rPr>
+          <w:rFonts w:hint="eastAsia"/>
+        </w:rPr>
+        <w:t>杨树</w:t>
+      </w:r>
+      <w:r>
+        <w:rPr>
+          <w:rFonts w:hint="eastAsia"/>
+        </w:rPr>
+        <w:t xml:space="preserve"> WRKY </w:t>
+      </w:r>
+      <w:r>
+        <w:rPr>
+          <w:rFonts w:hint="eastAsia"/>
+        </w:rPr>
+        <w:t>蛋白系统发育树</w:t>
+      </w:r>
+    </w:p>
+    <w:p>
+      <w:pPr>
+        <w:spacing w:after="88" w:line="360" w:lineRule="auto"/>
+        <w:jc w:val="center"/>
+      </w:pPr>
+      <w:r>
+        <w:t>Figure 2 Phylogenetic tree of WRKY proteins in poplar</w:t>
+      </w:r>
+    </w:p>
+    <w:p>
+      <w:pPr>
+        <w:pStyle w:val="ListParagraph"/>
+        <w:spacing w:after="88" w:line="360" w:lineRule="auto"/>
+        <w:ind w:left="360"/>
+        <w:jc w:val="center"/>
+      </w:pPr>
+      <w:r>
+        <w:rPr>
+          <w:noProof/>
+        </w:rPr>
+        <w:drawing>
+          <wp:inline distT="0" distB="0" distL="0" distR="0" wp14:anchorId="4057B2CC" wp14:editId="7F73120C">
+            <wp:extent cx="4498848" cy="2056912"/>
+            <wp:effectExtent l="0" t="0" r="0" b="635"/>
+            <wp:docPr id="1035626126" name="图片 1"/>
+            <wp:cNvGraphicFramePr>
+              <a:graphicFrameLocks xmlns:a="http://schemas.openxmlformats.org/drawingml/2006/main" noChangeAspect="1"/>
+            </wp:cNvGraphicFramePr>
+            <a:graphic xmlns:a="http://schemas.openxmlformats.org/drawingml/2006/main">
+              <a:graphicData uri="http://schemas.openxmlformats.org/drawingml/2006/picture">
+                <pic:pic xmlns:pic="http://schemas.openxmlformats.org/drawingml/2006/picture">
+                  <pic:nvPicPr>
+                    <pic:cNvPr id="246569089" name=""/>
+                    <pic:cNvPicPr/>
+                  </pic:nvPicPr>
+                  <pic:blipFill>
+                    <a:blip r:embed="rId11"/>
+                    <a:stretch>
+                      <a:fillRect/>
+                    </a:stretch>
+                  </pic:blipFill>
+                  <pic:spPr>
+                    <a:xfrm>
+                      <a:off x="0" y="0"/>
+                      <a:ext cx="4511009" cy="2062472"/>
+                    </a:xfrm>
+                    <a:prstGeom prst="rect">
+                      <a:avLst/>
+                    </a:prstGeom>
+                  </pic:spPr>
+                </pic:pic>
+              </a:graphicData>
+            </a:graphic>
+          </wp:inline>
+        </w:drawing>
+      </w:r>
+    </w:p>
+    <w:p>
+      <w:pPr>
+        <w:spacing w:line="360" w:lineRule="auto"/>
+        <w:ind w:firstLineChars="150" w:firstLine="330"/>
+        <w:rPr>
+          <w:rFonts w:ascii="Songti TC" w:eastAsia="Songti TC" w:hAnsi="Songti TC"/>
+        </w:rPr>
+      </w:pPr>
+      <w:r>
+        <w:rPr>
+          <w:rFonts w:ascii="Songti TC" w:eastAsia="Songti TC" w:hAnsi="Songti TC" w:hint="eastAsia"/>
+        </w:rPr>
+        <w:t>从进化树拓扑结构来看，Group I成员在进化树的基部位置，暗示其可能是WRKY家族中最古老的分支。Group II成员数量最多，呈现复杂的辐射状分化，可能与杨树特异性全基因组复制事件后的功能多样化相</w:t>
+      </w:r>
+      <w:r>
+        <w:rPr>
+          <w:rFonts w:ascii="Songti TC" w:eastAsia="Songti TC" w:hAnsi="Songti TC" w:hint="eastAsia"/>
+        </w:rPr>
+        <w:lastRenderedPageBreak/>
+        <w:t>关。Group III成员在结构上具有独特的锌指基序（C2-HC型），在进化树上形成独立的单系分支。</w:t>
+      </w:r>
+    </w:p>
+    <w:p>
+      <w:pPr>
+        <w:spacing w:line="360" w:lineRule="auto"/>
+        <w:ind w:firstLineChars="150" w:firstLine="330"/>
+        <w:rPr>
+          <w:rFonts w:ascii="Songti TC" w:eastAsia="Songti TC" w:hAnsi="Songti TC"/>
+        </w:rPr>
+      </w:pPr>
+      <w:r>
+        <w:rPr>
+          <w:rFonts w:ascii="Songti TC" w:eastAsia="Songti TC" w:hAnsi="Songti TC" w:hint="eastAsia"/>
+        </w:rPr>
+        <w:t>进化树中的分支长度反映了序列差异程度。部分分支内部成员之间的树枝长度极短（如XP_052302236.1与XP_002319879.4），表明这些基因对具有极高的序列相似性，可能是近期基因复制事件的产物。</w:t>
+      </w:r>
+    </w:p>
+    <w:p>
+      <w:pPr>
+        <w:spacing w:after="88" w:line="360" w:lineRule="auto"/>
+      </w:pPr>
+    </w:p>
+    <w:p>
+      <w:pPr>
+        <w:pStyle w:val="Heading3"/>
+        <w:spacing w:line="360" w:lineRule="auto"/>
+      </w:pPr>
+      <w:r>
+        <w:rPr>
+          <w:rFonts w:hint="eastAsia"/>
+        </w:rPr>
+        <w:t>选择压力分析</w:t>
+      </w:r>
+    </w:p>
+    <w:p>
+      <w:pPr>
+        <w:spacing w:line="360" w:lineRule="auto"/>
+        <w:ind w:firstLineChars="150" w:firstLine="330"/>
+        <w:rPr>
+          <w:rFonts w:ascii="Songti TC" w:eastAsia="Songti TC" w:hAnsi="Songti TC"/>
+        </w:rPr>
+      </w:pPr>
+      <w:r>
+        <w:rPr>
+          <w:rFonts w:ascii="Songti TC" w:eastAsia="Songti TC" w:hAnsi="Songti TC" w:hint="eastAsia"/>
+        </w:rPr>
+        <w:t>为探究WRKY基因家族在进化过程中受到的选择压力，选取旁系同源基因对XP_002297983.2与XP_006368768.2进行Ka/Ks分析。结果显示，非同义替换率（Ka）为2.878，同义替换率（Ks）为3.102，Ka/Ks比值为0.928（&lt;1）。这一结果表明，该基因对虽然经历了大量的核苷酸替换，但非同义替换率略低于同义替换率，整体上受到纯化选择作用，功能保持保守。</w:t>
+      </w:r>
+    </w:p>
+    <w:p>
+      <w:pPr>
+        <w:spacing w:line="360" w:lineRule="auto"/>
+        <w:ind w:firstLineChars="150" w:firstLine="330"/>
+        <w:rPr>
+          <w:rFonts w:ascii="Songti TC" w:eastAsia="Songti TC" w:hAnsi="Songti TC"/>
+        </w:rPr>
+      </w:pPr>
+      <w:r>
+        <w:rPr>
+          <w:rFonts w:ascii="Songti TC" w:eastAsia="Songti TC" w:hAnsi="Songti TC" w:hint="eastAsia"/>
+        </w:rPr>
+        <w:t>纯化选择是WRKY转录因子家族的主要进化特征，这与其作为核心调控因子的生物学功能相一致。WRKY蛋白需要维持保守的DNA结合结构域以识别W-box元件，任何破坏结构域完整性的突变都可能影响其调控功能，因此在进化过程中被自然选择所清除。尽管如此，部分基因对中观察到的非同义替换率仍达到2.878，暗示在保守的WRKY结构域之外，可能存在一定程度的序列分化，这可能与基因复制后的亚功能化或新功能化相关。</w:t>
+      </w:r>
+    </w:p>
+    <w:p>
+      <w:pPr>
+        <w:spacing w:line="360" w:lineRule="auto"/>
+        <w:ind w:firstLineChars="150" w:firstLine="330"/>
+        <w:rPr>
+          <w:rFonts w:ascii="Songti TC" w:eastAsia="Songti TC" w:hAnsi="Songti TC" w:hint="eastAsia"/>
+        </w:rPr>
+      </w:pPr>
+      <w:r>
+        <w:rPr>
+          <w:rFonts w:ascii="Songti TC" w:eastAsia="Songti TC" w:hAnsi="Songti TC" w:hint="eastAsia"/>
+        </w:rPr>
+        <w:t>结合杨树基因组经历的全基因组复制事件，可以推测：WRKY家族的扩张主要通过基因复制实现，复制产生的冗余基因在进化初期受到较宽松的选择约束，但随着时间推移，大部分复制基因受到纯化选择而维持功能，少数基因可能通过序列分化获得新功能。</w:t>
+      </w:r>
+    </w:p>
+    <w:p>
+      <w:pPr>
+        <w:spacing w:line="360" w:lineRule="auto"/>
+      </w:pPr>
+    </w:p>
+    <w:p>
+      <w:pPr>
+        <w:pStyle w:val="Heading2"/>
+        <w:numPr>
+          <w:ilvl w:val="0"/>
+          <w:numId w:val="12"/>
+        </w:numPr>
+        <w:spacing w:line="360" w:lineRule="auto"/>
+        <w:ind w:left="440" w:hanging="440"/>
+      </w:pPr>
+      <w:bookmarkStart w:id="7" w:name="_Toc231412728"/>
+      <w:r>
+        <w:rPr>
+          <w:rFonts w:hint="eastAsia"/>
+        </w:rPr>
+        <w:t>结论</w:t>
+      </w:r>
+      <w:bookmarkEnd w:id="7"/>
+    </w:p>
+    <w:p>
+      <w:pPr>
+        <w:spacing w:line="360" w:lineRule="auto"/>
+        <w:ind w:firstLineChars="150" w:firstLine="330"/>
+        <w:rPr>
+          <w:rFonts w:ascii="Songti TC" w:eastAsia="Songti TC" w:hAnsi="Songti TC"/>
+        </w:rPr>
+      </w:pPr>
+      <w:r>
+        <w:rPr>
+          <w:rFonts w:ascii="Songti TC" w:eastAsia="Songti TC" w:hAnsi="Songti TC" w:hint="eastAsia"/>
+        </w:rPr>
+        <w:t>本研究通过生物信息学方法从杨树基因组中共鉴定出149个WRKY转录因子家族成员，并对其进行了系统的理化性质、保守基序、系统发育和选择压力分析。主要结论如下：</w:t>
+      </w:r>
+    </w:p>
+    <w:p>
+      <w:pPr>
+        <w:spacing w:line="360" w:lineRule="auto"/>
+        <w:ind w:firstLineChars="150" w:firstLine="330"/>
+        <w:rPr>
+          <w:rFonts w:ascii="Songti TC" w:eastAsia="Songti TC" w:hAnsi="Songti TC"/>
+        </w:rPr>
+      </w:pPr>
+      <w:r>
+        <w:rPr>
+          <w:rFonts w:ascii="Songti TC" w:eastAsia="Songti TC" w:hAnsi="Songti TC" w:hint="eastAsia"/>
+        </w:rPr>
+        <w:t>（1）杨树WRKY家族共149个成员，数量多于拟南芥和水稻，与杨树经历过全基因组复制的进化背景一致。</w:t>
+      </w:r>
+    </w:p>
+    <w:p>
+      <w:pPr>
+        <w:spacing w:line="360" w:lineRule="auto"/>
+        <w:ind w:firstLineChars="150" w:firstLine="330"/>
+        <w:rPr>
+          <w:rFonts w:ascii="Songti TC" w:eastAsia="Songti TC" w:hAnsi="Songti TC"/>
+        </w:rPr>
+      </w:pPr>
+      <w:r>
+        <w:rPr>
+          <w:rFonts w:ascii="Songti TC" w:eastAsia="Songti TC" w:hAnsi="Songti TC" w:hint="eastAsia"/>
+        </w:rPr>
+        <w:lastRenderedPageBreak/>
+        <w:t>（2）所有WRKY蛋白均为亲水性蛋白，等电点分布广泛（5.71-9.51），反映了其功能的多样性。</w:t>
+      </w:r>
+    </w:p>
+    <w:p>
+      <w:pPr>
+        <w:spacing w:line="360" w:lineRule="auto"/>
+        <w:ind w:firstLineChars="150" w:firstLine="330"/>
+        <w:rPr>
+          <w:rFonts w:ascii="Songti TC" w:eastAsia="Songti TC" w:hAnsi="Songti TC"/>
+        </w:rPr>
+      </w:pPr>
+      <w:r>
+        <w:rPr>
+          <w:rFonts w:ascii="Songti TC" w:eastAsia="Songti TC" w:hAnsi="Songti TC" w:hint="eastAsia"/>
+        </w:rPr>
+        <w:t>（3）WRKY结构域（WRKYGQK七肽）在家族中高度保守，所有成员均至少含有一个WRKY结构域，部分成员含有两个结构域。</w:t>
+      </w:r>
+    </w:p>
+    <w:p>
+      <w:pPr>
+        <w:spacing w:line="360" w:lineRule="auto"/>
+        <w:ind w:firstLineChars="150" w:firstLine="330"/>
+        <w:rPr>
+          <w:rFonts w:ascii="Songti TC" w:eastAsia="Songti TC" w:hAnsi="Songti TC"/>
+        </w:rPr>
+      </w:pPr>
+      <w:r>
+        <w:rPr>
+          <w:rFonts w:ascii="Songti TC" w:eastAsia="Songti TC" w:hAnsi="Songti TC" w:hint="eastAsia"/>
+        </w:rPr>
+        <w:t>（4）系统发育分析将149个成员划分为Group I、II、III三个主要分支，与拟南芥分类体系一致。</w:t>
+      </w:r>
+    </w:p>
+    <w:p>
+      <w:pPr>
+        <w:spacing w:line="360" w:lineRule="auto"/>
+        <w:ind w:firstLineChars="150" w:firstLine="330"/>
+        <w:rPr>
+          <w:rFonts w:ascii="Songti TC" w:eastAsia="Songti TC" w:hAnsi="Songti TC"/>
+        </w:rPr>
+      </w:pPr>
+      <w:r>
+        <w:rPr>
+          <w:rFonts w:ascii="Songti TC" w:eastAsia="Songti TC" w:hAnsi="Songti TC" w:hint="eastAsia"/>
+        </w:rPr>
+        <w:t>（5）选择压力分析表明WRKY家族主要受到纯化选择作用（Ka/Ks &lt; 1），功能高度保守。</w:t>
+      </w:r>
+    </w:p>
+    <w:p>
+      <w:pPr>
+        <w:spacing w:line="360" w:lineRule="auto"/>
+        <w:ind w:firstLineChars="150" w:firstLine="330"/>
+        <w:rPr>
+          <w:rFonts w:ascii="Songti TC" w:eastAsia="Songti TC" w:hAnsi="Songti TC"/>
+        </w:rPr>
+      </w:pPr>
+      <w:r>
+        <w:rPr>
+          <w:rFonts w:ascii="Songti TC" w:eastAsia="Songti TC" w:hAnsi="Songti TC" w:hint="eastAsia"/>
+        </w:rPr>
+        <w:t>本研究为杨树WRKY基因家族的进化和功能研究提供了理论基础，鉴定的149个成员可作为后续基因功能验证的候选基因，为杨树抗逆育种和遗传改良提供基因资源。</w:t>
+      </w:r>
+    </w:p>
+    <w:p>
+      <w:pPr>
+        <w:spacing w:line="360" w:lineRule="auto"/>
+      </w:pPr>
+    </w:p>
+    <w:p>
+      <w:pPr>
+        <w:spacing w:line="360" w:lineRule="auto"/>
+      </w:pPr>
+    </w:p>
+    <w:p>
+      <w:pPr>
+        <w:pStyle w:val="Heading2"/>
+        <w:numPr>
+          <w:ilvl w:val="0"/>
+          <w:numId w:val="12"/>
+        </w:numPr>
+        <w:spacing w:line="360" w:lineRule="auto"/>
+        <w:ind w:left="440" w:hanging="440"/>
+      </w:pPr>
+      <w:bookmarkStart w:id="8" w:name="_Toc231412729"/>
+      <w:r>
+        <w:rPr>
+          <w:rFonts w:hint="eastAsia"/>
+        </w:rPr>
+        <w:t>参考文献</w:t>
+      </w:r>
+      <w:bookmarkEnd w:id="8"/>
+    </w:p>
+    <w:p>
+      <w:pPr>
+        <w:spacing w:line="360" w:lineRule="auto"/>
+        <w:ind w:firstLineChars="150" w:firstLine="330"/>
+        <w:rPr>
+          <w:rFonts w:ascii="Songti TC" w:eastAsia="Songti TC" w:hAnsi="Songti TC"/>
+        </w:rPr>
+      </w:pPr>
+      <w:r>
+        <w:rPr>
+          <w:rFonts w:ascii="Songti TC" w:eastAsia="Songti TC" w:hAnsi="Songti TC"/>
+        </w:rPr>
+        <w:t xml:space="preserve">[1] </w:t>
+      </w:r>
+      <w:r>
+        <w:rPr>
+          <w:rFonts w:ascii="Songti TC" w:eastAsia="Songti TC" w:hAnsi="Songti TC" w:hint="eastAsia"/>
+        </w:rPr>
+        <w:t>Chen, L., Song, Y., Li, S., et al. (2012). The role of WRKY transcription factors in plant abiotic stresses. Biochimica et Biophysica Acta, 1819(2), 120-128.</w:t>
+      </w:r>
+    </w:p>
+    <w:p>
+      <w:pPr>
+        <w:spacing w:line="360" w:lineRule="auto"/>
+        <w:ind w:firstLineChars="150" w:firstLine="330"/>
+        <w:rPr>
+          <w:rFonts w:ascii="Songti TC" w:eastAsia="Songti TC" w:hAnsi="Songti TC"/>
+        </w:rPr>
+      </w:pPr>
+      <w:r>
+        <w:rPr>
+          <w:rFonts w:ascii="Songti TC" w:eastAsia="Songti TC" w:hAnsi="Songti TC"/>
+        </w:rPr>
+        <w:t xml:space="preserve">[2] </w:t>
+      </w:r>
+      <w:r>
+        <w:rPr>
+          <w:rFonts w:ascii="Songti TC" w:eastAsia="Songti TC" w:hAnsi="Songti TC" w:hint="eastAsia"/>
+        </w:rPr>
+        <w:t>Rushton, P.J., Somssich, I.E., Ringler, P., et al. (2010). WRKY transcription factors. Trends in Plant Science, 15(5), 247-258.</w:t>
+      </w:r>
+    </w:p>
+    <w:p>
+      <w:pPr>
+        <w:spacing w:line="360" w:lineRule="auto"/>
+        <w:ind w:firstLineChars="150" w:firstLine="330"/>
+        <w:rPr>
+          <w:rFonts w:ascii="Songti TC" w:eastAsia="Songti TC" w:hAnsi="Songti TC"/>
+        </w:rPr>
+      </w:pPr>
+      <w:r>
+        <w:rPr>
+          <w:rFonts w:ascii="Songti TC" w:eastAsia="Songti TC" w:hAnsi="Songti TC"/>
+        </w:rPr>
+        <w:t xml:space="preserve">[3] </w:t>
+      </w:r>
+      <w:r>
+        <w:rPr>
+          <w:rFonts w:ascii="Songti TC" w:eastAsia="Songti TC" w:hAnsi="Songti TC" w:hint="eastAsia"/>
+        </w:rPr>
+        <w:t>Song, Y., Ai, C., Jing, S., et al. (2016). Genome-wide identification and characterization of WRKY gene family in Populus trichocarpa. Plant Cell Reports, 35(5), 1065-1078.</w:t>
+      </w:r>
+    </w:p>
+    <w:p>
+      <w:pPr>
+        <w:spacing w:line="360" w:lineRule="auto"/>
+        <w:ind w:firstLineChars="150" w:firstLine="330"/>
+        <w:rPr>
+          <w:rFonts w:ascii="Songti TC" w:eastAsia="Songti TC" w:hAnsi="Songti TC"/>
+        </w:rPr>
+      </w:pPr>
+      <w:r>
+        <w:rPr>
+          <w:rFonts w:ascii="Songti TC" w:eastAsia="Songti TC" w:hAnsi="Songti TC"/>
+        </w:rPr>
+        <w:t xml:space="preserve">[4] </w:t>
+      </w:r>
+      <w:r>
+        <w:rPr>
+          <w:rFonts w:ascii="Songti TC" w:eastAsia="Songti TC" w:hAnsi="Songti TC" w:hint="eastAsia"/>
+        </w:rPr>
+        <w:t>Tuskan, G.A., Difazio, S., Jansson, S., et al. (2006). The genome of black cottonwood, Populus trichocarpa (Torr. &amp; Gray). Science, 313(5793), 1596-1604.</w:t>
+      </w:r>
+    </w:p>
+    <w:p>
+      <w:pPr>
+        <w:spacing w:line="360" w:lineRule="auto"/>
+        <w:ind w:firstLineChars="150" w:firstLine="330"/>
+        <w:rPr>
+          <w:rFonts w:ascii="Songti TC" w:eastAsia="Songti TC" w:hAnsi="Songti TC"/>
+        </w:rPr>
+      </w:pPr>
+      <w:r>
+        <w:rPr>
+          <w:rFonts w:ascii="Songti TC" w:eastAsia="Songti TC" w:hAnsi="Songti TC"/>
+        </w:rPr>
+        <w:t xml:space="preserve">[5] </w:t>
+      </w:r>
+      <w:r>
+        <w:rPr>
+          <w:rFonts w:ascii="Songti TC" w:eastAsia="Songti TC" w:hAnsi="Songti TC" w:hint="eastAsia"/>
+        </w:rPr>
+        <w:t>Jiang, Y., Duan, Y., Yin, J., et al. (2017). Genome-wide identification and characterization of the WRKY gene family in Populus species. Frontiers in Plant Science, 8, 1825.</w:t>
+      </w:r>
+    </w:p>
+    <w:p>
+      <w:pPr>
+        <w:spacing w:line="360" w:lineRule="auto"/>
+      </w:pPr>
+    </w:p>
     <w:sectPr>
       <w:pgSz w:w="11906" w:h="16838"/>
       <w:pgMar w:top="720" w:right="720" w:bottom="720" w:left="720" w:header="851" w:footer="992" w:gutter="0"/>
@@ -1627,6 +4886,336 @@
 <file path=word/numbering.xml><?xml version="1.0" encoding="utf-8"?>
 <w:numbering xmlns:wpc="http://schemas.microsoft.com/office/word/2010/wordprocessingCanvas" xmlns:cx="http://schemas.microsoft.com/office/drawing/2014/chartex" xmlns:cx1="http://schemas.microsoft.com/office/drawing/2015/9/8/chartex" xmlns:cx2="http://schemas.microsoft.com/office/drawing/2015/10/21/chartex" xmlns:cx3="http://schemas.microsoft.com/office/drawing/2016/5/9/chartex" xmlns:cx4="http://schemas.microsoft.com/office/drawing/2016/5/10/chartex" xmlns:cx5="http://schemas.microsoft.com/office/drawing/2016/5/11/chartex" xmlns:cx6="http://schemas.microsoft.com/office/drawing/2016/5/12/chartex" xmlns:cx7="http://schemas.microsoft.com/office/drawing/2016/5/13/chartex" xmlns:cx8="http://schemas.microsoft.com/office/drawing/2016/5/14/chartex" xmlns:mc="http://schemas.openxmlformats.org/markup-compatibility/2006" xmlns:aink="http://schemas.microsoft.com/office/drawing/2016/ink" xmlns:am3d="http://schemas.microsoft.com/office/drawing/2017/model3d" xmlns:o="urn:schemas-microsoft-com:office:office" xmlns:oel="http://schemas.microsoft.com/office/2019/extlst" xmlns:r="http://schemas.openxmlformats.org/officeDocument/2006/relationships" xmlns:m="http://schemas.openxmlformats.org/officeDocument/2006/math" xmlns:v="urn:schemas-microsoft-com:vml" xmlns:wp14="http://schemas.microsoft.com/office/word/2010/wordprocessingDrawing" xmlns:wp="http://schemas.openxmlformats.org/drawingml/2006/wordprocessingDrawing" xmlns:w10="urn:schemas-microsoft-com:office:word" xmlns:w="http://schemas.openxmlformats.org/wordprocessingml/2006/main" xmlns:w14="http://schemas.microsoft.com/office/word/2010/wordml" xmlns:w15="http://schemas.microsoft.com/office/word/2012/wordml" xmlns:w16cex="http://schemas.microsoft.com/office/word/2018/wordml/cex" xmlns:w16cid="http://schemas.microsoft.com/office/word/2016/wordml/cid" xmlns:w16="http://schemas.microsoft.com/office/word/2018/wordml" xmlns:w16sdtdh="http://schemas.microsoft.com/office/word/2020/wordml/sdtdatahash" xmlns:w16se="http://schemas.microsoft.com/office/word/2015/wordml/symex" xmlns:wpg="http://schemas.microsoft.com/office/word/2010/wordprocessingGroup" xmlns:wpi="http://schemas.microsoft.com/office/word/2010/wordprocessingInk" xmlns:wne="http://schemas.microsoft.com/office/word/2006/wordml" xmlns:wps="http://schemas.microsoft.com/office/word/2010/wordprocessingShape" mc:Ignorable="w14 w15 w16se w16cid w16 w16cex w16sdtdh wp14">
   <w:abstractNum w:abstractNumId="0" w15:restartNumberingAfterBreak="0">
+    <w:nsid w:val="0AC2700D"/>
+    <w:multiLevelType w:val="multilevel"/>
+    <w:tmpl w:val="DEDE8908"/>
+    <w:styleLink w:val="CurrentList1"/>
+    <w:lvl w:ilvl="0">
+      <w:start w:val="1"/>
+      <w:numFmt w:val="decimal"/>
+      <w:lvlText w:val="%1 "/>
+      <w:lvlJc w:val="left"/>
+      <w:pPr>
+        <w:ind w:left="425" w:hanging="425"/>
+      </w:pPr>
+      <w:rPr>
+        <w:rFonts w:ascii="Heiti TC Medium" w:eastAsia="Heiti TC Medium" w:hAnsi="Heiti TC Medium" w:hint="eastAsia"/>
+        <w:b w:val="0"/>
+        <w:i w:val="0"/>
+        <w:sz w:val="32"/>
+      </w:rPr>
+    </w:lvl>
+    <w:lvl w:ilvl="1">
+      <w:start w:val="1"/>
+      <w:numFmt w:val="decimal"/>
+      <w:lvlText w:val="%1.%2 "/>
+      <w:lvlJc w:val="left"/>
+      <w:pPr>
+        <w:ind w:left="992" w:hanging="567"/>
+      </w:pPr>
+      <w:rPr>
+        <w:rFonts w:ascii="Heiti TC Medium" w:eastAsia="Heiti TC Medium" w:hAnsi="Heiti TC Medium" w:hint="eastAsia"/>
+        <w:b w:val="0"/>
+        <w:i w:val="0"/>
+        <w:sz w:val="28"/>
+      </w:rPr>
+    </w:lvl>
+    <w:lvl w:ilvl="2">
+      <w:start w:val="1"/>
+      <w:numFmt w:val="decimal"/>
+      <w:lvlText w:val="%1.%2.%3"/>
+      <w:lvlJc w:val="left"/>
+      <w:pPr>
+        <w:ind w:left="1418" w:hanging="567"/>
+      </w:pPr>
+      <w:rPr>
+        <w:rFonts w:hint="eastAsia"/>
+      </w:rPr>
+    </w:lvl>
+    <w:lvl w:ilvl="3">
+      <w:start w:val="1"/>
+      <w:numFmt w:val="decimal"/>
+      <w:lvlText w:val="%1.%2.%3.%4"/>
+      <w:lvlJc w:val="left"/>
+      <w:pPr>
+        <w:ind w:left="1984" w:hanging="708"/>
+      </w:pPr>
+      <w:rPr>
+        <w:rFonts w:hint="eastAsia"/>
+      </w:rPr>
+    </w:lvl>
+    <w:lvl w:ilvl="4">
+      <w:start w:val="1"/>
+      <w:numFmt w:val="decimal"/>
+      <w:lvlText w:val="%1.%2.%3.%4.%5"/>
+      <w:lvlJc w:val="left"/>
+      <w:pPr>
+        <w:ind w:left="2551" w:hanging="850"/>
+      </w:pPr>
+      <w:rPr>
+        <w:rFonts w:hint="eastAsia"/>
+      </w:rPr>
+    </w:lvl>
+    <w:lvl w:ilvl="5">
+      <w:start w:val="1"/>
+      <w:numFmt w:val="decimal"/>
+      <w:lvlText w:val="%1.%2.%3.%4.%5.%6"/>
+      <w:lvlJc w:val="left"/>
+      <w:pPr>
+        <w:ind w:left="3260" w:hanging="1134"/>
+      </w:pPr>
+      <w:rPr>
+        <w:rFonts w:hint="eastAsia"/>
+      </w:rPr>
+    </w:lvl>
+    <w:lvl w:ilvl="6">
+      <w:start w:val="1"/>
+      <w:numFmt w:val="decimal"/>
+      <w:lvlText w:val="%1.%2.%3.%4.%5.%6.%7"/>
+      <w:lvlJc w:val="left"/>
+      <w:pPr>
+        <w:ind w:left="3827" w:hanging="1276"/>
+      </w:pPr>
+      <w:rPr>
+        <w:rFonts w:hint="eastAsia"/>
+      </w:rPr>
+    </w:lvl>
+    <w:lvl w:ilvl="7">
+      <w:start w:val="1"/>
+      <w:numFmt w:val="decimal"/>
+      <w:lvlText w:val="%1.%2.%3.%4.%5.%6.%7.%8"/>
+      <w:lvlJc w:val="left"/>
+      <w:pPr>
+        <w:ind w:left="4394" w:hanging="1418"/>
+      </w:pPr>
+      <w:rPr>
+        <w:rFonts w:hint="eastAsia"/>
+      </w:rPr>
+    </w:lvl>
+    <w:lvl w:ilvl="8">
+      <w:start w:val="1"/>
+      <w:numFmt w:val="decimal"/>
+      <w:lvlText w:val="%1.%2.%3.%4.%5.%6.%7.%8.%9"/>
+      <w:lvlJc w:val="left"/>
+      <w:pPr>
+        <w:ind w:left="5102" w:hanging="1700"/>
+      </w:pPr>
+      <w:rPr>
+        <w:rFonts w:hint="eastAsia"/>
+      </w:rPr>
+    </w:lvl>
+  </w:abstractNum>
+  <w:abstractNum w:abstractNumId="1" w15:restartNumberingAfterBreak="0">
+    <w:nsid w:val="103C0751"/>
+    <w:multiLevelType w:val="hybridMultilevel"/>
+    <w:tmpl w:val="C31200FE"/>
+    <w:lvl w:ilvl="0" w:tplc="25DE2504">
+      <w:start w:val="1"/>
+      <w:numFmt w:val="decimal"/>
+      <w:pStyle w:val="Heading3"/>
+      <w:lvlText w:val="%1 "/>
+      <w:lvlJc w:val="left"/>
+      <w:pPr>
+        <w:ind w:left="567" w:hanging="397"/>
+      </w:pPr>
+      <w:rPr>
+        <w:rFonts w:hint="eastAsia"/>
+      </w:rPr>
+    </w:lvl>
+    <w:lvl w:ilvl="1" w:tplc="04090019" w:tentative="1">
+      <w:start w:val="1"/>
+      <w:numFmt w:val="lowerLetter"/>
+      <w:lvlText w:val="%2)"/>
+      <w:lvlJc w:val="left"/>
+      <w:pPr>
+        <w:ind w:left="1731" w:hanging="440"/>
+      </w:pPr>
+    </w:lvl>
+    <w:lvl w:ilvl="2" w:tplc="0409001B" w:tentative="1">
+      <w:start w:val="1"/>
+      <w:numFmt w:val="lowerRoman"/>
+      <w:lvlText w:val="%3."/>
+      <w:lvlJc w:val="right"/>
+      <w:pPr>
+        <w:ind w:left="2171" w:hanging="440"/>
+      </w:pPr>
+    </w:lvl>
+    <w:lvl w:ilvl="3" w:tplc="0409000F" w:tentative="1">
+      <w:start w:val="1"/>
+      <w:numFmt w:val="decimal"/>
+      <w:lvlText w:val="%4."/>
+      <w:lvlJc w:val="left"/>
+      <w:pPr>
+        <w:ind w:left="2611" w:hanging="440"/>
+      </w:pPr>
+    </w:lvl>
+    <w:lvl w:ilvl="4" w:tplc="04090019" w:tentative="1">
+      <w:start w:val="1"/>
+      <w:numFmt w:val="lowerLetter"/>
+      <w:lvlText w:val="%5)"/>
+      <w:lvlJc w:val="left"/>
+      <w:pPr>
+        <w:ind w:left="3051" w:hanging="440"/>
+      </w:pPr>
+    </w:lvl>
+    <w:lvl w:ilvl="5" w:tplc="0409001B" w:tentative="1">
+      <w:start w:val="1"/>
+      <w:numFmt w:val="lowerRoman"/>
+      <w:lvlText w:val="%6."/>
+      <w:lvlJc w:val="right"/>
+      <w:pPr>
+        <w:ind w:left="3491" w:hanging="440"/>
+      </w:pPr>
+    </w:lvl>
+    <w:lvl w:ilvl="6" w:tplc="0409000F" w:tentative="1">
+      <w:start w:val="1"/>
+      <w:numFmt w:val="decimal"/>
+      <w:lvlText w:val="%7."/>
+      <w:lvlJc w:val="left"/>
+      <w:pPr>
+        <w:ind w:left="3931" w:hanging="440"/>
+      </w:pPr>
+    </w:lvl>
+    <w:lvl w:ilvl="7" w:tplc="04090019" w:tentative="1">
+      <w:start w:val="1"/>
+      <w:numFmt w:val="lowerLetter"/>
+      <w:lvlText w:val="%8)"/>
+      <w:lvlJc w:val="left"/>
+      <w:pPr>
+        <w:ind w:left="4371" w:hanging="440"/>
+      </w:pPr>
+    </w:lvl>
+    <w:lvl w:ilvl="8" w:tplc="0409001B" w:tentative="1">
+      <w:start w:val="1"/>
+      <w:numFmt w:val="lowerRoman"/>
+      <w:lvlText w:val="%9."/>
+      <w:lvlJc w:val="right"/>
+      <w:pPr>
+        <w:ind w:left="4811" w:hanging="440"/>
+      </w:pPr>
+    </w:lvl>
+  </w:abstractNum>
+  <w:abstractNum w:abstractNumId="2" w15:restartNumberingAfterBreak="0">
+    <w:nsid w:val="14E422A8"/>
+    <w:multiLevelType w:val="multilevel"/>
+    <w:tmpl w:val="62082A44"/>
+    <w:styleLink w:val="CurrentList2"/>
+    <w:lvl w:ilvl="0">
+      <w:start w:val="1"/>
+      <w:numFmt w:val="decimal"/>
+      <w:lvlText w:val="%1 "/>
+      <w:lvlJc w:val="left"/>
+      <w:pPr>
+        <w:ind w:left="425" w:hanging="425"/>
+      </w:pPr>
+      <w:rPr>
+        <w:rFonts w:ascii="Heiti TC Medium" w:eastAsia="Heiti TC Medium" w:hAnsi="Heiti TC Medium" w:hint="eastAsia"/>
+        <w:b w:val="0"/>
+        <w:i w:val="0"/>
+        <w:sz w:val="32"/>
+      </w:rPr>
+    </w:lvl>
+    <w:lvl w:ilvl="1">
+      <w:start w:val="1"/>
+      <w:numFmt w:val="decimal"/>
+      <w:lvlText w:val="%1.%2 "/>
+      <w:lvlJc w:val="left"/>
+      <w:pPr>
+        <w:ind w:left="992" w:hanging="567"/>
+      </w:pPr>
+      <w:rPr>
+        <w:rFonts w:ascii="Heiti TC Medium" w:eastAsia="Heiti TC Medium" w:hAnsi="Heiti TC Medium" w:hint="eastAsia"/>
+        <w:b w:val="0"/>
+        <w:i w:val="0"/>
+        <w:sz w:val="28"/>
+      </w:rPr>
+    </w:lvl>
+    <w:lvl w:ilvl="2">
+      <w:start w:val="1"/>
+      <w:numFmt w:val="decimal"/>
+      <w:lvlText w:val="%1.%2.%3"/>
+      <w:lvlJc w:val="left"/>
+      <w:pPr>
+        <w:ind w:left="1418" w:hanging="567"/>
+      </w:pPr>
+      <w:rPr>
+        <w:rFonts w:hint="eastAsia"/>
+      </w:rPr>
+    </w:lvl>
+    <w:lvl w:ilvl="3">
+      <w:start w:val="1"/>
+      <w:numFmt w:val="decimal"/>
+      <w:lvlText w:val="%1.%2.%3.%4"/>
+      <w:lvlJc w:val="left"/>
+      <w:pPr>
+        <w:ind w:left="1984" w:hanging="708"/>
+      </w:pPr>
+      <w:rPr>
+        <w:rFonts w:hint="eastAsia"/>
+      </w:rPr>
+    </w:lvl>
+    <w:lvl w:ilvl="4">
+      <w:start w:val="1"/>
+      <w:numFmt w:val="decimal"/>
+      <w:lvlText w:val="%1.%2.%3.%4.%5"/>
+      <w:lvlJc w:val="left"/>
+      <w:pPr>
+        <w:ind w:left="2551" w:hanging="850"/>
+      </w:pPr>
+      <w:rPr>
+        <w:rFonts w:hint="eastAsia"/>
+      </w:rPr>
+    </w:lvl>
+    <w:lvl w:ilvl="5">
+      <w:start w:val="1"/>
+      <w:numFmt w:val="decimal"/>
+      <w:lvlText w:val="%1.%2.%3.%4.%5.%6"/>
+      <w:lvlJc w:val="left"/>
+      <w:pPr>
+        <w:ind w:left="3260" w:hanging="1134"/>
+      </w:pPr>
+      <w:rPr>
+        <w:rFonts w:hint="eastAsia"/>
+      </w:rPr>
+    </w:lvl>
+    <w:lvl w:ilvl="6">
+      <w:start w:val="1"/>
+      <w:numFmt w:val="decimal"/>
+      <w:lvlText w:val="%1.%2.%3.%4.%5.%6.%7"/>
+      <w:lvlJc w:val="left"/>
+      <w:pPr>
+        <w:ind w:left="3827" w:hanging="1276"/>
+      </w:pPr>
+      <w:rPr>
+        <w:rFonts w:hint="eastAsia"/>
+      </w:rPr>
+    </w:lvl>
+    <w:lvl w:ilvl="7">
+      <w:start w:val="1"/>
+      <w:numFmt w:val="decimal"/>
+      <w:lvlText w:val="%1.%2.%3.%4.%5.%6.%7.%8"/>
+      <w:lvlJc w:val="left"/>
+      <w:pPr>
+        <w:ind w:left="4394" w:hanging="1418"/>
+      </w:pPr>
+      <w:rPr>
+        <w:rFonts w:hint="eastAsia"/>
+      </w:rPr>
+    </w:lvl>
+    <w:lvl w:ilvl="8">
+      <w:start w:val="1"/>
+      <w:numFmt w:val="decimal"/>
+      <w:lvlText w:val="%1.%2.%3.%4.%5.%6.%7.%8.%9"/>
+      <w:lvlJc w:val="left"/>
+      <w:pPr>
+        <w:ind w:left="5102" w:hanging="1700"/>
+      </w:pPr>
+      <w:rPr>
+        <w:rFonts w:hint="eastAsia"/>
+      </w:rPr>
+    </w:lvl>
+  </w:abstractNum>
+  <w:abstractNum w:abstractNumId="3" w15:restartNumberingAfterBreak="0">
     <w:nsid w:val="1A3A496C"/>
     <w:multiLevelType w:val="hybridMultilevel"/>
     <w:tmpl w:val="9774A81C"/>
@@ -1715,7 +5304,7 @@
       </w:pPr>
     </w:lvl>
   </w:abstractNum>
-  <w:abstractNum w:abstractNumId="1" w15:restartNumberingAfterBreak="0">
+  <w:abstractNum w:abstractNumId="4" w15:restartNumberingAfterBreak="0">
     <w:nsid w:val="1D433FE9"/>
     <w:multiLevelType w:val="hybridMultilevel"/>
     <w:tmpl w:val="14487E8E"/>
@@ -1804,7 +5393,96 @@
       </w:pPr>
     </w:lvl>
   </w:abstractNum>
-  <w:abstractNum w:abstractNumId="2" w15:restartNumberingAfterBreak="0">
+  <w:abstractNum w:abstractNumId="5" w15:restartNumberingAfterBreak="0">
+    <w:nsid w:val="1FED6C0D"/>
+    <w:multiLevelType w:val="hybridMultilevel"/>
+    <w:tmpl w:val="BFBC479E"/>
+    <w:lvl w:ilvl="0" w:tplc="09BA8B20">
+      <w:start w:val="1"/>
+      <w:numFmt w:val="decimal"/>
+      <w:lvlText w:val="（%1）"/>
+      <w:lvlJc w:val="left"/>
+      <w:pPr>
+        <w:ind w:left="720" w:hanging="720"/>
+      </w:pPr>
+      <w:rPr>
+        <w:rFonts w:hint="default"/>
+      </w:rPr>
+    </w:lvl>
+    <w:lvl w:ilvl="1" w:tplc="04090019" w:tentative="1">
+      <w:start w:val="1"/>
+      <w:numFmt w:val="lowerLetter"/>
+      <w:lvlText w:val="%2)"/>
+      <w:lvlJc w:val="left"/>
+      <w:pPr>
+        <w:ind w:left="880" w:hanging="440"/>
+      </w:pPr>
+    </w:lvl>
+    <w:lvl w:ilvl="2" w:tplc="0409001B" w:tentative="1">
+      <w:start w:val="1"/>
+      <w:numFmt w:val="lowerRoman"/>
+      <w:lvlText w:val="%3."/>
+      <w:lvlJc w:val="right"/>
+      <w:pPr>
+        <w:ind w:left="1320" w:hanging="440"/>
+      </w:pPr>
+    </w:lvl>
+    <w:lvl w:ilvl="3" w:tplc="0409000F" w:tentative="1">
+      <w:start w:val="1"/>
+      <w:numFmt w:val="decimal"/>
+      <w:lvlText w:val="%4."/>
+      <w:lvlJc w:val="left"/>
+      <w:pPr>
+        <w:ind w:left="1760" w:hanging="440"/>
+      </w:pPr>
+    </w:lvl>
+    <w:lvl w:ilvl="4" w:tplc="04090019" w:tentative="1">
+      <w:start w:val="1"/>
+      <w:numFmt w:val="lowerLetter"/>
+      <w:lvlText w:val="%5)"/>
+      <w:lvlJc w:val="left"/>
+      <w:pPr>
+        <w:ind w:left="2200" w:hanging="440"/>
+      </w:pPr>
+    </w:lvl>
+    <w:lvl w:ilvl="5" w:tplc="0409001B" w:tentative="1">
+      <w:start w:val="1"/>
+      <w:numFmt w:val="lowerRoman"/>
+      <w:lvlText w:val="%6."/>
+      <w:lvlJc w:val="right"/>
+      <w:pPr>
+        <w:ind w:left="2640" w:hanging="440"/>
+      </w:pPr>
+    </w:lvl>
+    <w:lvl w:ilvl="6" w:tplc="0409000F" w:tentative="1">
+      <w:start w:val="1"/>
+      <w:numFmt w:val="decimal"/>
+      <w:lvlText w:val="%7."/>
+      <w:lvlJc w:val="left"/>
+      <w:pPr>
+        <w:ind w:left="3080" w:hanging="440"/>
+      </w:pPr>
+    </w:lvl>
+    <w:lvl w:ilvl="7" w:tplc="04090019" w:tentative="1">
+      <w:start w:val="1"/>
+      <w:numFmt w:val="lowerLetter"/>
+      <w:lvlText w:val="%8)"/>
+      <w:lvlJc w:val="left"/>
+      <w:pPr>
+        <w:ind w:left="3520" w:hanging="440"/>
+      </w:pPr>
+    </w:lvl>
+    <w:lvl w:ilvl="8" w:tplc="0409001B" w:tentative="1">
+      <w:start w:val="1"/>
+      <w:numFmt w:val="lowerRoman"/>
+      <w:lvlText w:val="%9."/>
+      <w:lvlJc w:val="right"/>
+      <w:pPr>
+        <w:ind w:left="3960" w:hanging="440"/>
+      </w:pPr>
+    </w:lvl>
+  </w:abstractNum>
+  <w:abstractNum w:abstractNumId="6" w15:restartNumberingAfterBreak="0">
     <w:nsid w:val="23BB7642"/>
     <w:multiLevelType w:val="hybridMultilevel"/>
     <w:tmpl w:val="358A67C2"/>
@@ -1893,7 +5571,305 @@
       </w:pPr>
     </w:lvl>
   </w:abstractNum>
-  <w:abstractNum w:abstractNumId="3" w15:restartNumberingAfterBreak="0">
+  <w:abstractNum w:abstractNumId="7" w15:restartNumberingAfterBreak="0">
+    <w:nsid w:val="26EB43A6"/>
+    <w:multiLevelType w:val="hybridMultilevel"/>
+    <w:tmpl w:val="E0E0B60E"/>
+    <w:lvl w:ilvl="0" w:tplc="93C6A566">
+      <w:start w:val="1"/>
+      <w:numFmt w:val="decimal"/>
+      <w:pStyle w:val="Heading4"/>
+      <w:lvlText w:val="%1 "/>
+      <w:lvlJc w:val="left"/>
+      <w:pPr>
+        <w:ind w:left="397" w:hanging="113"/>
+      </w:pPr>
+      <w:rPr>
+        <w:rFonts w:hint="eastAsia"/>
+      </w:rPr>
+    </w:lvl>
+    <w:lvl w:ilvl="1" w:tplc="04090019" w:tentative="1">
+      <w:start w:val="1"/>
+      <w:numFmt w:val="lowerLetter"/>
+      <w:lvlText w:val="%2)"/>
+      <w:lvlJc w:val="left"/>
+      <w:pPr>
+        <w:ind w:left="880" w:hanging="440"/>
+      </w:pPr>
+    </w:lvl>
+    <w:lvl w:ilvl="2" w:tplc="0409001B" w:tentative="1">
+      <w:start w:val="1"/>
+      <w:numFmt w:val="lowerRoman"/>
+      <w:lvlText w:val="%3."/>
+      <w:lvlJc w:val="right"/>
+      <w:pPr>
+        <w:ind w:left="1320" w:hanging="440"/>
+      </w:pPr>
+    </w:lvl>
+    <w:lvl w:ilvl="3" w:tplc="0409000F" w:tentative="1">
+      <w:start w:val="1"/>
+      <w:numFmt w:val="decimal"/>
+      <w:lvlText w:val="%4."/>
+      <w:lvlJc w:val="left"/>
+      <w:pPr>
+        <w:ind w:left="1760" w:hanging="440"/>
+      </w:pPr>
+    </w:lvl>
+    <w:lvl w:ilvl="4" w:tplc="04090019" w:tentative="1">
+      <w:start w:val="1"/>
+      <w:numFmt w:val="lowerLetter"/>
+      <w:lvlText w:val="%5)"/>
+      <w:lvlJc w:val="left"/>
+      <w:pPr>
+        <w:ind w:left="2200" w:hanging="440"/>
+      </w:pPr>
+    </w:lvl>
+    <w:lvl w:ilvl="5" w:tplc="0409001B" w:tentative="1">
+      <w:start w:val="1"/>
+      <w:numFmt w:val="lowerRoman"/>
+      <w:lvlText w:val="%6."/>
+      <w:lvlJc w:val="right"/>
+      <w:pPr>
+        <w:ind w:left="2640" w:hanging="440"/>
+      </w:pPr>
+    </w:lvl>
+    <w:lvl w:ilvl="6" w:tplc="0409000F" w:tentative="1">
+      <w:start w:val="1"/>
+      <w:numFmt w:val="decimal"/>
+      <w:lvlText w:val="%7."/>
+      <w:lvlJc w:val="left"/>
+      <w:pPr>
+        <w:ind w:left="3080" w:hanging="440"/>
+      </w:pPr>
+    </w:lvl>
+    <w:lvl w:ilvl="7" w:tplc="04090019" w:tentative="1">
+      <w:start w:val="1"/>
+      <w:numFmt w:val="lowerLetter"/>
+      <w:lvlText w:val="%8)"/>
+      <w:lvlJc w:val="left"/>
+      <w:pPr>
+        <w:ind w:left="3520" w:hanging="440"/>
+      </w:pPr>
+    </w:lvl>
+    <w:lvl w:ilvl="8" w:tplc="0409001B" w:tentative="1">
+      <w:start w:val="1"/>
+      <w:numFmt w:val="lowerRoman"/>
+      <w:lvlText w:val="%9."/>
+      <w:lvlJc w:val="right"/>
+      <w:pPr>
+        <w:ind w:left="3960" w:hanging="440"/>
+      </w:pPr>
+    </w:lvl>
+  </w:abstractNum>
+  <w:abstractNum w:abstractNumId="8" w15:restartNumberingAfterBreak="0">
+    <w:nsid w:val="28866212"/>
+    <w:multiLevelType w:val="multilevel"/>
+    <w:tmpl w:val="29BEC450"/>
+    <w:lvl w:ilvl="0">
+      <w:start w:val="1"/>
+      <w:numFmt w:val="decimal"/>
+      <w:lvlText w:val="%1 "/>
+      <w:lvlJc w:val="left"/>
+      <w:pPr>
+        <w:ind w:left="425" w:hanging="425"/>
+      </w:pPr>
+      <w:rPr>
+        <w:rFonts w:ascii="Heiti TC Medium" w:eastAsia="Heiti TC Medium" w:hAnsi="Heiti TC Medium" w:hint="eastAsia"/>
+        <w:b w:val="0"/>
+        <w:i w:val="0"/>
+        <w:sz w:val="32"/>
+      </w:rPr>
+    </w:lvl>
+    <w:lvl w:ilvl="1">
+      <w:start w:val="1"/>
+      <w:numFmt w:val="decimal"/>
+      <w:lvlText w:val="%1.%2 "/>
+      <w:lvlJc w:val="left"/>
+      <w:pPr>
+        <w:ind w:left="992" w:hanging="567"/>
+      </w:pPr>
+      <w:rPr>
+        <w:rFonts w:ascii="Heiti TC Medium" w:eastAsia="Heiti TC Medium" w:hAnsi="Heiti TC Medium" w:hint="eastAsia"/>
+        <w:b w:val="0"/>
+        <w:i w:val="0"/>
+        <w:sz w:val="28"/>
+      </w:rPr>
+    </w:lvl>
+    <w:lvl w:ilvl="2">
+      <w:start w:val="1"/>
+      <w:numFmt w:val="decimal"/>
+      <w:lvlText w:val="%1.%2.%3"/>
+      <w:lvlJc w:val="left"/>
+      <w:pPr>
+        <w:ind w:left="1418" w:hanging="567"/>
+      </w:pPr>
+      <w:rPr>
+        <w:rFonts w:hint="eastAsia"/>
+      </w:rPr>
+    </w:lvl>
+    <w:lvl w:ilvl="3">
+      <w:start w:val="1"/>
+      <w:numFmt w:val="decimal"/>
+      <w:lvlText w:val="%1.%2.%3.%4"/>
+      <w:lvlJc w:val="left"/>
+      <w:pPr>
+        <w:ind w:left="1984" w:hanging="708"/>
+      </w:pPr>
+      <w:rPr>
+        <w:rFonts w:hint="eastAsia"/>
+      </w:rPr>
+    </w:lvl>
+    <w:lvl w:ilvl="4">
+      <w:start w:val="1"/>
+      <w:numFmt w:val="decimal"/>
+      <w:lvlText w:val="%1.%2.%3.%4.%5"/>
+      <w:lvlJc w:val="left"/>
+      <w:pPr>
+        <w:ind w:left="2551" w:hanging="850"/>
+      </w:pPr>
+      <w:rPr>
+        <w:rFonts w:hint="eastAsia"/>
+      </w:rPr>
+    </w:lvl>
+    <w:lvl w:ilvl="5">
+      <w:start w:val="1"/>
+      <w:numFmt w:val="decimal"/>
+      <w:lvlText w:val="%1.%2.%3.%4.%5.%6"/>
+      <w:lvlJc w:val="left"/>
+      <w:pPr>
+        <w:ind w:left="3260" w:hanging="1134"/>
+      </w:pPr>
+      <w:rPr>
+        <w:rFonts w:hint="eastAsia"/>
+      </w:rPr>
+    </w:lvl>
+    <w:lvl w:ilvl="6">
+      <w:start w:val="1"/>
+      <w:numFmt w:val="decimal"/>
+      <w:lvlText w:val="%1.%2.%3.%4.%5.%6.%7"/>
+      <w:lvlJc w:val="left"/>
+      <w:pPr>
+        <w:ind w:left="3827" w:hanging="1276"/>
+      </w:pPr>
+      <w:rPr>
+        <w:rFonts w:hint="eastAsia"/>
+      </w:rPr>
+    </w:lvl>
+    <w:lvl w:ilvl="7">
+      <w:start w:val="1"/>
+      <w:numFmt w:val="decimal"/>
+      <w:lvlText w:val="%1.%2.%3.%4.%5.%6.%7.%8"/>
+      <w:lvlJc w:val="left"/>
+      <w:pPr>
+        <w:ind w:left="4394" w:hanging="1418"/>
+      </w:pPr>
+      <w:rPr>
+        <w:rFonts w:hint="eastAsia"/>
+      </w:rPr>
+    </w:lvl>
+    <w:lvl w:ilvl="8">
+      <w:start w:val="1"/>
+      <w:numFmt w:val="decimal"/>
+      <w:lvlText w:val="%1.%2.%3.%4.%5.%6.%7.%8.%9"/>
+      <w:lvlJc w:val="left"/>
+      <w:pPr>
+        <w:ind w:left="5102" w:hanging="1700"/>
+      </w:pPr>
+      <w:rPr>
+        <w:rFonts w:hint="eastAsia"/>
+      </w:rPr>
+    </w:lvl>
+  </w:abstractNum>
+  <w:abstractNum w:abstractNumId="9" w15:restartNumberingAfterBreak="0">
+    <w:nsid w:val="2CD5175A"/>
+    <w:multiLevelType w:val="hybridMultilevel"/>
+    <w:tmpl w:val="192AAEA2"/>
+    <w:lvl w:ilvl="0" w:tplc="014ABD7E">
+      <w:start w:val="1"/>
+      <w:numFmt w:val="decimal"/>
+      <w:lvlText w:val="%1."/>
+      <w:lvlJc w:val="left"/>
+      <w:pPr>
+        <w:ind w:left="360" w:hanging="360"/>
+      </w:pPr>
+      <w:rPr>
+        <w:rFonts w:hint="default"/>
+      </w:rPr>
+    </w:lvl>
+    <w:lvl w:ilvl="1" w:tplc="04090019" w:tentative="1">
+      <w:start w:val="1"/>
+      <w:numFmt w:val="lowerLetter"/>
+      <w:lvlText w:val="%2)"/>
+      <w:lvlJc w:val="left"/>
+      <w:pPr>
+        <w:ind w:left="880" w:hanging="440"/>
+      </w:pPr>
+    </w:lvl>
+    <w:lvl w:ilvl="2" w:tplc="0409001B" w:tentative="1">
+      <w:start w:val="1"/>
+      <w:numFmt w:val="lowerRoman"/>
+      <w:lvlText w:val="%3."/>
+      <w:lvlJc w:val="right"/>
+      <w:pPr>
+        <w:ind w:left="1320" w:hanging="440"/>
+      </w:pPr>
+    </w:lvl>
+    <w:lvl w:ilvl="3" w:tplc="0409000F" w:tentative="1">
+      <w:start w:val="1"/>
+      <w:numFmt w:val="decimal"/>
+      <w:lvlText w:val="%4."/>
+      <w:lvlJc w:val="left"/>
+      <w:pPr>
+        <w:ind w:left="1760" w:hanging="440"/>
+      </w:pPr>
+    </w:lvl>
+    <w:lvl w:ilvl="4" w:tplc="04090019" w:tentative="1">
+      <w:start w:val="1"/>
+      <w:numFmt w:val="lowerLetter"/>
+      <w:lvlText w:val="%5)"/>
+      <w:lvlJc w:val="left"/>
+      <w:pPr>
+        <w:ind w:left="2200" w:hanging="440"/>
+      </w:pPr>
+    </w:lvl>
+    <w:lvl w:ilvl="5" w:tplc="0409001B" w:tentative="1">
+      <w:start w:val="1"/>
+      <w:numFmt w:val="lowerRoman"/>
+      <w:lvlText w:val="%6."/>
+      <w:lvlJc w:val="right"/>
+      <w:pPr>
+        <w:ind w:left="2640" w:hanging="440"/>
+      </w:pPr>
+    </w:lvl>
+    <w:lvl w:ilvl="6" w:tplc="0409000F" w:tentative="1">
+      <w:start w:val="1"/>
+      <w:numFmt w:val="decimal"/>
+      <w:lvlText w:val="%7."/>
+      <w:lvlJc w:val="left"/>
+      <w:pPr>
+        <w:ind w:left="3080" w:hanging="440"/>
+      </w:pPr>
+    </w:lvl>
+    <w:lvl w:ilvl="7" w:tplc="04090019" w:tentative="1">
+      <w:start w:val="1"/>
+      <w:numFmt w:val="lowerLetter"/>
+      <w:lvlText w:val="%8)"/>
+      <w:lvlJc w:val="left"/>
+      <w:pPr>
+        <w:ind w:left="3520" w:hanging="440"/>
+      </w:pPr>
+    </w:lvl>
+    <w:lvl w:ilvl="8" w:tplc="0409001B" w:tentative="1">
+      <w:start w:val="1"/>
+      <w:numFmt w:val="lowerRoman"/>
+      <w:lvlText w:val="%9."/>
+      <w:lvlJc w:val="right"/>
+      <w:pPr>
+        <w:ind w:left="3960" w:hanging="440"/>
+      </w:pPr>
+    </w:lvl>
+  </w:abstractNum>
+  <w:abstractNum w:abstractNumId="10" w15:restartNumberingAfterBreak="0">
     <w:nsid w:val="39512026"/>
     <w:multiLevelType w:val="hybridMultilevel"/>
     <w:tmpl w:val="ABD6E272"/>
@@ -1982,7 +5958,7 @@
       </w:pPr>
     </w:lvl>
   </w:abstractNum>
-  <w:abstractNum w:abstractNumId="4" w15:restartNumberingAfterBreak="0">
+  <w:abstractNum w:abstractNumId="11" w15:restartNumberingAfterBreak="0">
     <w:nsid w:val="4C9F2BFF"/>
     <w:multiLevelType w:val="hybridMultilevel"/>
     <w:tmpl w:val="7DA0E1E0"/>
@@ -2071,7 +6047,7 @@
       </w:pPr>
     </w:lvl>
   </w:abstractNum>
-  <w:abstractNum w:abstractNumId="5" w15:restartNumberingAfterBreak="0">
+  <w:abstractNum w:abstractNumId="12" w15:restartNumberingAfterBreak="0">
     <w:nsid w:val="518176C8"/>
     <w:multiLevelType w:val="hybridMultilevel"/>
     <w:tmpl w:val="40CC5522"/>
@@ -2160,7 +6136,7 @@
       </w:pPr>
     </w:lvl>
   </w:abstractNum>
-  <w:abstractNum w:abstractNumId="6" w15:restartNumberingAfterBreak="0">
+  <w:abstractNum w:abstractNumId="13" w15:restartNumberingAfterBreak="0">
     <w:nsid w:val="55A6144E"/>
     <w:multiLevelType w:val="hybridMultilevel"/>
     <w:tmpl w:val="B6765F70"/>
@@ -2249,7 +6225,7 @@
       </w:pPr>
     </w:lvl>
   </w:abstractNum>
-  <w:abstractNum w:abstractNumId="7" w15:restartNumberingAfterBreak="0">
+  <w:abstractNum w:abstractNumId="14" w15:restartNumberingAfterBreak="0">
     <w:nsid w:val="576A4082"/>
     <w:multiLevelType w:val="hybridMultilevel"/>
     <w:tmpl w:val="2D92A6E6"/>
@@ -2338,7 +6314,273 @@
       </w:pPr>
     </w:lvl>
   </w:abstractNum>
-  <w:abstractNum w:abstractNumId="8" w15:restartNumberingAfterBreak="0">
+  <w:abstractNum w:abstractNumId="15" w15:restartNumberingAfterBreak="0">
+    <w:nsid w:val="59BC48C1"/>
+    <w:multiLevelType w:val="hybridMultilevel"/>
+    <w:tmpl w:val="AF62F92C"/>
+    <w:lvl w:ilvl="0" w:tplc="100CECEA">
+      <w:start w:val="1"/>
+      <w:numFmt w:val="decimal"/>
+      <w:pStyle w:val="Heading2"/>
+      <w:lvlText w:val="%1 "/>
+      <w:lvlJc w:val="left"/>
+      <w:pPr>
+        <w:ind w:left="440" w:hanging="440"/>
+      </w:pPr>
+      <w:rPr>
+        <w:rFonts w:hint="eastAsia"/>
+      </w:rPr>
+    </w:lvl>
+    <w:lvl w:ilvl="1" w:tplc="04090019" w:tentative="1">
+      <w:start w:val="1"/>
+      <w:numFmt w:val="lowerLetter"/>
+      <w:lvlText w:val="%2)"/>
+      <w:lvlJc w:val="left"/>
+      <w:pPr>
+        <w:ind w:left="880" w:hanging="440"/>
+      </w:pPr>
+    </w:lvl>
+    <w:lvl w:ilvl="2" w:tplc="0409001B" w:tentative="1">
+      <w:start w:val="1"/>
+      <w:numFmt w:val="lowerRoman"/>
+      <w:lvlText w:val="%3."/>
+      <w:lvlJc w:val="right"/>
+      <w:pPr>
+        <w:ind w:left="1320" w:hanging="440"/>
+      </w:pPr>
+    </w:lvl>
+    <w:lvl w:ilvl="3" w:tplc="0409000F" w:tentative="1">
+      <w:start w:val="1"/>
+      <w:numFmt w:val="decimal"/>
+      <w:lvlText w:val="%4."/>
+      <w:lvlJc w:val="left"/>
+      <w:pPr>
+        <w:ind w:left="1760" w:hanging="440"/>
+      </w:pPr>
+    </w:lvl>
+    <w:lvl w:ilvl="4" w:tplc="04090019" w:tentative="1">
+      <w:start w:val="1"/>
+      <w:numFmt w:val="lowerLetter"/>
+      <w:lvlText w:val="%5)"/>
+      <w:lvlJc w:val="left"/>
+      <w:pPr>
+        <w:ind w:left="2200" w:hanging="440"/>
+      </w:pPr>
+    </w:lvl>
+    <w:lvl w:ilvl="5" w:tplc="0409001B" w:tentative="1">
+      <w:start w:val="1"/>
+      <w:numFmt w:val="lowerRoman"/>
+      <w:lvlText w:val="%6."/>
+      <w:lvlJc w:val="right"/>
+      <w:pPr>
+        <w:ind w:left="2640" w:hanging="440"/>
+      </w:pPr>
+    </w:lvl>
+    <w:lvl w:ilvl="6" w:tplc="0409000F" w:tentative="1">
+      <w:start w:val="1"/>
+      <w:numFmt w:val="decimal"/>
+      <w:lvlText w:val="%7."/>
+      <w:lvlJc w:val="left"/>
+      <w:pPr>
+        <w:ind w:left="3080" w:hanging="440"/>
+      </w:pPr>
+    </w:lvl>
+    <w:lvl w:ilvl="7" w:tplc="04090019" w:tentative="1">
+      <w:start w:val="1"/>
+      <w:numFmt w:val="lowerLetter"/>
+      <w:lvlText w:val="%8)"/>
+      <w:lvlJc w:val="left"/>
+      <w:pPr>
+        <w:ind w:left="3520" w:hanging="440"/>
+      </w:pPr>
+    </w:lvl>
+    <w:lvl w:ilvl="8" w:tplc="0409001B" w:tentative="1">
+      <w:start w:val="1"/>
+      <w:numFmt w:val="lowerRoman"/>
+      <w:lvlText w:val="%9."/>
+      <w:lvlJc w:val="right"/>
+      <w:pPr>
+        <w:ind w:left="3960" w:hanging="440"/>
+      </w:pPr>
+    </w:lvl>
+  </w:abstractNum>
+  <w:abstractNum w:abstractNumId="16" w15:restartNumberingAfterBreak="0">
+    <w:nsid w:val="66150F14"/>
+    <w:multiLevelType w:val="multilevel"/>
+    <w:tmpl w:val="0409001D"/>
+    <w:styleLink w:val="CurrentList3"/>
+    <w:lvl w:ilvl="0">
+      <w:start w:val="1"/>
+      <w:numFmt w:val="decimal"/>
+      <w:lvlText w:val="%1"/>
+      <w:lvlJc w:val="left"/>
+      <w:pPr>
+        <w:ind w:left="425" w:hanging="425"/>
+      </w:pPr>
+    </w:lvl>
+    <w:lvl w:ilvl="1">
+      <w:start w:val="1"/>
+      <w:numFmt w:val="decimal"/>
+      <w:lvlText w:val="%1.%2"/>
+      <w:lvlJc w:val="left"/>
+      <w:pPr>
+        <w:ind w:left="992" w:hanging="567"/>
+      </w:pPr>
+    </w:lvl>
+    <w:lvl w:ilvl="2">
+      <w:start w:val="1"/>
+      <w:numFmt w:val="decimal"/>
+      <w:lvlText w:val="%1.%2.%3"/>
+      <w:lvlJc w:val="left"/>
+      <w:pPr>
+        <w:ind w:left="1418" w:hanging="567"/>
+      </w:pPr>
+    </w:lvl>
+    <w:lvl w:ilvl="3">
+      <w:start w:val="1"/>
+      <w:numFmt w:val="decimal"/>
+      <w:lvlText w:val="%1.%2.%3.%4"/>
+      <w:lvlJc w:val="left"/>
+      <w:pPr>
+        <w:ind w:left="1984" w:hanging="708"/>
+      </w:pPr>
+    </w:lvl>
+    <w:lvl w:ilvl="4">
+      <w:start w:val="1"/>
+      <w:numFmt w:val="decimal"/>
+      <w:lvlText w:val="%1.%2.%3.%4.%5"/>
+      <w:lvlJc w:val="left"/>
+      <w:pPr>
+        <w:ind w:left="2551" w:hanging="850"/>
+      </w:pPr>
+    </w:lvl>
+    <w:lvl w:ilvl="5">
+      <w:start w:val="1"/>
+      <w:numFmt w:val="decimal"/>
+      <w:lvlText w:val="%1.%2.%3.%4.%5.%6"/>
+      <w:lvlJc w:val="left"/>
+      <w:pPr>
+        <w:ind w:left="3260" w:hanging="1134"/>
+      </w:pPr>
+    </w:lvl>
+    <w:lvl w:ilvl="6">
+      <w:start w:val="1"/>
+      <w:numFmt w:val="decimal"/>
+      <w:lvlText w:val="%1.%2.%3.%4.%5.%6.%7"/>
+      <w:lvlJc w:val="left"/>
+      <w:pPr>
+        <w:ind w:left="3827" w:hanging="1276"/>
+      </w:pPr>
+    </w:lvl>
+    <w:lvl w:ilvl="7">
+      <w:start w:val="1"/>
+      <w:numFmt w:val="decimal"/>
+      <w:lvlText w:val="%1.%2.%3.%4.%5.%6.%7.%8"/>
+      <w:lvlJc w:val="left"/>
+      <w:pPr>
+        <w:ind w:left="4394" w:hanging="1418"/>
+      </w:pPr>
+    </w:lvl>
+    <w:lvl w:ilvl="8">
+      <w:start w:val="1"/>
+      <w:numFmt w:val="decimal"/>
+      <w:lvlText w:val="%1.%2.%3.%4.%5.%6.%7.%8.%9"/>
+      <w:lvlJc w:val="left"/>
+      <w:pPr>
+        <w:ind w:left="5102" w:hanging="1700"/>
+      </w:pPr>
+    </w:lvl>
+  </w:abstractNum>
+  <w:abstractNum w:abstractNumId="17" w15:restartNumberingAfterBreak="0">
+    <w:nsid w:val="6B92105C"/>
+    <w:multiLevelType w:val="hybridMultilevel"/>
+    <w:tmpl w:val="7C765A3E"/>
+    <w:lvl w:ilvl="0" w:tplc="577A73B6">
+      <w:start w:val="1"/>
+      <w:numFmt w:val="japaneseCounting"/>
+      <w:lvlText w:val="%1、"/>
+      <w:lvlJc w:val="left"/>
+      <w:pPr>
+        <w:ind w:left="600" w:hanging="600"/>
+      </w:pPr>
+      <w:rPr>
+        <w:rFonts w:hint="default"/>
+      </w:rPr>
+    </w:lvl>
+    <w:lvl w:ilvl="1" w:tplc="04090019" w:tentative="1">
+      <w:start w:val="1"/>
+      <w:numFmt w:val="lowerLetter"/>
+      <w:lvlText w:val="%2)"/>
+      <w:lvlJc w:val="left"/>
+      <w:pPr>
+        <w:ind w:left="880" w:hanging="440"/>
+      </w:pPr>
+    </w:lvl>
+    <w:lvl w:ilvl="2" w:tplc="0409001B" w:tentative="1">
+      <w:start w:val="1"/>
+      <w:numFmt w:val="lowerRoman"/>
+      <w:lvlText w:val="%3."/>
+      <w:lvlJc w:val="right"/>
+      <w:pPr>
+        <w:ind w:left="1320" w:hanging="440"/>
+      </w:pPr>
+    </w:lvl>
+    <w:lvl w:ilvl="3" w:tplc="0409000F" w:tentative="1">
+      <w:start w:val="1"/>
+      <w:numFmt w:val="decimal"/>
+      <w:lvlText w:val="%4."/>
+      <w:lvlJc w:val="left"/>
+      <w:pPr>
+        <w:ind w:left="1760" w:hanging="440"/>
+      </w:pPr>
+    </w:lvl>
+    <w:lvl w:ilvl="4" w:tplc="04090019" w:tentative="1">
+      <w:start w:val="1"/>
+      <w:numFmt w:val="lowerLetter"/>
+      <w:lvlText w:val="%5)"/>
+      <w:lvlJc w:val="left"/>
+      <w:pPr>
+        <w:ind w:left="2200" w:hanging="440"/>
+      </w:pPr>
+    </w:lvl>
+    <w:lvl w:ilvl="5" w:tplc="0409001B" w:tentative="1">
+      <w:start w:val="1"/>
+      <w:numFmt w:val="lowerRoman"/>
+      <w:lvlText w:val="%6."/>
+      <w:lvlJc w:val="right"/>
+      <w:pPr>
+        <w:ind w:left="2640" w:hanging="440"/>
+      </w:pPr>
+    </w:lvl>
+    <w:lvl w:ilvl="6" w:tplc="0409000F" w:tentative="1">
+      <w:start w:val="1"/>
+      <w:numFmt w:val="decimal"/>
+      <w:lvlText w:val="%7."/>
+      <w:lvlJc w:val="left"/>
+      <w:pPr>
+        <w:ind w:left="3080" w:hanging="440"/>
+      </w:pPr>
+    </w:lvl>
+    <w:lvl w:ilvl="7" w:tplc="04090019" w:tentative="1">
+      <w:start w:val="1"/>
+      <w:numFmt w:val="lowerLetter"/>
+      <w:lvlText w:val="%8)"/>
+      <w:lvlJc w:val="left"/>
+      <w:pPr>
+        <w:ind w:left="3520" w:hanging="440"/>
+      </w:pPr>
+    </w:lvl>
+    <w:lvl w:ilvl="8" w:tplc="0409001B" w:tentative="1">
+      <w:start w:val="1"/>
+      <w:numFmt w:val="lowerRoman"/>
+      <w:lvlText w:val="%9."/>
+      <w:lvlJc w:val="right"/>
+      <w:pPr>
+        <w:ind w:left="3960" w:hanging="440"/>
+      </w:pPr>
+    </w:lvl>
+  </w:abstractNum>
+  <w:abstractNum w:abstractNumId="18" w15:restartNumberingAfterBreak="0">
     <w:nsid w:val="6C7B6F7D"/>
     <w:multiLevelType w:val="hybridMultilevel"/>
     <w:tmpl w:val="65665958"/>
@@ -2427,7 +6669,7 @@
       </w:pPr>
     </w:lvl>
   </w:abstractNum>
-  <w:abstractNum w:abstractNumId="9" w15:restartNumberingAfterBreak="0">
+  <w:abstractNum w:abstractNumId="19" w15:restartNumberingAfterBreak="0">
     <w:nsid w:val="7AEC10C5"/>
     <w:multiLevelType w:val="hybridMultilevel"/>
     <w:tmpl w:val="665C2EFC"/>
@@ -2517,33 +6759,69 @@
     </w:lvl>
   </w:abstractNum>
   <w:num w:numId="1" w16cid:durableId="1504319339">
+    <w:abstractNumId w:val="3"/>
+  </w:num>
+  <w:num w:numId="2" w16cid:durableId="2052462522">
+    <w:abstractNumId w:val="4"/>
+  </w:num>
+  <w:num w:numId="3" w16cid:durableId="633025349">
+    <w:abstractNumId w:val="18"/>
+  </w:num>
+  <w:num w:numId="4" w16cid:durableId="995838414">
+    <w:abstractNumId w:val="11"/>
+  </w:num>
+  <w:num w:numId="5" w16cid:durableId="1807359176">
+    <w:abstractNumId w:val="12"/>
+  </w:num>
+  <w:num w:numId="6" w16cid:durableId="1778017399">
+    <w:abstractNumId w:val="10"/>
+  </w:num>
+  <w:num w:numId="7" w16cid:durableId="1338461490">
+    <w:abstractNumId w:val="13"/>
+  </w:num>
+  <w:num w:numId="8" w16cid:durableId="199055850">
+    <w:abstractNumId w:val="19"/>
+  </w:num>
+  <w:num w:numId="9" w16cid:durableId="416246164">
+    <w:abstractNumId w:val="6"/>
+  </w:num>
+  <w:num w:numId="10" w16cid:durableId="384763611">
+    <w:abstractNumId w:val="14"/>
+  </w:num>
+  <w:num w:numId="11" w16cid:durableId="580412425">
+    <w:abstractNumId w:val="5"/>
+  </w:num>
+  <w:num w:numId="12" w16cid:durableId="411658347">
+    <w:abstractNumId w:val="17"/>
+  </w:num>
+  <w:num w:numId="13" w16cid:durableId="82648599">
+    <w:abstractNumId w:val="9"/>
+  </w:num>
+  <w:num w:numId="14" w16cid:durableId="634457691">
+    <w:abstractNumId w:val="15"/>
+  </w:num>
+  <w:num w:numId="15" w16cid:durableId="1248345249">
+    <w:abstractNumId w:val="8"/>
+  </w:num>
+  <w:num w:numId="16" w16cid:durableId="1700009278">
     <w:abstractNumId w:val="0"/>
   </w:num>
-  <w:num w:numId="2" w16cid:durableId="2052462522">
+  <w:num w:numId="17" w16cid:durableId="1108550567">
+    <w:abstractNumId w:val="2"/>
+  </w:num>
+  <w:num w:numId="18" w16cid:durableId="1336346570">
     <w:abstractNumId w:val="1"/>
   </w:num>
-  <w:num w:numId="3" w16cid:durableId="633025349">
-    <w:abstractNumId w:val="8"/>
+  <w:num w:numId="19" w16cid:durableId="1620994112">
+    <w:abstractNumId w:val="1"/>
+    <w:lvlOverride w:ilvl="0">
+      <w:startOverride w:val="1"/>
+    </w:lvlOverride>
   </w:num>
-  <w:num w:numId="4" w16cid:durableId="995838414">
-    <w:abstractNumId w:val="4"/>
+  <w:num w:numId="20" w16cid:durableId="2022245414">
+    <w:abstractNumId w:val="16"/>
   </w:num>
-  <w:num w:numId="5" w16cid:durableId="1807359176">
-    <w:abstractNumId w:val="5"/>
-  </w:num>
-  <w:num w:numId="6" w16cid:durableId="1778017399">
-    <w:abstractNumId w:val="3"/>
-  </w:num>
-  <w:num w:numId="7" w16cid:durableId="1338461490">
-    <w:abstractNumId w:val="6"/>
-  </w:num>
-  <w:num w:numId="8" w16cid:durableId="199055850">
-    <w:abstractNumId w:val="9"/>
-  </w:num>
-  <w:num w:numId="9" w16cid:durableId="416246164">
-    <w:abstractNumId w:val="2"/>
-  </w:num>
-  <w:num w:numId="10" w16cid:durableId="384763611">
+  <w:num w:numId="21" w16cid:durableId="1949504049">
     <w:abstractNumId w:val="7"/>
   </w:num>
 </w:numbering>
@@ -2748,7 +7026,7 @@
     <w:lsdException w:name="Medium Shading 2 Accent 1" w:uiPriority="64"/>
     <w:lsdException w:name="Medium List 1 Accent 1" w:uiPriority="65"/>
     <w:lsdException w:name="Revision" w:semiHidden="1"/>
-    <w:lsdException w:name="List Paragraph" w:uiPriority="34" w:qFormat="1"/>
+    <w:lsdException w:name="List Paragraph" w:qFormat="1"/>
     <w:lsdException w:name="Quote" w:uiPriority="29" w:qFormat="1"/>
     <w:lsdException w:name="Intense Quote" w:uiPriority="30" w:qFormat="1"/>
     <w:lsdException w:name="Medium List 2 Accent 1" w:uiPriority="66"/>
@@ -2981,20 +7259,23 @@
     <w:next w:val="Normal"/>
     <w:link w:val="Heading2Char"/>
     <w:uiPriority w:val="9"/>
-    <w:semiHidden/>
     <w:unhideWhenUsed/>
     <w:qFormat/>
-    <w:rsid w:val="00E2281C"/>
+    <w:rsid w:val="00D4548D"/>
     <w:pPr>
       <w:keepNext/>
       <w:keepLines/>
+      <w:numPr>
+        <w:numId w:val="14"/>
+      </w:numPr>
       <w:spacing w:before="160" w:after="80"/>
       <w:outlineLvl w:val="1"/>
     </w:pPr>
     <w:rPr>
-      <w:rFonts w:asciiTheme="majorHAnsi" w:eastAsiaTheme="majorEastAsia" w:hAnsiTheme="majorHAnsi" w:cstheme="majorBidi"/>
-      <w:color w:val="0F4761" w:themeColor="accent1" w:themeShade="BF"/>
-      <w:sz w:val="40"/>
+      <w:rFonts w:asciiTheme="majorHAnsi" w:eastAsia="Heiti TC Medium" w:hAnsiTheme="majorHAnsi" w:cstheme="majorBidi"/>
+      <w:b/>
+      <w:color w:val="000000" w:themeColor="text1"/>
+      <w:sz w:val="32"/>
       <w:szCs w:val="40"/>
     </w:rPr>
   </w:style>
@@ -3004,20 +7285,23 @@
     <w:next w:val="Normal"/>
     <w:link w:val="Heading3Char"/>
     <w:uiPriority w:val="9"/>
-    <w:semiHidden/>
     <w:unhideWhenUsed/>
     <w:qFormat/>
-    <w:rsid w:val="00E2281C"/>
+    <w:rsid w:val="00D4548D"/>
     <w:pPr>
       <w:keepNext/>
       <w:keepLines/>
+      <w:numPr>
+        <w:numId w:val="18"/>
+      </w:numPr>
       <w:spacing w:before="160" w:after="80"/>
       <w:outlineLvl w:val="2"/>
     </w:pPr>
     <w:rPr>
-      <w:rFonts w:asciiTheme="majorHAnsi" w:eastAsiaTheme="majorEastAsia" w:hAnsiTheme="majorHAnsi" w:cstheme="majorBidi"/>
-      <w:color w:val="0F4761" w:themeColor="accent1" w:themeShade="BF"/>
-      <w:sz w:val="32"/>
+      <w:rFonts w:asciiTheme="majorHAnsi" w:eastAsia="Heiti TC Medium" w:hAnsiTheme="majorHAnsi" w:cstheme="majorBidi"/>
+      <w:b/>
+      <w:color w:val="000000" w:themeColor="text1"/>
+      <w:sz w:val="28"/>
       <w:szCs w:val="32"/>
     </w:rPr>
   </w:style>
@@ -3027,20 +7311,22 @@
     <w:next w:val="Normal"/>
     <w:link w:val="Heading4Char"/>
     <w:uiPriority w:val="9"/>
-    <w:semiHidden/>
     <w:unhideWhenUsed/>
     <w:qFormat/>
-    <w:rsid w:val="00E2281C"/>
+    <w:rsid w:val="00D4548D"/>
     <w:pPr>
       <w:keepNext/>
       <w:keepLines/>
+      <w:numPr>
+        <w:numId w:val="21"/>
+      </w:numPr>
       <w:spacing w:before="80" w:after="40"/>
       <w:outlineLvl w:val="3"/>
     </w:pPr>
     <w:rPr>
       <w:rFonts w:cstheme="majorBidi"/>
-      <w:color w:val="0F4761" w:themeColor="accent1" w:themeShade="BF"/>
-      <w:sz w:val="28"/>
+      <w:color w:val="000000" w:themeColor="text1"/>
+      <w:sz w:val="24"/>
       <w:szCs w:val="28"/>
     </w:rPr>
   </w:style>
@@ -3199,12 +7485,13 @@
     <w:basedOn w:val="DefaultParagraphFont"/>
     <w:link w:val="Heading2"/>
     <w:uiPriority w:val="9"/>
-    <w:semiHidden/>
-    <w:rsid w:val="00E2281C"/>
+    <w:qFormat/>
+    <w:rsid w:val="00D4548D"/>
     <w:rPr>
-      <w:rFonts w:asciiTheme="majorHAnsi" w:eastAsiaTheme="majorEastAsia" w:hAnsiTheme="majorHAnsi" w:cstheme="majorBidi"/>
-      <w:color w:val="0F4761" w:themeColor="accent1" w:themeShade="BF"/>
-      <w:sz w:val="40"/>
+      <w:rFonts w:asciiTheme="majorHAnsi" w:eastAsia="Heiti TC Medium" w:hAnsiTheme="majorHAnsi" w:cstheme="majorBidi"/>
+      <w:b/>
+      <w:color w:val="000000" w:themeColor="text1"/>
+      <w:sz w:val="32"/>
       <w:szCs w:val="40"/>
     </w:rPr>
   </w:style>
@@ -3213,12 +7500,12 @@
     <w:basedOn w:val="DefaultParagraphFont"/>
     <w:link w:val="Heading3"/>
     <w:uiPriority w:val="9"/>
-    <w:semiHidden/>
-    <w:rsid w:val="00E2281C"/>
+    <w:rsid w:val="00D4548D"/>
     <w:rPr>
-      <w:rFonts w:asciiTheme="majorHAnsi" w:eastAsiaTheme="majorEastAsia" w:hAnsiTheme="majorHAnsi" w:cstheme="majorBidi"/>
-      <w:color w:val="0F4761" w:themeColor="accent1" w:themeShade="BF"/>
-      <w:sz w:val="32"/>
+      <w:rFonts w:asciiTheme="majorHAnsi" w:eastAsia="Heiti TC Medium" w:hAnsiTheme="majorHAnsi" w:cstheme="majorBidi"/>
+      <w:b/>
+      <w:color w:val="000000" w:themeColor="text1"/>
+      <w:sz w:val="28"/>
       <w:szCs w:val="32"/>
     </w:rPr>
   </w:style>
@@ -3227,12 +7514,11 @@
     <w:basedOn w:val="DefaultParagraphFont"/>
     <w:link w:val="Heading4"/>
     <w:uiPriority w:val="9"/>
-    <w:semiHidden/>
-    <w:rsid w:val="00E2281C"/>
+    <w:rsid w:val="00D4548D"/>
     <w:rPr>
       <w:rFonts w:cstheme="majorBidi"/>
-      <w:color w:val="0F4761" w:themeColor="accent1" w:themeShade="BF"/>
-      <w:sz w:val="28"/>
+      <w:color w:val="000000" w:themeColor="text1"/>
+      <w:sz w:val="24"/>
       <w:szCs w:val="28"/>
     </w:rPr>
   </w:style>
@@ -3405,7 +7691,7 @@
   <w:style w:type="paragraph" w:styleId="ListParagraph">
     <w:name w:val="List Paragraph"/>
     <w:basedOn w:val="Normal"/>
-    <w:uiPriority w:val="34"/>
+    <w:uiPriority w:val="99"/>
     <w:qFormat/>
     <w:rsid w:val="00E2281C"/>
     <w:pPr>
@@ -3473,6 +7759,65 @@
       <w:color w:val="0F4761" w:themeColor="accent1" w:themeShade="BF"/>
       <w:spacing w:val="5"/>
     </w:rPr>
+  </w:style>
+  <w:style w:type="table" w:styleId="TableGrid">
+    <w:name w:val="Table Grid"/>
+    <w:basedOn w:val="TableNormal"/>
+    <w:uiPriority w:val="39"/>
+    <w:rsid w:val="00D4548D"/>
+    <w:pPr>
+      <w:widowControl w:val="0"/>
+      <w:spacing w:after="0" w:line="240" w:lineRule="auto"/>
+      <w:jc w:val="both"/>
+    </w:pPr>
+    <w:rPr>
+      <w:rFonts w:ascii="Times New Roman" w:eastAsia="SimSun" w:hAnsi="Times New Roman" w:cs="Times New Roman"/>
+      <w:kern w:val="0"/>
+      <w:sz w:val="20"/>
+      <w:szCs w:val="20"/>
+      <w:lang w:val="en-US"/>
+      <w14:ligatures w14:val="none"/>
+    </w:rPr>
+    <w:tblPr>
+      <w:tblBorders>
+        <w:top w:val="single" w:sz="4" w:space="0" w:color="auto"/>
+        <w:left w:val="single" w:sz="4" w:space="0" w:color="auto"/>
+        <w:bottom w:val="single" w:sz="4" w:space="0" w:color="auto"/>
+        <w:right w:val="single" w:sz="4" w:space="0" w:color="auto"/>
+        <w:insideH w:val="single" w:sz="4" w:space="0" w:color="auto"/>
+        <w:insideV w:val="single" w:sz="4" w:space="0" w:color="auto"/>
+      </w:tblBorders>
+    </w:tblPr>
+  </w:style>
+  <w:style w:type="numbering" w:customStyle="1" w:styleId="CurrentList1">
+    <w:name w:val="Current List1"/>
+    <w:uiPriority w:val="99"/>
+    <w:rsid w:val="00D4548D"/>
+    <w:pPr>
+      <w:numPr>
+        <w:numId w:val="16"/>
+      </w:numPr>
+    </w:pPr>
+  </w:style>
+  <w:style w:type="numbering" w:customStyle="1" w:styleId="CurrentList2">
+    <w:name w:val="Current List2"/>
+    <w:uiPriority w:val="99"/>
+    <w:rsid w:val="00D4548D"/>
+    <w:pPr>
+      <w:numPr>
+        <w:numId w:val="17"/>
+      </w:numPr>
+    </w:pPr>
+  </w:style>
+  <w:style w:type="numbering" w:customStyle="1" w:styleId="CurrentList3">
+    <w:name w:val="Current List3"/>
+    <w:uiPriority w:val="99"/>
+    <w:rsid w:val="00D4548D"/>
+    <w:pPr>
+      <w:numPr>
+        <w:numId w:val="20"/>
+      </w:numPr>
+    </w:pPr>
   </w:style>
 </w:styles>
 </file>
@@ -3777,7 +8122,7 @@
 </file>
 
 <file path=customXml/itemProps1.xml><?xml version="1.0" encoding="utf-8"?>
-<ds:datastoreItem xmlns:ds="http://schemas.openxmlformats.org/officeDocument/2006/customXml" ds:itemID="{2746ECD1-7F4E-4D4A-870F-5BEDC58FEA67}">
+<ds:datastoreItem xmlns:ds="http://schemas.openxmlformats.org/officeDocument/2006/customXml" ds:itemID="{17B13C6F-5536-094D-B162-FA142C20FDC3}">
   <ds:schemaRefs>
     <ds:schemaRef ds:uri="http://schemas.openxmlformats.org/officeDocument/2006/bibliography"/>
   </ds:schemaRefs>
